--- a/docs/tumor-ngs-equip-diff/苏州市立医院-肿瘤NGS设备清单变更对照（9.13 vs 9.12）.docx
+++ b/docs/tumor-ngs-equip-diff/苏州市立医院-肿瘤NGS设备清单变更对照（9.13 vs 9.12）.docx
@@ -1389,7 +1389,51 @@
           <w:sz w:val="19"/>
           <w:szCs w:val="19"/>
         </w:rPr>
-        <w:t xml:space="preserve">底色含义：绿＝新增，紫＝由其他分区调入，黄＝参数或数量修改（表内注明原值），红＝移出本区，无底色＝未变。「待补」标记表示厂商与型号尚未填写。</w:t>
+        <w:t xml:space="preserve">底色含义：绿＝</w:t>
+      </w:r>
+      <w:r>
+        <w:rPr>
+          <w:rFonts w:ascii="Times New Roman" w:eastAsia="宋体" w:hAnsi="Times New Roman"/>
+          <w:b/>
+          <w:bCs/>
+          <w:color w:val="000000"/>
+          <w:sz w:val="19"/>
+          <w:szCs w:val="19"/>
+        </w:rPr>
+        <w:t xml:space="preserve">新增</w:t>
+      </w:r>
+      <w:r>
+        <w:rPr>
+          <w:rFonts w:ascii="Times New Roman" w:eastAsia="宋体" w:hAnsi="Times New Roman"/>
+          <w:b w:val="false"/>
+          <w:bCs w:val="false"/>
+          <w:color w:val="000000"/>
+          <w:sz w:val="19"/>
+          <w:szCs w:val="19"/>
+        </w:rPr>
+        <w:t xml:space="preserve">（全院总数增加，需增配），紫＝</w:t>
+      </w:r>
+      <w:r>
+        <w:rPr>
+          <w:rFonts w:ascii="Times New Roman" w:eastAsia="宋体" w:hAnsi="Times New Roman"/>
+          <w:b/>
+          <w:bCs/>
+          <w:color w:val="000000"/>
+          <w:sz w:val="19"/>
+          <w:szCs w:val="19"/>
+        </w:rPr>
+        <w:t xml:space="preserve">调入</w:t>
+      </w:r>
+      <w:r>
+        <w:rPr>
+          <w:rFonts w:ascii="Times New Roman" w:eastAsia="宋体" w:hAnsi="Times New Roman"/>
+          <w:b w:val="false"/>
+          <w:bCs w:val="false"/>
+          <w:color w:val="000000"/>
+          <w:sz w:val="19"/>
+          <w:szCs w:val="19"/>
+        </w:rPr>
+        <w:t xml:space="preserve">（全院总数未变，只换了分区），黄＝参数或数量修改（表内注明原值），红＝移出本区，无底色＝未变。「待补」标记表示厂商与型号尚未填写。</w:t>
       </w:r>
     </w:p>
     <w:tbl>
@@ -7687,7 +7731,7 @@
               <w:bottom w:val="single" w:color="BFBFBF" w:sz="2"/>
               <w:right w:val="none" w:color="FFFFFF" w:sz="0"/>
             </w:tcBorders>
-            <w:shd w:fill="F1EAFA" w:color="auto" w:val="clear"/>
+            <w:shd w:fill="E6F4EA" w:color="auto" w:val="clear"/>
             <w:tcMar>
               <w:top w:type="dxa" w:w="60"/>
               <w:left w:type="dxa" w:w="90"/>
@@ -7719,6 +7763,260 @@
                 <w:b/>
                 <w:bCs/>
                 <w:strike w:val="false"/>
+                <w:color w:val="1B7A3D"/>
+                <w:sz w:val="17"/>
+                <w:szCs w:val="17"/>
+              </w:rPr>
+              <w:t xml:space="preserve">　新增</w:t>
+            </w:r>
+          </w:p>
+        </w:tc>
+        <w:tc>
+          <w:tcPr>
+            <w:tcW w:type="dxa" w:w="1500"/>
+            <w:tcBorders>
+              <w:top w:val="none" w:color="FFFFFF" w:sz="0"/>
+              <w:left w:val="none" w:color="FFFFFF" w:sz="0"/>
+              <w:bottom w:val="single" w:color="BFBFBF" w:sz="2"/>
+              <w:right w:val="none" w:color="FFFFFF" w:sz="0"/>
+            </w:tcBorders>
+            <w:shd w:fill="E6F4EA" w:color="auto" w:val="clear"/>
+            <w:tcMar>
+              <w:top w:type="dxa" w:w="60"/>
+              <w:left w:type="dxa" w:w="90"/>
+              <w:bottom w:type="dxa" w:w="60"/>
+              <w:right w:type="dxa" w:w="90"/>
+            </w:tcMar>
+            <w:vAlign w:val="top"/>
+          </w:tcPr>
+          <w:p>
+            <w:pPr>
+              <w:spacing w:line="280"/>
+              <w:jc w:val="left"/>
+            </w:pPr>
+            <w:r>
+              <w:rPr>
+                <w:rFonts w:ascii="Times New Roman" w:eastAsia="宋体" w:hAnsi="Times New Roman"/>
+                <w:b w:val="false"/>
+                <w:bCs w:val="false"/>
+                <w:strike w:val="false"/>
+                <w:color w:val="000000"/>
+                <w:sz w:val="18"/>
+                <w:szCs w:val="18"/>
+              </w:rPr>
+              <w:t xml:space="preserve">TIANGEN</w:t>
+            </w:r>
+          </w:p>
+        </w:tc>
+        <w:tc>
+          <w:tcPr>
+            <w:tcW w:type="dxa" w:w="2560"/>
+            <w:tcBorders>
+              <w:top w:val="none" w:color="FFFFFF" w:sz="0"/>
+              <w:left w:val="none" w:color="FFFFFF" w:sz="0"/>
+              <w:bottom w:val="single" w:color="BFBFBF" w:sz="2"/>
+              <w:right w:val="none" w:color="FFFFFF" w:sz="0"/>
+            </w:tcBorders>
+            <w:shd w:fill="E6F4EA" w:color="auto" w:val="clear"/>
+            <w:tcMar>
+              <w:top w:type="dxa" w:w="60"/>
+              <w:left w:type="dxa" w:w="90"/>
+              <w:bottom w:type="dxa" w:w="60"/>
+              <w:right w:type="dxa" w:w="90"/>
+            </w:tcMar>
+            <w:vAlign w:val="top"/>
+          </w:tcPr>
+          <w:p>
+            <w:pPr>
+              <w:spacing w:line="280"/>
+              <w:jc w:val="left"/>
+            </w:pPr>
+            <w:r>
+              <w:rPr>
+                <w:rFonts w:ascii="Times New Roman" w:eastAsia="宋体" w:hAnsi="Times New Roman"/>
+                <w:b w:val="false"/>
+                <w:bCs w:val="false"/>
+                <w:strike w:val="false"/>
+                <w:color w:val="000000"/>
+                <w:sz w:val="18"/>
+                <w:szCs w:val="18"/>
+              </w:rPr>
+              <w:t xml:space="preserve">0.5-10µL／10-100µL／20-200µL／100-1000µL</w:t>
+            </w:r>
+          </w:p>
+          <w:p>
+            <w:pPr>
+              <w:spacing w:line="280"/>
+              <w:jc w:val="left"/>
+            </w:pPr>
+            <w:r>
+              <w:rPr>
+                <w:rFonts w:ascii="Times New Roman" w:eastAsia="宋体" w:hAnsi="Times New Roman"/>
+                <w:b w:val="false"/>
+                <w:bCs w:val="false"/>
+                <w:strike w:val="false"/>
+                <w:color w:val="555555"/>
+                <w:sz w:val="17"/>
+                <w:szCs w:val="17"/>
+              </w:rPr>
+              <w:t xml:space="preserve">全院合计 36 → 28（-8）</w:t>
+            </w:r>
+          </w:p>
+        </w:tc>
+        <w:tc>
+          <w:tcPr>
+            <w:tcW w:type="dxa" w:w="560"/>
+            <w:tcBorders>
+              <w:top w:val="none" w:color="FFFFFF" w:sz="0"/>
+              <w:left w:val="none" w:color="FFFFFF" w:sz="0"/>
+              <w:bottom w:val="single" w:color="BFBFBF" w:sz="2"/>
+              <w:right w:val="none" w:color="FFFFFF" w:sz="0"/>
+            </w:tcBorders>
+            <w:shd w:fill="E6F4EA" w:color="auto" w:val="clear"/>
+            <w:tcMar>
+              <w:top w:type="dxa" w:w="60"/>
+              <w:left w:type="dxa" w:w="90"/>
+              <w:bottom w:type="dxa" w:w="60"/>
+              <w:right w:type="dxa" w:w="90"/>
+            </w:tcMar>
+            <w:vAlign w:val="top"/>
+          </w:tcPr>
+          <w:p>
+            <w:pPr>
+              <w:spacing w:line="280"/>
+              <w:jc w:val="center"/>
+            </w:pPr>
+            <w:r>
+              <w:rPr>
+                <w:rFonts w:ascii="Times New Roman" w:eastAsia="宋体" w:hAnsi="Times New Roman"/>
+                <w:b w:val="false"/>
+                <w:bCs w:val="false"/>
+                <w:strike w:val="false"/>
+                <w:color w:val="000000"/>
+                <w:sz w:val="18"/>
+                <w:szCs w:val="18"/>
+              </w:rPr>
+              <w:t xml:space="preserve">4</w:t>
+            </w:r>
+          </w:p>
+        </w:tc>
+        <w:tc>
+          <w:tcPr>
+            <w:tcW w:type="dxa" w:w="1700"/>
+            <w:tcBorders>
+              <w:top w:val="none" w:color="FFFFFF" w:sz="0"/>
+              <w:left w:val="none" w:color="FFFFFF" w:sz="0"/>
+              <w:bottom w:val="single" w:color="BFBFBF" w:sz="2"/>
+              <w:right w:val="none" w:color="FFFFFF" w:sz="0"/>
+            </w:tcBorders>
+            <w:shd w:fill="E6F4EA" w:color="auto" w:val="clear"/>
+            <w:tcMar>
+              <w:top w:type="dxa" w:w="60"/>
+              <w:left w:type="dxa" w:w="90"/>
+              <w:bottom w:type="dxa" w:w="60"/>
+              <w:right w:type="dxa" w:w="90"/>
+            </w:tcMar>
+            <w:vAlign w:val="top"/>
+          </w:tcPr>
+          <w:p>
+            <w:pPr>
+              <w:spacing w:line="280"/>
+              <w:jc w:val="left"/>
+            </w:pPr>
+            <w:r>
+              <w:rPr>
+                <w:rFonts w:ascii="Times New Roman" w:eastAsia="宋体" w:hAnsi="Times New Roman"/>
+                <w:b w:val="false"/>
+                <w:bCs w:val="false"/>
+                <w:strike w:val="false"/>
+                <w:color w:val="000000"/>
+                <w:sz w:val="18"/>
+                <w:szCs w:val="18"/>
+              </w:rPr>
+              <w:t xml:space="preserve">分子实验操作常规设备</w:t>
+            </w:r>
+          </w:p>
+        </w:tc>
+        <w:tc>
+          <w:tcPr>
+            <w:tcW w:type="dxa" w:w="1240"/>
+            <w:tcBorders>
+              <w:top w:val="none" w:color="FFFFFF" w:sz="0"/>
+              <w:left w:val="none" w:color="FFFFFF" w:sz="0"/>
+              <w:bottom w:val="single" w:color="BFBFBF" w:sz="2"/>
+              <w:right w:val="none" w:color="FFFFFF" w:sz="0"/>
+            </w:tcBorders>
+            <w:shd w:fill="E6F4EA" w:color="auto" w:val="clear"/>
+            <w:tcMar>
+              <w:top w:type="dxa" w:w="60"/>
+              <w:left w:type="dxa" w:w="90"/>
+              <w:bottom w:type="dxa" w:w="60"/>
+              <w:right w:type="dxa" w:w="90"/>
+            </w:tcMar>
+            <w:vAlign w:val="top"/>
+          </w:tcPr>
+          <w:p>
+            <w:pPr>
+              <w:spacing w:line="280"/>
+              <w:jc w:val="center"/>
+            </w:pPr>
+            <w:r>
+              <w:rPr>
+                <w:rFonts w:ascii="Arial" w:eastAsia="黑体" w:hAnsi="Arial"/>
+                <w:b/>
+                <w:bCs/>
+                <w:strike w:val="false"/>
+                <w:color w:val="1B7A3D"/>
+                <w:sz w:val="18"/>
+                <w:szCs w:val="18"/>
+              </w:rPr>
+              <w:t xml:space="preserve">新增</w:t>
+            </w:r>
+          </w:p>
+        </w:tc>
+      </w:tr>
+      <w:tr>
+        <w:tc>
+          <w:tcPr>
+            <w:tcW w:type="dxa" w:w="2300"/>
+            <w:tcBorders>
+              <w:top w:val="none" w:color="FFFFFF" w:sz="0"/>
+              <w:left w:val="none" w:color="FFFFFF" w:sz="0"/>
+              <w:bottom w:val="single" w:color="BFBFBF" w:sz="2"/>
+              <w:right w:val="none" w:color="FFFFFF" w:sz="0"/>
+            </w:tcBorders>
+            <w:shd w:fill="F1EAFA" w:color="auto" w:val="clear"/>
+            <w:tcMar>
+              <w:top w:type="dxa" w:w="60"/>
+              <w:left w:type="dxa" w:w="90"/>
+              <w:bottom w:type="dxa" w:w="60"/>
+              <w:right w:type="dxa" w:w="90"/>
+            </w:tcMar>
+            <w:vAlign w:val="top"/>
+          </w:tcPr>
+          <w:p>
+            <w:pPr>
+              <w:spacing w:line="280"/>
+              <w:jc w:val="left"/>
+            </w:pPr>
+            <w:r>
+              <w:rPr>
+                <w:rFonts w:ascii="Times New Roman" w:eastAsia="宋体" w:hAnsi="Times New Roman"/>
+                <w:b w:val="false"/>
+                <w:bCs w:val="false"/>
+                <w:strike w:val="false"/>
+                <w:color w:val="000000"/>
+                <w:sz w:val="18"/>
+                <w:szCs w:val="18"/>
+              </w:rPr>
+              <w:t xml:space="preserve">八道移液器</w:t>
+            </w:r>
+            <w:r>
+              <w:rPr>
+                <w:rFonts w:ascii="Arial" w:eastAsia="黑体" w:hAnsi="Arial"/>
+                <w:b/>
+                <w:bCs/>
+                <w:strike w:val="false"/>
                 <w:color w:val="6B3FA0"/>
                 <w:sz w:val="17"/>
                 <w:szCs w:val="17"/>
@@ -7797,7 +8095,25 @@
                 <w:sz w:val="18"/>
                 <w:szCs w:val="18"/>
               </w:rPr>
-              <w:t xml:space="preserve">0.5-10µL／10-100µL／20-200µL／100-1000µL</w:t>
+              <w:t xml:space="preserve">0.5-10 µL／5-50 µL／30-300 µL</w:t>
+            </w:r>
+          </w:p>
+          <w:p>
+            <w:pPr>
+              <w:spacing w:line="280"/>
+              <w:jc w:val="left"/>
+            </w:pPr>
+            <w:r>
+              <w:rPr>
+                <w:rFonts w:ascii="Times New Roman" w:eastAsia="宋体" w:hAnsi="Times New Roman"/>
+                <w:b w:val="false"/>
+                <w:bCs w:val="false"/>
+                <w:strike w:val="false"/>
+                <w:color w:val="555555"/>
+                <w:sz w:val="17"/>
+                <w:szCs w:val="17"/>
+              </w:rPr>
+              <w:t xml:space="preserve">全院合计 12 → 12（未变，仅换分区）</w:t>
             </w:r>
           </w:p>
         </w:tc>
@@ -7834,7 +8150,7 @@
                 <w:sz w:val="18"/>
                 <w:szCs w:val="18"/>
               </w:rPr>
-              <w:t xml:space="preserve">4</w:t>
+              <w:t xml:space="preserve">3</w:t>
             </w:r>
           </w:p>
         </w:tc>
@@ -7923,31 +8239,31 @@
               <w:bottom w:val="single" w:color="BFBFBF" w:sz="2"/>
               <w:right w:val="none" w:color="FFFFFF" w:sz="0"/>
             </w:tcBorders>
-            <w:shd w:fill="F1EAFA" w:color="auto" w:val="clear"/>
-            <w:tcMar>
-              <w:top w:type="dxa" w:w="60"/>
-              <w:left w:type="dxa" w:w="90"/>
-              <w:bottom w:type="dxa" w:w="60"/>
-              <w:right w:type="dxa" w:w="90"/>
-            </w:tcMar>
-            <w:vAlign w:val="top"/>
-          </w:tcPr>
-          <w:p>
-            <w:pPr>
-              <w:spacing w:line="280"/>
-              <w:jc w:val="left"/>
-            </w:pPr>
-            <w:r>
-              <w:rPr>
-                <w:rFonts w:ascii="Times New Roman" w:eastAsia="宋体" w:hAnsi="Times New Roman"/>
-                <w:b w:val="false"/>
-                <w:bCs w:val="false"/>
-                <w:strike w:val="false"/>
-                <w:color w:val="000000"/>
-                <w:sz w:val="18"/>
-                <w:szCs w:val="18"/>
-              </w:rPr>
-              <w:t xml:space="preserve">八道移液器</w:t>
+            <w:shd w:fill="E6F4EA" w:color="auto" w:val="clear"/>
+            <w:tcMar>
+              <w:top w:type="dxa" w:w="60"/>
+              <w:left w:type="dxa" w:w="90"/>
+              <w:bottom w:type="dxa" w:w="60"/>
+              <w:right w:type="dxa" w:w="90"/>
+            </w:tcMar>
+            <w:vAlign w:val="top"/>
+          </w:tcPr>
+          <w:p>
+            <w:pPr>
+              <w:spacing w:line="280"/>
+              <w:jc w:val="left"/>
+            </w:pPr>
+            <w:r>
+              <w:rPr>
+                <w:rFonts w:ascii="Times New Roman" w:eastAsia="宋体" w:hAnsi="Times New Roman"/>
+                <w:b w:val="false"/>
+                <w:bCs w:val="false"/>
+                <w:strike w:val="false"/>
+                <w:color w:val="000000"/>
+                <w:sz w:val="18"/>
+                <w:szCs w:val="18"/>
+              </w:rPr>
+              <w:t xml:space="preserve">PCR扩增仪</w:t>
             </w:r>
             <w:r>
               <w:rPr>
@@ -7955,247 +8271,265 @@
                 <w:b/>
                 <w:bCs/>
                 <w:strike w:val="false"/>
-                <w:color w:val="6B3FA0"/>
+                <w:color w:val="1B7A3D"/>
                 <w:sz w:val="17"/>
                 <w:szCs w:val="17"/>
               </w:rPr>
-              <w:t xml:space="preserve">　调入</w:t>
-            </w:r>
-          </w:p>
-        </w:tc>
-        <w:tc>
-          <w:tcPr>
-            <w:tcW w:type="dxa" w:w="1500"/>
-            <w:tcBorders>
-              <w:top w:val="none" w:color="FFFFFF" w:sz="0"/>
-              <w:left w:val="none" w:color="FFFFFF" w:sz="0"/>
-              <w:bottom w:val="single" w:color="BFBFBF" w:sz="2"/>
-              <w:right w:val="none" w:color="FFFFFF" w:sz="0"/>
-            </w:tcBorders>
-            <w:shd w:fill="F1EAFA" w:color="auto" w:val="clear"/>
-            <w:tcMar>
-              <w:top w:type="dxa" w:w="60"/>
-              <w:left w:type="dxa" w:w="90"/>
-              <w:bottom w:type="dxa" w:w="60"/>
-              <w:right w:type="dxa" w:w="90"/>
-            </w:tcMar>
-            <w:vAlign w:val="top"/>
-          </w:tcPr>
-          <w:p>
-            <w:pPr>
-              <w:spacing w:line="280"/>
-              <w:jc w:val="left"/>
-            </w:pPr>
-            <w:r>
-              <w:rPr>
-                <w:rFonts w:ascii="Times New Roman" w:eastAsia="宋体" w:hAnsi="Times New Roman"/>
-                <w:b w:val="false"/>
-                <w:bCs w:val="false"/>
-                <w:strike w:val="false"/>
-                <w:color w:val="000000"/>
-                <w:sz w:val="18"/>
-                <w:szCs w:val="18"/>
-              </w:rPr>
-              <w:t xml:space="preserve">TIANGEN</w:t>
-            </w:r>
-          </w:p>
-        </w:tc>
-        <w:tc>
-          <w:tcPr>
-            <w:tcW w:type="dxa" w:w="2560"/>
-            <w:tcBorders>
-              <w:top w:val="none" w:color="FFFFFF" w:sz="0"/>
-              <w:left w:val="none" w:color="FFFFFF" w:sz="0"/>
-              <w:bottom w:val="single" w:color="BFBFBF" w:sz="2"/>
-              <w:right w:val="none" w:color="FFFFFF" w:sz="0"/>
-            </w:tcBorders>
-            <w:shd w:fill="F1EAFA" w:color="auto" w:val="clear"/>
-            <w:tcMar>
-              <w:top w:type="dxa" w:w="60"/>
-              <w:left w:type="dxa" w:w="90"/>
-              <w:bottom w:type="dxa" w:w="60"/>
-              <w:right w:type="dxa" w:w="90"/>
-            </w:tcMar>
-            <w:vAlign w:val="top"/>
-          </w:tcPr>
-          <w:p>
-            <w:pPr>
-              <w:spacing w:line="280"/>
-              <w:jc w:val="left"/>
-            </w:pPr>
-            <w:r>
-              <w:rPr>
-                <w:rFonts w:ascii="Times New Roman" w:eastAsia="宋体" w:hAnsi="Times New Roman"/>
-                <w:b w:val="false"/>
-                <w:bCs w:val="false"/>
-                <w:strike w:val="false"/>
-                <w:color w:val="000000"/>
-                <w:sz w:val="18"/>
-                <w:szCs w:val="18"/>
-              </w:rPr>
-              <w:t xml:space="preserve">0.5-10 µL／5-50 µL／30-300 µL</w:t>
-            </w:r>
-          </w:p>
-        </w:tc>
-        <w:tc>
-          <w:tcPr>
-            <w:tcW w:type="dxa" w:w="560"/>
-            <w:tcBorders>
-              <w:top w:val="none" w:color="FFFFFF" w:sz="0"/>
-              <w:left w:val="none" w:color="FFFFFF" w:sz="0"/>
-              <w:bottom w:val="single" w:color="BFBFBF" w:sz="2"/>
-              <w:right w:val="none" w:color="FFFFFF" w:sz="0"/>
-            </w:tcBorders>
-            <w:shd w:fill="F1EAFA" w:color="auto" w:val="clear"/>
-            <w:tcMar>
-              <w:top w:type="dxa" w:w="60"/>
-              <w:left w:type="dxa" w:w="90"/>
-              <w:bottom w:type="dxa" w:w="60"/>
-              <w:right w:type="dxa" w:w="90"/>
-            </w:tcMar>
-            <w:vAlign w:val="top"/>
-          </w:tcPr>
-          <w:p>
-            <w:pPr>
-              <w:spacing w:line="280"/>
-              <w:jc w:val="center"/>
-            </w:pPr>
-            <w:r>
-              <w:rPr>
-                <w:rFonts w:ascii="Times New Roman" w:eastAsia="宋体" w:hAnsi="Times New Roman"/>
-                <w:b w:val="false"/>
-                <w:bCs w:val="false"/>
-                <w:strike w:val="false"/>
-                <w:color w:val="000000"/>
-                <w:sz w:val="18"/>
-                <w:szCs w:val="18"/>
-              </w:rPr>
-              <w:t xml:space="preserve">3</w:t>
-            </w:r>
-          </w:p>
-        </w:tc>
-        <w:tc>
-          <w:tcPr>
-            <w:tcW w:type="dxa" w:w="1700"/>
-            <w:tcBorders>
-              <w:top w:val="none" w:color="FFFFFF" w:sz="0"/>
-              <w:left w:val="none" w:color="FFFFFF" w:sz="0"/>
-              <w:bottom w:val="single" w:color="BFBFBF" w:sz="2"/>
-              <w:right w:val="none" w:color="FFFFFF" w:sz="0"/>
-            </w:tcBorders>
-            <w:shd w:fill="F1EAFA" w:color="auto" w:val="clear"/>
-            <w:tcMar>
-              <w:top w:type="dxa" w:w="60"/>
-              <w:left w:type="dxa" w:w="90"/>
-              <w:bottom w:type="dxa" w:w="60"/>
-              <w:right w:type="dxa" w:w="90"/>
-            </w:tcMar>
-            <w:vAlign w:val="top"/>
-          </w:tcPr>
-          <w:p>
-            <w:pPr>
-              <w:spacing w:line="280"/>
-              <w:jc w:val="left"/>
-            </w:pPr>
-            <w:r>
-              <w:rPr>
-                <w:rFonts w:ascii="Times New Roman" w:eastAsia="宋体" w:hAnsi="Times New Roman"/>
-                <w:b w:val="false"/>
-                <w:bCs w:val="false"/>
-                <w:strike w:val="false"/>
-                <w:color w:val="000000"/>
-                <w:sz w:val="18"/>
-                <w:szCs w:val="18"/>
-              </w:rPr>
-              <w:t xml:space="preserve">分子实验操作常规设备</w:t>
-            </w:r>
-          </w:p>
-        </w:tc>
-        <w:tc>
-          <w:tcPr>
-            <w:tcW w:type="dxa" w:w="1240"/>
-            <w:tcBorders>
-              <w:top w:val="none" w:color="FFFFFF" w:sz="0"/>
-              <w:left w:val="none" w:color="FFFFFF" w:sz="0"/>
-              <w:bottom w:val="single" w:color="BFBFBF" w:sz="2"/>
-              <w:right w:val="none" w:color="FFFFFF" w:sz="0"/>
-            </w:tcBorders>
-            <w:shd w:fill="F1EAFA" w:color="auto" w:val="clear"/>
-            <w:tcMar>
-              <w:top w:type="dxa" w:w="60"/>
-              <w:left w:type="dxa" w:w="90"/>
-              <w:bottom w:type="dxa" w:w="60"/>
-              <w:right w:type="dxa" w:w="90"/>
-            </w:tcMar>
-            <w:vAlign w:val="top"/>
-          </w:tcPr>
-          <w:p>
-            <w:pPr>
-              <w:spacing w:line="280"/>
-              <w:jc w:val="center"/>
-            </w:pPr>
+              <w:t xml:space="preserve">　新增</w:t>
+            </w:r>
             <w:r>
               <w:rPr>
                 <w:rFonts w:ascii="Arial" w:eastAsia="黑体" w:hAnsi="Arial"/>
                 <w:b/>
                 <w:bCs/>
                 <w:strike w:val="false"/>
-                <w:color w:val="6B3FA0"/>
-                <w:sz w:val="18"/>
-                <w:szCs w:val="18"/>
-              </w:rPr>
-              <w:t xml:space="preserve">调入</w:t>
-            </w:r>
-          </w:p>
-        </w:tc>
-      </w:tr>
-      <w:tr>
-        <w:tc>
-          <w:tcPr>
-            <w:tcW w:type="dxa" w:w="2300"/>
-            <w:tcBorders>
-              <w:top w:val="none" w:color="FFFFFF" w:sz="0"/>
-              <w:left w:val="none" w:color="FFFFFF" w:sz="0"/>
-              <w:bottom w:val="single" w:color="BFBFBF" w:sz="2"/>
-              <w:right w:val="none" w:color="FFFFFF" w:sz="0"/>
-            </w:tcBorders>
-            <w:shd w:fill="F1EAFA" w:color="auto" w:val="clear"/>
-            <w:tcMar>
-              <w:top w:type="dxa" w:w="60"/>
-              <w:left w:type="dxa" w:w="90"/>
-              <w:bottom w:type="dxa" w:w="60"/>
-              <w:right w:type="dxa" w:w="90"/>
-            </w:tcMar>
-            <w:vAlign w:val="top"/>
-          </w:tcPr>
-          <w:p>
-            <w:pPr>
-              <w:spacing w:line="280"/>
-              <w:jc w:val="left"/>
-            </w:pPr>
-            <w:r>
-              <w:rPr>
-                <w:rFonts w:ascii="Times New Roman" w:eastAsia="宋体" w:hAnsi="Times New Roman"/>
-                <w:b w:val="false"/>
-                <w:bCs w:val="false"/>
-                <w:strike w:val="false"/>
-                <w:color w:val="000000"/>
-                <w:sz w:val="18"/>
-                <w:szCs w:val="18"/>
-              </w:rPr>
-              <w:t xml:space="preserve">PCR扩增仪</w:t>
-            </w:r>
+                <w:color w:val="8A4B00"/>
+                <w:sz w:val="17"/>
+                <w:szCs w:val="17"/>
+              </w:rPr>
+              <w:t xml:space="preserve">　待补</w:t>
+            </w:r>
+          </w:p>
+        </w:tc>
+        <w:tc>
+          <w:tcPr>
+            <w:tcW w:type="dxa" w:w="1500"/>
+            <w:tcBorders>
+              <w:top w:val="none" w:color="FFFFFF" w:sz="0"/>
+              <w:left w:val="none" w:color="FFFFFF" w:sz="0"/>
+              <w:bottom w:val="single" w:color="BFBFBF" w:sz="2"/>
+              <w:right w:val="none" w:color="FFFFFF" w:sz="0"/>
+            </w:tcBorders>
+            <w:shd w:fill="E6F4EA" w:color="auto" w:val="clear"/>
+            <w:tcMar>
+              <w:top w:type="dxa" w:w="60"/>
+              <w:left w:type="dxa" w:w="90"/>
+              <w:bottom w:type="dxa" w:w="60"/>
+              <w:right w:type="dxa" w:w="90"/>
+            </w:tcMar>
+            <w:vAlign w:val="top"/>
+          </w:tcPr>
+          <w:p>
+            <w:pPr>
+              <w:spacing w:line="280"/>
+              <w:jc w:val="left"/>
+            </w:pPr>
+            <w:r>
+              <w:rPr>
+                <w:rFonts w:ascii="Times New Roman" w:eastAsia="宋体" w:hAnsi="Times New Roman"/>
+                <w:b w:val="false"/>
+                <w:bCs w:val="false"/>
+                <w:strike w:val="false"/>
+                <w:color w:val="000000"/>
+                <w:sz w:val="18"/>
+                <w:szCs w:val="18"/>
+              </w:rPr>
+              <w:t xml:space="preserve">—</w:t>
+            </w:r>
+          </w:p>
+        </w:tc>
+        <w:tc>
+          <w:tcPr>
+            <w:tcW w:type="dxa" w:w="2560"/>
+            <w:tcBorders>
+              <w:top w:val="none" w:color="FFFFFF" w:sz="0"/>
+              <w:left w:val="none" w:color="FFFFFF" w:sz="0"/>
+              <w:bottom w:val="single" w:color="BFBFBF" w:sz="2"/>
+              <w:right w:val="none" w:color="FFFFFF" w:sz="0"/>
+            </w:tcBorders>
+            <w:shd w:fill="E6F4EA" w:color="auto" w:val="clear"/>
+            <w:tcMar>
+              <w:top w:type="dxa" w:w="60"/>
+              <w:left w:type="dxa" w:w="90"/>
+              <w:bottom w:type="dxa" w:w="60"/>
+              <w:right w:type="dxa" w:w="90"/>
+            </w:tcMar>
+            <w:vAlign w:val="top"/>
+          </w:tcPr>
+          <w:p>
+            <w:pPr>
+              <w:spacing w:line="280"/>
+              <w:jc w:val="left"/>
+            </w:pPr>
+            <w:r>
+              <w:rPr>
+                <w:rFonts w:ascii="Times New Roman" w:eastAsia="宋体" w:hAnsi="Times New Roman"/>
+                <w:b w:val="false"/>
+                <w:bCs w:val="false"/>
+                <w:strike w:val="false"/>
+                <w:color w:val="000000"/>
+                <w:sz w:val="18"/>
+                <w:szCs w:val="18"/>
+              </w:rPr>
+              <w:t xml:space="preserve">—</w:t>
+            </w:r>
+          </w:p>
+          <w:p>
+            <w:pPr>
+              <w:spacing w:line="280"/>
+              <w:jc w:val="left"/>
+            </w:pPr>
+            <w:r>
+              <w:rPr>
+                <w:rFonts w:ascii="Times New Roman" w:eastAsia="宋体" w:hAnsi="Times New Roman"/>
+                <w:b w:val="false"/>
+                <w:bCs w:val="false"/>
+                <w:strike w:val="false"/>
+                <w:color w:val="555555"/>
+                <w:sz w:val="17"/>
+                <w:szCs w:val="17"/>
+              </w:rPr>
+              <w:t xml:space="preserve">全院合计 3 → 4（+1）</w:t>
+            </w:r>
+          </w:p>
+        </w:tc>
+        <w:tc>
+          <w:tcPr>
+            <w:tcW w:type="dxa" w:w="560"/>
+            <w:tcBorders>
+              <w:top w:val="none" w:color="FFFFFF" w:sz="0"/>
+              <w:left w:val="none" w:color="FFFFFF" w:sz="0"/>
+              <w:bottom w:val="single" w:color="BFBFBF" w:sz="2"/>
+              <w:right w:val="none" w:color="FFFFFF" w:sz="0"/>
+            </w:tcBorders>
+            <w:shd w:fill="E6F4EA" w:color="auto" w:val="clear"/>
+            <w:tcMar>
+              <w:top w:type="dxa" w:w="60"/>
+              <w:left w:type="dxa" w:w="90"/>
+              <w:bottom w:type="dxa" w:w="60"/>
+              <w:right w:type="dxa" w:w="90"/>
+            </w:tcMar>
+            <w:vAlign w:val="top"/>
+          </w:tcPr>
+          <w:p>
+            <w:pPr>
+              <w:spacing w:line="280"/>
+              <w:jc w:val="center"/>
+            </w:pPr>
+            <w:r>
+              <w:rPr>
+                <w:rFonts w:ascii="Times New Roman" w:eastAsia="宋体" w:hAnsi="Times New Roman"/>
+                <w:b w:val="false"/>
+                <w:bCs w:val="false"/>
+                <w:strike w:val="false"/>
+                <w:color w:val="000000"/>
+                <w:sz w:val="18"/>
+                <w:szCs w:val="18"/>
+              </w:rPr>
+              <w:t xml:space="preserve">1</w:t>
+            </w:r>
+          </w:p>
+        </w:tc>
+        <w:tc>
+          <w:tcPr>
+            <w:tcW w:type="dxa" w:w="1700"/>
+            <w:tcBorders>
+              <w:top w:val="none" w:color="FFFFFF" w:sz="0"/>
+              <w:left w:val="none" w:color="FFFFFF" w:sz="0"/>
+              <w:bottom w:val="single" w:color="BFBFBF" w:sz="2"/>
+              <w:right w:val="none" w:color="FFFFFF" w:sz="0"/>
+            </w:tcBorders>
+            <w:shd w:fill="E6F4EA" w:color="auto" w:val="clear"/>
+            <w:tcMar>
+              <w:top w:type="dxa" w:w="60"/>
+              <w:left w:type="dxa" w:w="90"/>
+              <w:bottom w:type="dxa" w:w="60"/>
+              <w:right w:type="dxa" w:w="90"/>
+            </w:tcMar>
+            <w:vAlign w:val="top"/>
+          </w:tcPr>
+          <w:p>
+            <w:pPr>
+              <w:spacing w:line="280"/>
+              <w:jc w:val="left"/>
+            </w:pPr>
+            <w:r>
+              <w:rPr>
+                <w:rFonts w:ascii="Times New Roman" w:eastAsia="宋体" w:hAnsi="Times New Roman"/>
+                <w:b w:val="false"/>
+                <w:bCs w:val="false"/>
+                <w:strike w:val="false"/>
+                <w:color w:val="000000"/>
+                <w:sz w:val="18"/>
+                <w:szCs w:val="18"/>
+              </w:rPr>
+              <w:t xml:space="preserve">末端修复+接头连接</w:t>
+            </w:r>
+          </w:p>
+        </w:tc>
+        <w:tc>
+          <w:tcPr>
+            <w:tcW w:type="dxa" w:w="1240"/>
+            <w:tcBorders>
+              <w:top w:val="none" w:color="FFFFFF" w:sz="0"/>
+              <w:left w:val="none" w:color="FFFFFF" w:sz="0"/>
+              <w:bottom w:val="single" w:color="BFBFBF" w:sz="2"/>
+              <w:right w:val="none" w:color="FFFFFF" w:sz="0"/>
+            </w:tcBorders>
+            <w:shd w:fill="E6F4EA" w:color="auto" w:val="clear"/>
+            <w:tcMar>
+              <w:top w:type="dxa" w:w="60"/>
+              <w:left w:type="dxa" w:w="90"/>
+              <w:bottom w:type="dxa" w:w="60"/>
+              <w:right w:type="dxa" w:w="90"/>
+            </w:tcMar>
+            <w:vAlign w:val="top"/>
+          </w:tcPr>
+          <w:p>
+            <w:pPr>
+              <w:spacing w:line="280"/>
+              <w:jc w:val="center"/>
+            </w:pPr>
             <w:r>
               <w:rPr>
                 <w:rFonts w:ascii="Arial" w:eastAsia="黑体" w:hAnsi="Arial"/>
                 <w:b/>
                 <w:bCs/>
                 <w:strike w:val="false"/>
-                <w:color w:val="6B3FA0"/>
-                <w:sz w:val="17"/>
-                <w:szCs w:val="17"/>
-              </w:rPr>
-              <w:t xml:space="preserve">　调入</w:t>
+                <w:color w:val="1B7A3D"/>
+                <w:sz w:val="18"/>
+                <w:szCs w:val="18"/>
+              </w:rPr>
+              <w:t xml:space="preserve">新增</w:t>
+            </w:r>
+          </w:p>
+        </w:tc>
+      </w:tr>
+      <w:tr>
+        <w:tc>
+          <w:tcPr>
+            <w:tcW w:type="dxa" w:w="2300"/>
+            <w:tcBorders>
+              <w:top w:val="none" w:color="FFFFFF" w:sz="0"/>
+              <w:left w:val="none" w:color="FFFFFF" w:sz="0"/>
+              <w:bottom w:val="single" w:color="BFBFBF" w:sz="2"/>
+              <w:right w:val="none" w:color="FFFFFF" w:sz="0"/>
+            </w:tcBorders>
+            <w:shd w:fill="E6F4EA" w:color="auto" w:val="clear"/>
+            <w:tcMar>
+              <w:top w:type="dxa" w:w="60"/>
+              <w:left w:type="dxa" w:w="90"/>
+              <w:bottom w:type="dxa" w:w="60"/>
+              <w:right w:type="dxa" w:w="90"/>
+            </w:tcMar>
+            <w:vAlign w:val="top"/>
+          </w:tcPr>
+          <w:p>
+            <w:pPr>
+              <w:spacing w:line="280"/>
+              <w:jc w:val="left"/>
+            </w:pPr>
+            <w:r>
+              <w:rPr>
+                <w:rFonts w:ascii="Times New Roman" w:eastAsia="宋体" w:hAnsi="Times New Roman"/>
+                <w:b w:val="false"/>
+                <w:bCs w:val="false"/>
+                <w:strike w:val="false"/>
+                <w:color w:val="000000"/>
+                <w:sz w:val="18"/>
+                <w:szCs w:val="18"/>
+              </w:rPr>
+              <w:t xml:space="preserve">漩涡振荡器</w:t>
             </w:r>
             <w:r>
               <w:rPr>
@@ -8203,6 +8537,18 @@
                 <w:b/>
                 <w:bCs/>
                 <w:strike w:val="false"/>
+                <w:color w:val="1B7A3D"/>
+                <w:sz w:val="17"/>
+                <w:szCs w:val="17"/>
+              </w:rPr>
+              <w:t xml:space="preserve">　新增</w:t>
+            </w:r>
+            <w:r>
+              <w:rPr>
+                <w:rFonts w:ascii="Arial" w:eastAsia="黑体" w:hAnsi="Arial"/>
+                <w:b/>
+                <w:bCs/>
+                <w:strike w:val="false"/>
                 <w:color w:val="8A4B00"/>
                 <w:sz w:val="17"/>
                 <w:szCs w:val="17"/>
@@ -8220,7 +8566,7 @@
               <w:bottom w:val="single" w:color="BFBFBF" w:sz="2"/>
               <w:right w:val="none" w:color="FFFFFF" w:sz="0"/>
             </w:tcBorders>
-            <w:shd w:fill="F1EAFA" w:color="auto" w:val="clear"/>
+            <w:shd w:fill="E6F4EA" w:color="auto" w:val="clear"/>
             <w:tcMar>
               <w:top w:type="dxa" w:w="60"/>
               <w:left w:type="dxa" w:w="90"/>
@@ -8257,7 +8603,7 @@
               <w:bottom w:val="single" w:color="BFBFBF" w:sz="2"/>
               <w:right w:val="none" w:color="FFFFFF" w:sz="0"/>
             </w:tcBorders>
-            <w:shd w:fill="F1EAFA" w:color="auto" w:val="clear"/>
+            <w:shd w:fill="E6F4EA" w:color="auto" w:val="clear"/>
             <w:tcMar>
               <w:top w:type="dxa" w:w="60"/>
               <w:left w:type="dxa" w:w="90"/>
@@ -8284,6 +8630,24 @@
               <w:t xml:space="preserve">—</w:t>
             </w:r>
           </w:p>
+          <w:p>
+            <w:pPr>
+              <w:spacing w:line="280"/>
+              <w:jc w:val="left"/>
+            </w:pPr>
+            <w:r>
+              <w:rPr>
+                <w:rFonts w:ascii="Times New Roman" w:eastAsia="宋体" w:hAnsi="Times New Roman"/>
+                <w:b w:val="false"/>
+                <w:bCs w:val="false"/>
+                <w:strike w:val="false"/>
+                <w:color w:val="555555"/>
+                <w:sz w:val="17"/>
+                <w:szCs w:val="17"/>
+              </w:rPr>
+              <w:t xml:space="preserve">全院合计 1 → 2（+1）</w:t>
+            </w:r>
+          </w:p>
         </w:tc>
         <w:tc>
           <w:tcPr>
@@ -8294,7 +8658,7 @@
               <w:bottom w:val="single" w:color="BFBFBF" w:sz="2"/>
               <w:right w:val="none" w:color="FFFFFF" w:sz="0"/>
             </w:tcBorders>
-            <w:shd w:fill="F1EAFA" w:color="auto" w:val="clear"/>
+            <w:shd w:fill="E6F4EA" w:color="auto" w:val="clear"/>
             <w:tcMar>
               <w:top w:type="dxa" w:w="60"/>
               <w:left w:type="dxa" w:w="90"/>
@@ -8331,31 +8695,31 @@
               <w:bottom w:val="single" w:color="BFBFBF" w:sz="2"/>
               <w:right w:val="none" w:color="FFFFFF" w:sz="0"/>
             </w:tcBorders>
-            <w:shd w:fill="F1EAFA" w:color="auto" w:val="clear"/>
-            <w:tcMar>
-              <w:top w:type="dxa" w:w="60"/>
-              <w:left w:type="dxa" w:w="90"/>
-              <w:bottom w:type="dxa" w:w="60"/>
-              <w:right w:type="dxa" w:w="90"/>
-            </w:tcMar>
-            <w:vAlign w:val="top"/>
-          </w:tcPr>
-          <w:p>
-            <w:pPr>
-              <w:spacing w:line="280"/>
-              <w:jc w:val="left"/>
-            </w:pPr>
-            <w:r>
-              <w:rPr>
-                <w:rFonts w:ascii="Times New Roman" w:eastAsia="宋体" w:hAnsi="Times New Roman"/>
-                <w:b w:val="false"/>
-                <w:bCs w:val="false"/>
-                <w:strike w:val="false"/>
-                <w:color w:val="000000"/>
-                <w:sz w:val="18"/>
-                <w:szCs w:val="18"/>
-              </w:rPr>
-              <w:t xml:space="preserve">末端修复+接头连接</w:t>
+            <w:shd w:fill="E6F4EA" w:color="auto" w:val="clear"/>
+            <w:tcMar>
+              <w:top w:type="dxa" w:w="60"/>
+              <w:left w:type="dxa" w:w="90"/>
+              <w:bottom w:type="dxa" w:w="60"/>
+              <w:right w:type="dxa" w:w="90"/>
+            </w:tcMar>
+            <w:vAlign w:val="top"/>
+          </w:tcPr>
+          <w:p>
+            <w:pPr>
+              <w:spacing w:line="280"/>
+              <w:jc w:val="left"/>
+            </w:pPr>
+            <w:r>
+              <w:rPr>
+                <w:rFonts w:ascii="Times New Roman" w:eastAsia="宋体" w:hAnsi="Times New Roman"/>
+                <w:b w:val="false"/>
+                <w:bCs w:val="false"/>
+                <w:strike w:val="false"/>
+                <w:color w:val="000000"/>
+                <w:sz w:val="18"/>
+                <w:szCs w:val="18"/>
+              </w:rPr>
+              <w:t xml:space="preserve">混匀</w:t>
             </w:r>
           </w:p>
         </w:tc>
@@ -8368,7 +8732,7 @@
               <w:bottom w:val="single" w:color="BFBFBF" w:sz="2"/>
               <w:right w:val="none" w:color="FFFFFF" w:sz="0"/>
             </w:tcBorders>
-            <w:shd w:fill="F1EAFA" w:color="auto" w:val="clear"/>
+            <w:shd w:fill="E6F4EA" w:color="auto" w:val="clear"/>
             <w:tcMar>
               <w:top w:type="dxa" w:w="60"/>
               <w:left w:type="dxa" w:w="90"/>
@@ -8388,11 +8752,11 @@
                 <w:b/>
                 <w:bCs/>
                 <w:strike w:val="false"/>
-                <w:color w:val="6B3FA0"/>
-                <w:sz w:val="18"/>
-                <w:szCs w:val="18"/>
-              </w:rPr>
-              <w:t xml:space="preserve">调入</w:t>
+                <w:color w:val="1B7A3D"/>
+                <w:sz w:val="18"/>
+                <w:szCs w:val="18"/>
+              </w:rPr>
+              <w:t xml:space="preserve">新增</w:t>
             </w:r>
           </w:p>
         </w:tc>
@@ -8407,31 +8771,31 @@
               <w:bottom w:val="single" w:color="BFBFBF" w:sz="2"/>
               <w:right w:val="none" w:color="FFFFFF" w:sz="0"/>
             </w:tcBorders>
-            <w:shd w:fill="F1EAFA" w:color="auto" w:val="clear"/>
-            <w:tcMar>
-              <w:top w:type="dxa" w:w="60"/>
-              <w:left w:type="dxa" w:w="90"/>
-              <w:bottom w:type="dxa" w:w="60"/>
-              <w:right w:type="dxa" w:w="90"/>
-            </w:tcMar>
-            <w:vAlign w:val="top"/>
-          </w:tcPr>
-          <w:p>
-            <w:pPr>
-              <w:spacing w:line="280"/>
-              <w:jc w:val="left"/>
-            </w:pPr>
-            <w:r>
-              <w:rPr>
-                <w:rFonts w:ascii="Times New Roman" w:eastAsia="宋体" w:hAnsi="Times New Roman"/>
-                <w:b w:val="false"/>
-                <w:bCs w:val="false"/>
-                <w:strike w:val="false"/>
-                <w:color w:val="000000"/>
-                <w:sz w:val="18"/>
-                <w:szCs w:val="18"/>
-              </w:rPr>
-              <w:t xml:space="preserve">漩涡振荡器</w:t>
+            <w:shd w:fill="E6F4EA" w:color="auto" w:val="clear"/>
+            <w:tcMar>
+              <w:top w:type="dxa" w:w="60"/>
+              <w:left w:type="dxa" w:w="90"/>
+              <w:bottom w:type="dxa" w:w="60"/>
+              <w:right w:type="dxa" w:w="90"/>
+            </w:tcMar>
+            <w:vAlign w:val="top"/>
+          </w:tcPr>
+          <w:p>
+            <w:pPr>
+              <w:spacing w:line="280"/>
+              <w:jc w:val="left"/>
+            </w:pPr>
+            <w:r>
+              <w:rPr>
+                <w:rFonts w:ascii="Times New Roman" w:eastAsia="宋体" w:hAnsi="Times New Roman"/>
+                <w:b w:val="false"/>
+                <w:bCs w:val="false"/>
+                <w:strike w:val="false"/>
+                <w:color w:val="000000"/>
+                <w:sz w:val="18"/>
+                <w:szCs w:val="18"/>
+              </w:rPr>
+              <w:t xml:space="preserve">掌式离心机</w:t>
             </w:r>
             <w:r>
               <w:rPr>
@@ -8439,11 +8803,11 @@
                 <w:b/>
                 <w:bCs/>
                 <w:strike w:val="false"/>
-                <w:color w:val="6B3FA0"/>
+                <w:color w:val="1B7A3D"/>
                 <w:sz w:val="17"/>
                 <w:szCs w:val="17"/>
               </w:rPr>
-              <w:t xml:space="preserve">　调入</w:t>
+              <w:t xml:space="preserve">　新增</w:t>
             </w:r>
             <w:r>
               <w:rPr>
@@ -8468,7 +8832,7 @@
               <w:bottom w:val="single" w:color="BFBFBF" w:sz="2"/>
               <w:right w:val="none" w:color="FFFFFF" w:sz="0"/>
             </w:tcBorders>
-            <w:shd w:fill="F1EAFA" w:color="auto" w:val="clear"/>
+            <w:shd w:fill="E6F4EA" w:color="auto" w:val="clear"/>
             <w:tcMar>
               <w:top w:type="dxa" w:w="60"/>
               <w:left w:type="dxa" w:w="90"/>
@@ -8505,7 +8869,7 @@
               <w:bottom w:val="single" w:color="BFBFBF" w:sz="2"/>
               <w:right w:val="none" w:color="FFFFFF" w:sz="0"/>
             </w:tcBorders>
-            <w:shd w:fill="F1EAFA" w:color="auto" w:val="clear"/>
+            <w:shd w:fill="E6F4EA" w:color="auto" w:val="clear"/>
             <w:tcMar>
               <w:top w:type="dxa" w:w="60"/>
               <w:left w:type="dxa" w:w="90"/>
@@ -8532,6 +8896,24 @@
               <w:t xml:space="preserve">—</w:t>
             </w:r>
           </w:p>
+          <w:p>
+            <w:pPr>
+              <w:spacing w:line="280"/>
+              <w:jc w:val="left"/>
+            </w:pPr>
+            <w:r>
+              <w:rPr>
+                <w:rFonts w:ascii="Times New Roman" w:eastAsia="宋体" w:hAnsi="Times New Roman"/>
+                <w:b w:val="false"/>
+                <w:bCs w:val="false"/>
+                <w:strike w:val="false"/>
+                <w:color w:val="555555"/>
+                <w:sz w:val="17"/>
+                <w:szCs w:val="17"/>
+              </w:rPr>
+              <w:t xml:space="preserve">全院合计 2 → 3（+1）</w:t>
+            </w:r>
+          </w:p>
         </w:tc>
         <w:tc>
           <w:tcPr>
@@ -8542,7 +8924,7 @@
               <w:bottom w:val="single" w:color="BFBFBF" w:sz="2"/>
               <w:right w:val="none" w:color="FFFFFF" w:sz="0"/>
             </w:tcBorders>
-            <w:shd w:fill="F1EAFA" w:color="auto" w:val="clear"/>
+            <w:shd w:fill="E6F4EA" w:color="auto" w:val="clear"/>
             <w:tcMar>
               <w:top w:type="dxa" w:w="60"/>
               <w:left w:type="dxa" w:w="90"/>
@@ -8579,31 +8961,31 @@
               <w:bottom w:val="single" w:color="BFBFBF" w:sz="2"/>
               <w:right w:val="none" w:color="FFFFFF" w:sz="0"/>
             </w:tcBorders>
-            <w:shd w:fill="F1EAFA" w:color="auto" w:val="clear"/>
-            <w:tcMar>
-              <w:top w:type="dxa" w:w="60"/>
-              <w:left w:type="dxa" w:w="90"/>
-              <w:bottom w:type="dxa" w:w="60"/>
-              <w:right w:type="dxa" w:w="90"/>
-            </w:tcMar>
-            <w:vAlign w:val="top"/>
-          </w:tcPr>
-          <w:p>
-            <w:pPr>
-              <w:spacing w:line="280"/>
-              <w:jc w:val="left"/>
-            </w:pPr>
-            <w:r>
-              <w:rPr>
-                <w:rFonts w:ascii="Times New Roman" w:eastAsia="宋体" w:hAnsi="Times New Roman"/>
-                <w:b w:val="false"/>
-                <w:bCs w:val="false"/>
-                <w:strike w:val="false"/>
-                <w:color w:val="000000"/>
-                <w:sz w:val="18"/>
-                <w:szCs w:val="18"/>
-              </w:rPr>
-              <w:t xml:space="preserve">混匀</w:t>
+            <w:shd w:fill="E6F4EA" w:color="auto" w:val="clear"/>
+            <w:tcMar>
+              <w:top w:type="dxa" w:w="60"/>
+              <w:left w:type="dxa" w:w="90"/>
+              <w:bottom w:type="dxa" w:w="60"/>
+              <w:right w:type="dxa" w:w="90"/>
+            </w:tcMar>
+            <w:vAlign w:val="top"/>
+          </w:tcPr>
+          <w:p>
+            <w:pPr>
+              <w:spacing w:line="280"/>
+              <w:jc w:val="left"/>
+            </w:pPr>
+            <w:r>
+              <w:rPr>
+                <w:rFonts w:ascii="Times New Roman" w:eastAsia="宋体" w:hAnsi="Times New Roman"/>
+                <w:b w:val="false"/>
+                <w:bCs w:val="false"/>
+                <w:strike w:val="false"/>
+                <w:color w:val="000000"/>
+                <w:sz w:val="18"/>
+                <w:szCs w:val="18"/>
+              </w:rPr>
+              <w:t xml:space="preserve">瞬时离心</w:t>
             </w:r>
           </w:p>
         </w:tc>
@@ -8616,7 +8998,7 @@
               <w:bottom w:val="single" w:color="BFBFBF" w:sz="2"/>
               <w:right w:val="none" w:color="FFFFFF" w:sz="0"/>
             </w:tcBorders>
-            <w:shd w:fill="F1EAFA" w:color="auto" w:val="clear"/>
+            <w:shd w:fill="E6F4EA" w:color="auto" w:val="clear"/>
             <w:tcMar>
               <w:top w:type="dxa" w:w="60"/>
               <w:left w:type="dxa" w:w="90"/>
@@ -8636,11 +9018,11 @@
                 <w:b/>
                 <w:bCs/>
                 <w:strike w:val="false"/>
-                <w:color w:val="6B3FA0"/>
-                <w:sz w:val="18"/>
-                <w:szCs w:val="18"/>
-              </w:rPr>
-              <w:t xml:space="preserve">调入</w:t>
+                <w:color w:val="1B7A3D"/>
+                <w:sz w:val="18"/>
+                <w:szCs w:val="18"/>
+              </w:rPr>
+              <w:t xml:space="preserve">新增</w:t>
             </w:r>
           </w:p>
         </w:tc>
@@ -8655,31 +9037,31 @@
               <w:bottom w:val="single" w:color="BFBFBF" w:sz="2"/>
               <w:right w:val="none" w:color="FFFFFF" w:sz="0"/>
             </w:tcBorders>
-            <w:shd w:fill="F1EAFA" w:color="auto" w:val="clear"/>
-            <w:tcMar>
-              <w:top w:type="dxa" w:w="60"/>
-              <w:left w:type="dxa" w:w="90"/>
-              <w:bottom w:type="dxa" w:w="60"/>
-              <w:right w:type="dxa" w:w="90"/>
-            </w:tcMar>
-            <w:vAlign w:val="top"/>
-          </w:tcPr>
-          <w:p>
-            <w:pPr>
-              <w:spacing w:line="280"/>
-              <w:jc w:val="left"/>
-            </w:pPr>
-            <w:r>
-              <w:rPr>
-                <w:rFonts w:ascii="Times New Roman" w:eastAsia="宋体" w:hAnsi="Times New Roman"/>
-                <w:b w:val="false"/>
-                <w:bCs w:val="false"/>
-                <w:strike w:val="false"/>
-                <w:color w:val="000000"/>
-                <w:sz w:val="18"/>
-                <w:szCs w:val="18"/>
-              </w:rPr>
-              <w:t xml:space="preserve">掌式离心机</w:t>
+            <w:shd w:fill="E6F4EA" w:color="auto" w:val="clear"/>
+            <w:tcMar>
+              <w:top w:type="dxa" w:w="60"/>
+              <w:left w:type="dxa" w:w="90"/>
+              <w:bottom w:type="dxa" w:w="60"/>
+              <w:right w:type="dxa" w:w="90"/>
+            </w:tcMar>
+            <w:vAlign w:val="top"/>
+          </w:tcPr>
+          <w:p>
+            <w:pPr>
+              <w:spacing w:line="280"/>
+              <w:jc w:val="left"/>
+            </w:pPr>
+            <w:r>
+              <w:rPr>
+                <w:rFonts w:ascii="Times New Roman" w:eastAsia="宋体" w:hAnsi="Times New Roman"/>
+                <w:b w:val="false"/>
+                <w:bCs w:val="false"/>
+                <w:strike w:val="false"/>
+                <w:color w:val="000000"/>
+                <w:sz w:val="18"/>
+                <w:szCs w:val="18"/>
+              </w:rPr>
+              <w:t xml:space="preserve">磁力架</w:t>
             </w:r>
             <w:r>
               <w:rPr>
@@ -8687,11 +9069,11 @@
                 <w:b/>
                 <w:bCs/>
                 <w:strike w:val="false"/>
-                <w:color w:val="6B3FA0"/>
+                <w:color w:val="1B7A3D"/>
                 <w:sz w:val="17"/>
                 <w:szCs w:val="17"/>
               </w:rPr>
-              <w:t xml:space="preserve">　调入</w:t>
+              <w:t xml:space="preserve">　新增</w:t>
             </w:r>
             <w:r>
               <w:rPr>
@@ -8716,7 +9098,7 @@
               <w:bottom w:val="single" w:color="BFBFBF" w:sz="2"/>
               <w:right w:val="none" w:color="FFFFFF" w:sz="0"/>
             </w:tcBorders>
-            <w:shd w:fill="F1EAFA" w:color="auto" w:val="clear"/>
+            <w:shd w:fill="E6F4EA" w:color="auto" w:val="clear"/>
             <w:tcMar>
               <w:top w:type="dxa" w:w="60"/>
               <w:left w:type="dxa" w:w="90"/>
@@ -8753,7 +9135,7 @@
               <w:bottom w:val="single" w:color="BFBFBF" w:sz="2"/>
               <w:right w:val="none" w:color="FFFFFF" w:sz="0"/>
             </w:tcBorders>
-            <w:shd w:fill="F1EAFA" w:color="auto" w:val="clear"/>
+            <w:shd w:fill="E6F4EA" w:color="auto" w:val="clear"/>
             <w:tcMar>
               <w:top w:type="dxa" w:w="60"/>
               <w:left w:type="dxa" w:w="90"/>
@@ -8780,6 +9162,24 @@
               <w:t xml:space="preserve">—</w:t>
             </w:r>
           </w:p>
+          <w:p>
+            <w:pPr>
+              <w:spacing w:line="280"/>
+              <w:jc w:val="left"/>
+            </w:pPr>
+            <w:r>
+              <w:rPr>
+                <w:rFonts w:ascii="Times New Roman" w:eastAsia="宋体" w:hAnsi="Times New Roman"/>
+                <w:b w:val="false"/>
+                <w:bCs w:val="false"/>
+                <w:strike w:val="false"/>
+                <w:color w:val="555555"/>
+                <w:sz w:val="17"/>
+                <w:szCs w:val="17"/>
+              </w:rPr>
+              <w:t xml:space="preserve">全院合计 11 → 13（+2）</w:t>
+            </w:r>
+          </w:p>
         </w:tc>
         <w:tc>
           <w:tcPr>
@@ -8790,7 +9190,7 @@
               <w:bottom w:val="single" w:color="BFBFBF" w:sz="2"/>
               <w:right w:val="none" w:color="FFFFFF" w:sz="0"/>
             </w:tcBorders>
-            <w:shd w:fill="F1EAFA" w:color="auto" w:val="clear"/>
+            <w:shd w:fill="E6F4EA" w:color="auto" w:val="clear"/>
             <w:tcMar>
               <w:top w:type="dxa" w:w="60"/>
               <w:left w:type="dxa" w:w="90"/>
@@ -8814,7 +9214,7 @@
                 <w:sz w:val="18"/>
                 <w:szCs w:val="18"/>
               </w:rPr>
-              <w:t xml:space="preserve">1</w:t>
+              <w:t xml:space="preserve">2</w:t>
             </w:r>
           </w:p>
         </w:tc>
@@ -8827,31 +9227,31 @@
               <w:bottom w:val="single" w:color="BFBFBF" w:sz="2"/>
               <w:right w:val="none" w:color="FFFFFF" w:sz="0"/>
             </w:tcBorders>
-            <w:shd w:fill="F1EAFA" w:color="auto" w:val="clear"/>
-            <w:tcMar>
-              <w:top w:type="dxa" w:w="60"/>
-              <w:left w:type="dxa" w:w="90"/>
-              <w:bottom w:type="dxa" w:w="60"/>
-              <w:right w:type="dxa" w:w="90"/>
-            </w:tcMar>
-            <w:vAlign w:val="top"/>
-          </w:tcPr>
-          <w:p>
-            <w:pPr>
-              <w:spacing w:line="280"/>
-              <w:jc w:val="left"/>
-            </w:pPr>
-            <w:r>
-              <w:rPr>
-                <w:rFonts w:ascii="Times New Roman" w:eastAsia="宋体" w:hAnsi="Times New Roman"/>
-                <w:b w:val="false"/>
-                <w:bCs w:val="false"/>
-                <w:strike w:val="false"/>
-                <w:color w:val="000000"/>
-                <w:sz w:val="18"/>
-                <w:szCs w:val="18"/>
-              </w:rPr>
-              <w:t xml:space="preserve">瞬时离心</w:t>
+            <w:shd w:fill="E6F4EA" w:color="auto" w:val="clear"/>
+            <w:tcMar>
+              <w:top w:type="dxa" w:w="60"/>
+              <w:left w:type="dxa" w:w="90"/>
+              <w:bottom w:type="dxa" w:w="60"/>
+              <w:right w:type="dxa" w:w="90"/>
+            </w:tcMar>
+            <w:vAlign w:val="top"/>
+          </w:tcPr>
+          <w:p>
+            <w:pPr>
+              <w:spacing w:line="280"/>
+              <w:jc w:val="left"/>
+            </w:pPr>
+            <w:r>
+              <w:rPr>
+                <w:rFonts w:ascii="Times New Roman" w:eastAsia="宋体" w:hAnsi="Times New Roman"/>
+                <w:b w:val="false"/>
+                <w:bCs w:val="false"/>
+                <w:strike w:val="false"/>
+                <w:color w:val="000000"/>
+                <w:sz w:val="18"/>
+                <w:szCs w:val="18"/>
+              </w:rPr>
+              <w:t xml:space="preserve">磁珠纯化</w:t>
             </w:r>
           </w:p>
         </w:tc>
@@ -8864,7 +9264,7 @@
               <w:bottom w:val="single" w:color="BFBFBF" w:sz="2"/>
               <w:right w:val="none" w:color="FFFFFF" w:sz="0"/>
             </w:tcBorders>
-            <w:shd w:fill="F1EAFA" w:color="auto" w:val="clear"/>
+            <w:shd w:fill="E6F4EA" w:color="auto" w:val="clear"/>
             <w:tcMar>
               <w:top w:type="dxa" w:w="60"/>
               <w:left w:type="dxa" w:w="90"/>
@@ -8884,11 +9284,11 @@
                 <w:b/>
                 <w:bCs/>
                 <w:strike w:val="false"/>
-                <w:color w:val="6B3FA0"/>
-                <w:sz w:val="18"/>
-                <w:szCs w:val="18"/>
-              </w:rPr>
-              <w:t xml:space="preserve">调入</w:t>
+                <w:color w:val="1B7A3D"/>
+                <w:sz w:val="18"/>
+                <w:szCs w:val="18"/>
+              </w:rPr>
+              <w:t xml:space="preserve">新增</w:t>
             </w:r>
           </w:p>
         </w:tc>
@@ -8903,31 +9303,31 @@
               <w:bottom w:val="single" w:color="BFBFBF" w:sz="2"/>
               <w:right w:val="none" w:color="FFFFFF" w:sz="0"/>
             </w:tcBorders>
-            <w:shd w:fill="F1EAFA" w:color="auto" w:val="clear"/>
-            <w:tcMar>
-              <w:top w:type="dxa" w:w="60"/>
-              <w:left w:type="dxa" w:w="90"/>
-              <w:bottom w:type="dxa" w:w="60"/>
-              <w:right w:type="dxa" w:w="90"/>
-            </w:tcMar>
-            <w:vAlign w:val="top"/>
-          </w:tcPr>
-          <w:p>
-            <w:pPr>
-              <w:spacing w:line="280"/>
-              <w:jc w:val="left"/>
-            </w:pPr>
-            <w:r>
-              <w:rPr>
-                <w:rFonts w:ascii="Times New Roman" w:eastAsia="宋体" w:hAnsi="Times New Roman"/>
-                <w:b w:val="false"/>
-                <w:bCs w:val="false"/>
-                <w:strike w:val="false"/>
-                <w:color w:val="000000"/>
-                <w:sz w:val="18"/>
-                <w:szCs w:val="18"/>
-              </w:rPr>
-              <w:t xml:space="preserve">磁力架</w:t>
+            <w:shd w:fill="E6F4EA" w:color="auto" w:val="clear"/>
+            <w:tcMar>
+              <w:top w:type="dxa" w:w="60"/>
+              <w:left w:type="dxa" w:w="90"/>
+              <w:bottom w:type="dxa" w:w="60"/>
+              <w:right w:type="dxa" w:w="90"/>
+            </w:tcMar>
+            <w:vAlign w:val="top"/>
+          </w:tcPr>
+          <w:p>
+            <w:pPr>
+              <w:spacing w:line="280"/>
+              <w:jc w:val="left"/>
+            </w:pPr>
+            <w:r>
+              <w:rPr>
+                <w:rFonts w:ascii="Times New Roman" w:eastAsia="宋体" w:hAnsi="Times New Roman"/>
+                <w:b w:val="false"/>
+                <w:bCs w:val="false"/>
+                <w:strike w:val="false"/>
+                <w:color w:val="000000"/>
+                <w:sz w:val="18"/>
+                <w:szCs w:val="18"/>
+              </w:rPr>
+              <w:t xml:space="preserve">计时器</w:t>
             </w:r>
             <w:r>
               <w:rPr>
@@ -8935,11 +9335,11 @@
                 <w:b/>
                 <w:bCs/>
                 <w:strike w:val="false"/>
-                <w:color w:val="6B3FA0"/>
+                <w:color w:val="1B7A3D"/>
                 <w:sz w:val="17"/>
                 <w:szCs w:val="17"/>
               </w:rPr>
-              <w:t xml:space="preserve">　调入</w:t>
+              <w:t xml:space="preserve">　新增</w:t>
             </w:r>
             <w:r>
               <w:rPr>
@@ -8964,7 +9364,7 @@
               <w:bottom w:val="single" w:color="BFBFBF" w:sz="2"/>
               <w:right w:val="none" w:color="FFFFFF" w:sz="0"/>
             </w:tcBorders>
-            <w:shd w:fill="F1EAFA" w:color="auto" w:val="clear"/>
+            <w:shd w:fill="E6F4EA" w:color="auto" w:val="clear"/>
             <w:tcMar>
               <w:top w:type="dxa" w:w="60"/>
               <w:left w:type="dxa" w:w="90"/>
@@ -9001,7 +9401,7 @@
               <w:bottom w:val="single" w:color="BFBFBF" w:sz="2"/>
               <w:right w:val="none" w:color="FFFFFF" w:sz="0"/>
             </w:tcBorders>
-            <w:shd w:fill="F1EAFA" w:color="auto" w:val="clear"/>
+            <w:shd w:fill="E6F4EA" w:color="auto" w:val="clear"/>
             <w:tcMar>
               <w:top w:type="dxa" w:w="60"/>
               <w:left w:type="dxa" w:w="90"/>
@@ -9028,6 +9428,24 @@
               <w:t xml:space="preserve">—</w:t>
             </w:r>
           </w:p>
+          <w:p>
+            <w:pPr>
+              <w:spacing w:line="280"/>
+              <w:jc w:val="left"/>
+            </w:pPr>
+            <w:r>
+              <w:rPr>
+                <w:rFonts w:ascii="Times New Roman" w:eastAsia="宋体" w:hAnsi="Times New Roman"/>
+                <w:b w:val="false"/>
+                <w:bCs w:val="false"/>
+                <w:strike w:val="false"/>
+                <w:color w:val="555555"/>
+                <w:sz w:val="17"/>
+                <w:szCs w:val="17"/>
+              </w:rPr>
+              <w:t xml:space="preserve">全院合计 6 → 8（+2）</w:t>
+            </w:r>
+          </w:p>
         </w:tc>
         <w:tc>
           <w:tcPr>
@@ -9038,7 +9456,7 @@
               <w:bottom w:val="single" w:color="BFBFBF" w:sz="2"/>
               <w:right w:val="none" w:color="FFFFFF" w:sz="0"/>
             </w:tcBorders>
-            <w:shd w:fill="F1EAFA" w:color="auto" w:val="clear"/>
+            <w:shd w:fill="E6F4EA" w:color="auto" w:val="clear"/>
             <w:tcMar>
               <w:top w:type="dxa" w:w="60"/>
               <w:left w:type="dxa" w:w="90"/>
@@ -9062,7 +9480,7 @@
                 <w:sz w:val="18"/>
                 <w:szCs w:val="18"/>
               </w:rPr>
-              <w:t xml:space="preserve">2</w:t>
+              <w:t xml:space="preserve">1</w:t>
             </w:r>
           </w:p>
         </w:tc>
@@ -9075,31 +9493,31 @@
               <w:bottom w:val="single" w:color="BFBFBF" w:sz="2"/>
               <w:right w:val="none" w:color="FFFFFF" w:sz="0"/>
             </w:tcBorders>
-            <w:shd w:fill="F1EAFA" w:color="auto" w:val="clear"/>
-            <w:tcMar>
-              <w:top w:type="dxa" w:w="60"/>
-              <w:left w:type="dxa" w:w="90"/>
-              <w:bottom w:type="dxa" w:w="60"/>
-              <w:right w:type="dxa" w:w="90"/>
-            </w:tcMar>
-            <w:vAlign w:val="top"/>
-          </w:tcPr>
-          <w:p>
-            <w:pPr>
-              <w:spacing w:line="280"/>
-              <w:jc w:val="left"/>
-            </w:pPr>
-            <w:r>
-              <w:rPr>
-                <w:rFonts w:ascii="Times New Roman" w:eastAsia="宋体" w:hAnsi="Times New Roman"/>
-                <w:b w:val="false"/>
-                <w:bCs w:val="false"/>
-                <w:strike w:val="false"/>
-                <w:color w:val="000000"/>
-                <w:sz w:val="18"/>
-                <w:szCs w:val="18"/>
-              </w:rPr>
-              <w:t xml:space="preserve">磁珠纯化</w:t>
+            <w:shd w:fill="E6F4EA" w:color="auto" w:val="clear"/>
+            <w:tcMar>
+              <w:top w:type="dxa" w:w="60"/>
+              <w:left w:type="dxa" w:w="90"/>
+              <w:bottom w:type="dxa" w:w="60"/>
+              <w:right w:type="dxa" w:w="90"/>
+            </w:tcMar>
+            <w:vAlign w:val="top"/>
+          </w:tcPr>
+          <w:p>
+            <w:pPr>
+              <w:spacing w:line="280"/>
+              <w:jc w:val="left"/>
+            </w:pPr>
+            <w:r>
+              <w:rPr>
+                <w:rFonts w:ascii="Times New Roman" w:eastAsia="宋体" w:hAnsi="Times New Roman"/>
+                <w:b w:val="false"/>
+                <w:bCs w:val="false"/>
+                <w:strike w:val="false"/>
+                <w:color w:val="000000"/>
+                <w:sz w:val="18"/>
+                <w:szCs w:val="18"/>
+              </w:rPr>
+              <w:t xml:space="preserve">流程计时</w:t>
             </w:r>
           </w:p>
         </w:tc>
@@ -9112,7 +9530,7 @@
               <w:bottom w:val="single" w:color="BFBFBF" w:sz="2"/>
               <w:right w:val="none" w:color="FFFFFF" w:sz="0"/>
             </w:tcBorders>
-            <w:shd w:fill="F1EAFA" w:color="auto" w:val="clear"/>
+            <w:shd w:fill="E6F4EA" w:color="auto" w:val="clear"/>
             <w:tcMar>
               <w:top w:type="dxa" w:w="60"/>
               <w:left w:type="dxa" w:w="90"/>
@@ -9132,11 +9550,11 @@
                 <w:b/>
                 <w:bCs/>
                 <w:strike w:val="false"/>
-                <w:color w:val="6B3FA0"/>
-                <w:sz w:val="18"/>
-                <w:szCs w:val="18"/>
-              </w:rPr>
-              <w:t xml:space="preserve">调入</w:t>
+                <w:color w:val="1B7A3D"/>
+                <w:sz w:val="18"/>
+                <w:szCs w:val="18"/>
+              </w:rPr>
+              <w:t xml:space="preserve">新增</w:t>
             </w:r>
           </w:p>
         </w:tc>
@@ -9151,31 +9569,31 @@
               <w:bottom w:val="single" w:color="BFBFBF" w:sz="2"/>
               <w:right w:val="none" w:color="FFFFFF" w:sz="0"/>
             </w:tcBorders>
-            <w:shd w:fill="F1EAFA" w:color="auto" w:val="clear"/>
-            <w:tcMar>
-              <w:top w:type="dxa" w:w="60"/>
-              <w:left w:type="dxa" w:w="90"/>
-              <w:bottom w:type="dxa" w:w="60"/>
-              <w:right w:type="dxa" w:w="90"/>
-            </w:tcMar>
-            <w:vAlign w:val="top"/>
-          </w:tcPr>
-          <w:p>
-            <w:pPr>
-              <w:spacing w:line="280"/>
-              <w:jc w:val="left"/>
-            </w:pPr>
-            <w:r>
-              <w:rPr>
-                <w:rFonts w:ascii="Times New Roman" w:eastAsia="宋体" w:hAnsi="Times New Roman"/>
-                <w:b w:val="false"/>
-                <w:bCs w:val="false"/>
-                <w:strike w:val="false"/>
-                <w:color w:val="000000"/>
-                <w:sz w:val="18"/>
-                <w:szCs w:val="18"/>
-              </w:rPr>
-              <w:t xml:space="preserve">计时器</w:t>
+            <w:shd w:fill="E6F4EA" w:color="auto" w:val="clear"/>
+            <w:tcMar>
+              <w:top w:type="dxa" w:w="60"/>
+              <w:left w:type="dxa" w:w="90"/>
+              <w:bottom w:type="dxa" w:w="60"/>
+              <w:right w:type="dxa" w:w="90"/>
+            </w:tcMar>
+            <w:vAlign w:val="top"/>
+          </w:tcPr>
+          <w:p>
+            <w:pPr>
+              <w:spacing w:line="280"/>
+              <w:jc w:val="left"/>
+            </w:pPr>
+            <w:r>
+              <w:rPr>
+                <w:rFonts w:ascii="Times New Roman" w:eastAsia="宋体" w:hAnsi="Times New Roman"/>
+                <w:b w:val="false"/>
+                <w:bCs w:val="false"/>
+                <w:strike w:val="false"/>
+                <w:color w:val="000000"/>
+                <w:sz w:val="18"/>
+                <w:szCs w:val="18"/>
+              </w:rPr>
+              <w:t xml:space="preserve">温湿度计</w:t>
             </w:r>
             <w:r>
               <w:rPr>
@@ -9183,11 +9601,11 @@
                 <w:b/>
                 <w:bCs/>
                 <w:strike w:val="false"/>
-                <w:color w:val="6B3FA0"/>
+                <w:color w:val="1B7A3D"/>
                 <w:sz w:val="17"/>
                 <w:szCs w:val="17"/>
               </w:rPr>
-              <w:t xml:space="preserve">　调入</w:t>
+              <w:t xml:space="preserve">　新增</w:t>
             </w:r>
             <w:r>
               <w:rPr>
@@ -9212,7 +9630,7 @@
               <w:bottom w:val="single" w:color="BFBFBF" w:sz="2"/>
               <w:right w:val="none" w:color="FFFFFF" w:sz="0"/>
             </w:tcBorders>
-            <w:shd w:fill="F1EAFA" w:color="auto" w:val="clear"/>
+            <w:shd w:fill="E6F4EA" w:color="auto" w:val="clear"/>
             <w:tcMar>
               <w:top w:type="dxa" w:w="60"/>
               <w:left w:type="dxa" w:w="90"/>
@@ -9249,7 +9667,7 @@
               <w:bottom w:val="single" w:color="BFBFBF" w:sz="2"/>
               <w:right w:val="none" w:color="FFFFFF" w:sz="0"/>
             </w:tcBorders>
-            <w:shd w:fill="F1EAFA" w:color="auto" w:val="clear"/>
+            <w:shd w:fill="E6F4EA" w:color="auto" w:val="clear"/>
             <w:tcMar>
               <w:top w:type="dxa" w:w="60"/>
               <w:left w:type="dxa" w:w="90"/>
@@ -9276,6 +9694,24 @@
               <w:t xml:space="preserve">—</w:t>
             </w:r>
           </w:p>
+          <w:p>
+            <w:pPr>
+              <w:spacing w:line="280"/>
+              <w:jc w:val="left"/>
+            </w:pPr>
+            <w:r>
+              <w:rPr>
+                <w:rFonts w:ascii="Times New Roman" w:eastAsia="宋体" w:hAnsi="Times New Roman"/>
+                <w:b w:val="false"/>
+                <w:bCs w:val="false"/>
+                <w:strike w:val="false"/>
+                <w:color w:val="555555"/>
+                <w:sz w:val="17"/>
+                <w:szCs w:val="17"/>
+              </w:rPr>
+              <w:t xml:space="preserve">全院合计 6 → 8（+2）</w:t>
+            </w:r>
+          </w:p>
         </w:tc>
         <w:tc>
           <w:tcPr>
@@ -9286,7 +9722,7 @@
               <w:bottom w:val="single" w:color="BFBFBF" w:sz="2"/>
               <w:right w:val="none" w:color="FFFFFF" w:sz="0"/>
             </w:tcBorders>
-            <w:shd w:fill="F1EAFA" w:color="auto" w:val="clear"/>
+            <w:shd w:fill="E6F4EA" w:color="auto" w:val="clear"/>
             <w:tcMar>
               <w:top w:type="dxa" w:w="60"/>
               <w:left w:type="dxa" w:w="90"/>
@@ -9323,31 +9759,31 @@
               <w:bottom w:val="single" w:color="BFBFBF" w:sz="2"/>
               <w:right w:val="none" w:color="FFFFFF" w:sz="0"/>
             </w:tcBorders>
-            <w:shd w:fill="F1EAFA" w:color="auto" w:val="clear"/>
-            <w:tcMar>
-              <w:top w:type="dxa" w:w="60"/>
-              <w:left w:type="dxa" w:w="90"/>
-              <w:bottom w:type="dxa" w:w="60"/>
-              <w:right w:type="dxa" w:w="90"/>
-            </w:tcMar>
-            <w:vAlign w:val="top"/>
-          </w:tcPr>
-          <w:p>
-            <w:pPr>
-              <w:spacing w:line="280"/>
-              <w:jc w:val="left"/>
-            </w:pPr>
-            <w:r>
-              <w:rPr>
-                <w:rFonts w:ascii="Times New Roman" w:eastAsia="宋体" w:hAnsi="Times New Roman"/>
-                <w:b w:val="false"/>
-                <w:bCs w:val="false"/>
-                <w:strike w:val="false"/>
-                <w:color w:val="000000"/>
-                <w:sz w:val="18"/>
-                <w:szCs w:val="18"/>
-              </w:rPr>
-              <w:t xml:space="preserve">流程计时</w:t>
+            <w:shd w:fill="E6F4EA" w:color="auto" w:val="clear"/>
+            <w:tcMar>
+              <w:top w:type="dxa" w:w="60"/>
+              <w:left w:type="dxa" w:w="90"/>
+              <w:bottom w:type="dxa" w:w="60"/>
+              <w:right w:type="dxa" w:w="90"/>
+            </w:tcMar>
+            <w:vAlign w:val="top"/>
+          </w:tcPr>
+          <w:p>
+            <w:pPr>
+              <w:spacing w:line="280"/>
+              <w:jc w:val="left"/>
+            </w:pPr>
+            <w:r>
+              <w:rPr>
+                <w:rFonts w:ascii="Times New Roman" w:eastAsia="宋体" w:hAnsi="Times New Roman"/>
+                <w:b w:val="false"/>
+                <w:bCs w:val="false"/>
+                <w:strike w:val="false"/>
+                <w:color w:val="000000"/>
+                <w:sz w:val="18"/>
+                <w:szCs w:val="18"/>
+              </w:rPr>
+              <w:t xml:space="preserve">环境监测</w:t>
             </w:r>
           </w:p>
         </w:tc>
@@ -9360,7 +9796,7 @@
               <w:bottom w:val="single" w:color="BFBFBF" w:sz="2"/>
               <w:right w:val="none" w:color="FFFFFF" w:sz="0"/>
             </w:tcBorders>
-            <w:shd w:fill="F1EAFA" w:color="auto" w:val="clear"/>
+            <w:shd w:fill="E6F4EA" w:color="auto" w:val="clear"/>
             <w:tcMar>
               <w:top w:type="dxa" w:w="60"/>
               <w:left w:type="dxa" w:w="90"/>
@@ -9380,11 +9816,11 @@
                 <w:b/>
                 <w:bCs/>
                 <w:strike w:val="false"/>
-                <w:color w:val="6B3FA0"/>
-                <w:sz w:val="18"/>
-                <w:szCs w:val="18"/>
-              </w:rPr>
-              <w:t xml:space="preserve">调入</w:t>
+                <w:color w:val="1B7A3D"/>
+                <w:sz w:val="18"/>
+                <w:szCs w:val="18"/>
+              </w:rPr>
+              <w:t xml:space="preserve">新增</w:t>
             </w:r>
           </w:p>
         </w:tc>
@@ -9399,31 +9835,31 @@
               <w:bottom w:val="single" w:color="BFBFBF" w:sz="2"/>
               <w:right w:val="none" w:color="FFFFFF" w:sz="0"/>
             </w:tcBorders>
-            <w:shd w:fill="F1EAFA" w:color="auto" w:val="clear"/>
-            <w:tcMar>
-              <w:top w:type="dxa" w:w="60"/>
-              <w:left w:type="dxa" w:w="90"/>
-              <w:bottom w:type="dxa" w:w="60"/>
-              <w:right w:type="dxa" w:w="90"/>
-            </w:tcMar>
-            <w:vAlign w:val="top"/>
-          </w:tcPr>
-          <w:p>
-            <w:pPr>
-              <w:spacing w:line="280"/>
-              <w:jc w:val="left"/>
-            </w:pPr>
-            <w:r>
-              <w:rPr>
-                <w:rFonts w:ascii="Times New Roman" w:eastAsia="宋体" w:hAnsi="Times New Roman"/>
-                <w:b w:val="false"/>
-                <w:bCs w:val="false"/>
-                <w:strike w:val="false"/>
-                <w:color w:val="000000"/>
-                <w:sz w:val="18"/>
-                <w:szCs w:val="18"/>
-              </w:rPr>
-              <w:t xml:space="preserve">温湿度计</w:t>
+            <w:shd w:fill="E6F4EA" w:color="auto" w:val="clear"/>
+            <w:tcMar>
+              <w:top w:type="dxa" w:w="60"/>
+              <w:left w:type="dxa" w:w="90"/>
+              <w:bottom w:type="dxa" w:w="60"/>
+              <w:right w:type="dxa" w:w="90"/>
+            </w:tcMar>
+            <w:vAlign w:val="top"/>
+          </w:tcPr>
+          <w:p>
+            <w:pPr>
+              <w:spacing w:line="280"/>
+              <w:jc w:val="left"/>
+            </w:pPr>
+            <w:r>
+              <w:rPr>
+                <w:rFonts w:ascii="Times New Roman" w:eastAsia="宋体" w:hAnsi="Times New Roman"/>
+                <w:b w:val="false"/>
+                <w:bCs w:val="false"/>
+                <w:strike w:val="false"/>
+                <w:color w:val="000000"/>
+                <w:sz w:val="18"/>
+                <w:szCs w:val="18"/>
+              </w:rPr>
+              <w:t xml:space="preserve">生物安全柜（A2型）</w:t>
             </w:r>
             <w:r>
               <w:rPr>
@@ -9431,11 +9867,11 @@
                 <w:b/>
                 <w:bCs/>
                 <w:strike w:val="false"/>
-                <w:color w:val="6B3FA0"/>
+                <w:color w:val="1B7A3D"/>
                 <w:sz w:val="17"/>
                 <w:szCs w:val="17"/>
               </w:rPr>
-              <w:t xml:space="preserve">　调入</w:t>
+              <w:t xml:space="preserve">　新增</w:t>
             </w:r>
             <w:r>
               <w:rPr>
@@ -9460,7 +9896,7 @@
               <w:bottom w:val="single" w:color="BFBFBF" w:sz="2"/>
               <w:right w:val="none" w:color="FFFFFF" w:sz="0"/>
             </w:tcBorders>
-            <w:shd w:fill="F1EAFA" w:color="auto" w:val="clear"/>
+            <w:shd w:fill="E6F4EA" w:color="auto" w:val="clear"/>
             <w:tcMar>
               <w:top w:type="dxa" w:w="60"/>
               <w:left w:type="dxa" w:w="90"/>
@@ -9497,7 +9933,7 @@
               <w:bottom w:val="single" w:color="BFBFBF" w:sz="2"/>
               <w:right w:val="none" w:color="FFFFFF" w:sz="0"/>
             </w:tcBorders>
-            <w:shd w:fill="F1EAFA" w:color="auto" w:val="clear"/>
+            <w:shd w:fill="E6F4EA" w:color="auto" w:val="clear"/>
             <w:tcMar>
               <w:top w:type="dxa" w:w="60"/>
               <w:left w:type="dxa" w:w="90"/>
@@ -9524,6 +9960,24 @@
               <w:t xml:space="preserve">—</w:t>
             </w:r>
           </w:p>
+          <w:p>
+            <w:pPr>
+              <w:spacing w:line="280"/>
+              <w:jc w:val="left"/>
+            </w:pPr>
+            <w:r>
+              <w:rPr>
+                <w:rFonts w:ascii="Times New Roman" w:eastAsia="宋体" w:hAnsi="Times New Roman"/>
+                <w:b w:val="false"/>
+                <w:bCs w:val="false"/>
+                <w:strike w:val="false"/>
+                <w:color w:val="555555"/>
+                <w:sz w:val="17"/>
+                <w:szCs w:val="17"/>
+              </w:rPr>
+              <w:t xml:space="preserve">全院合计 2 → 3（+1）</w:t>
+            </w:r>
+          </w:p>
         </w:tc>
         <w:tc>
           <w:tcPr>
@@ -9534,7 +9988,7 @@
               <w:bottom w:val="single" w:color="BFBFBF" w:sz="2"/>
               <w:right w:val="none" w:color="FFFFFF" w:sz="0"/>
             </w:tcBorders>
-            <w:shd w:fill="F1EAFA" w:color="auto" w:val="clear"/>
+            <w:shd w:fill="E6F4EA" w:color="auto" w:val="clear"/>
             <w:tcMar>
               <w:top w:type="dxa" w:w="60"/>
               <w:left w:type="dxa" w:w="90"/>
@@ -9571,31 +10025,31 @@
               <w:bottom w:val="single" w:color="BFBFBF" w:sz="2"/>
               <w:right w:val="none" w:color="FFFFFF" w:sz="0"/>
             </w:tcBorders>
-            <w:shd w:fill="F1EAFA" w:color="auto" w:val="clear"/>
-            <w:tcMar>
-              <w:top w:type="dxa" w:w="60"/>
-              <w:left w:type="dxa" w:w="90"/>
-              <w:bottom w:type="dxa" w:w="60"/>
-              <w:right w:type="dxa" w:w="90"/>
-            </w:tcMar>
-            <w:vAlign w:val="top"/>
-          </w:tcPr>
-          <w:p>
-            <w:pPr>
-              <w:spacing w:line="280"/>
-              <w:jc w:val="left"/>
-            </w:pPr>
-            <w:r>
-              <w:rPr>
-                <w:rFonts w:ascii="Times New Roman" w:eastAsia="宋体" w:hAnsi="Times New Roman"/>
-                <w:b w:val="false"/>
-                <w:bCs w:val="false"/>
-                <w:strike w:val="false"/>
-                <w:color w:val="000000"/>
-                <w:sz w:val="18"/>
-                <w:szCs w:val="18"/>
-              </w:rPr>
-              <w:t xml:space="preserve">环境监测</w:t>
+            <w:shd w:fill="E6F4EA" w:color="auto" w:val="clear"/>
+            <w:tcMar>
+              <w:top w:type="dxa" w:w="60"/>
+              <w:left w:type="dxa" w:w="90"/>
+              <w:bottom w:type="dxa" w:w="60"/>
+              <w:right w:type="dxa" w:w="90"/>
+            </w:tcMar>
+            <w:vAlign w:val="top"/>
+          </w:tcPr>
+          <w:p>
+            <w:pPr>
+              <w:spacing w:line="280"/>
+              <w:jc w:val="left"/>
+            </w:pPr>
+            <w:r>
+              <w:rPr>
+                <w:rFonts w:ascii="Times New Roman" w:eastAsia="宋体" w:hAnsi="Times New Roman"/>
+                <w:b w:val="false"/>
+                <w:bCs w:val="false"/>
+                <w:strike w:val="false"/>
+                <w:color w:val="000000"/>
+                <w:sz w:val="18"/>
+                <w:szCs w:val="18"/>
+              </w:rPr>
+              <w:t xml:space="preserve">—</w:t>
             </w:r>
           </w:p>
         </w:tc>
@@ -9608,7 +10062,7 @@
               <w:bottom w:val="single" w:color="BFBFBF" w:sz="2"/>
               <w:right w:val="none" w:color="FFFFFF" w:sz="0"/>
             </w:tcBorders>
-            <w:shd w:fill="F1EAFA" w:color="auto" w:val="clear"/>
+            <w:shd w:fill="E6F4EA" w:color="auto" w:val="clear"/>
             <w:tcMar>
               <w:top w:type="dxa" w:w="60"/>
               <w:left w:type="dxa" w:w="90"/>
@@ -9628,259 +10082,11 @@
                 <w:b/>
                 <w:bCs/>
                 <w:strike w:val="false"/>
-                <w:color w:val="6B3FA0"/>
-                <w:sz w:val="18"/>
-                <w:szCs w:val="18"/>
-              </w:rPr>
-              <w:t xml:space="preserve">调入</w:t>
-            </w:r>
-          </w:p>
-        </w:tc>
-      </w:tr>
-      <w:tr>
-        <w:tc>
-          <w:tcPr>
-            <w:tcW w:type="dxa" w:w="2300"/>
-            <w:tcBorders>
-              <w:top w:val="none" w:color="FFFFFF" w:sz="0"/>
-              <w:left w:val="none" w:color="FFFFFF" w:sz="0"/>
-              <w:bottom w:val="single" w:color="BFBFBF" w:sz="2"/>
-              <w:right w:val="none" w:color="FFFFFF" w:sz="0"/>
-            </w:tcBorders>
-            <w:shd w:fill="F1EAFA" w:color="auto" w:val="clear"/>
-            <w:tcMar>
-              <w:top w:type="dxa" w:w="60"/>
-              <w:left w:type="dxa" w:w="90"/>
-              <w:bottom w:type="dxa" w:w="60"/>
-              <w:right w:type="dxa" w:w="90"/>
-            </w:tcMar>
-            <w:vAlign w:val="top"/>
-          </w:tcPr>
-          <w:p>
-            <w:pPr>
-              <w:spacing w:line="280"/>
-              <w:jc w:val="left"/>
-            </w:pPr>
-            <w:r>
-              <w:rPr>
-                <w:rFonts w:ascii="Times New Roman" w:eastAsia="宋体" w:hAnsi="Times New Roman"/>
-                <w:b w:val="false"/>
-                <w:bCs w:val="false"/>
-                <w:strike w:val="false"/>
-                <w:color w:val="000000"/>
-                <w:sz w:val="18"/>
-                <w:szCs w:val="18"/>
-              </w:rPr>
-              <w:t xml:space="preserve">生物安全柜（A2型）</w:t>
-            </w:r>
-            <w:r>
-              <w:rPr>
-                <w:rFonts w:ascii="Arial" w:eastAsia="黑体" w:hAnsi="Arial"/>
-                <w:b/>
-                <w:bCs/>
-                <w:strike w:val="false"/>
-                <w:color w:val="6B3FA0"/>
-                <w:sz w:val="17"/>
-                <w:szCs w:val="17"/>
-              </w:rPr>
-              <w:t xml:space="preserve">　调入</w:t>
-            </w:r>
-            <w:r>
-              <w:rPr>
-                <w:rFonts w:ascii="Arial" w:eastAsia="黑体" w:hAnsi="Arial"/>
-                <w:b/>
-                <w:bCs/>
-                <w:strike w:val="false"/>
-                <w:color w:val="8A4B00"/>
-                <w:sz w:val="17"/>
-                <w:szCs w:val="17"/>
-              </w:rPr>
-              <w:t xml:space="preserve">　待补</w:t>
-            </w:r>
-          </w:p>
-        </w:tc>
-        <w:tc>
-          <w:tcPr>
-            <w:tcW w:type="dxa" w:w="1500"/>
-            <w:tcBorders>
-              <w:top w:val="none" w:color="FFFFFF" w:sz="0"/>
-              <w:left w:val="none" w:color="FFFFFF" w:sz="0"/>
-              <w:bottom w:val="single" w:color="BFBFBF" w:sz="2"/>
-              <w:right w:val="none" w:color="FFFFFF" w:sz="0"/>
-            </w:tcBorders>
-            <w:shd w:fill="F1EAFA" w:color="auto" w:val="clear"/>
-            <w:tcMar>
-              <w:top w:type="dxa" w:w="60"/>
-              <w:left w:type="dxa" w:w="90"/>
-              <w:bottom w:type="dxa" w:w="60"/>
-              <w:right w:type="dxa" w:w="90"/>
-            </w:tcMar>
-            <w:vAlign w:val="top"/>
-          </w:tcPr>
-          <w:p>
-            <w:pPr>
-              <w:spacing w:line="280"/>
-              <w:jc w:val="left"/>
-            </w:pPr>
-            <w:r>
-              <w:rPr>
-                <w:rFonts w:ascii="Times New Roman" w:eastAsia="宋体" w:hAnsi="Times New Roman"/>
-                <w:b w:val="false"/>
-                <w:bCs w:val="false"/>
-                <w:strike w:val="false"/>
-                <w:color w:val="000000"/>
-                <w:sz w:val="18"/>
-                <w:szCs w:val="18"/>
-              </w:rPr>
-              <w:t xml:space="preserve">—</w:t>
-            </w:r>
-          </w:p>
-        </w:tc>
-        <w:tc>
-          <w:tcPr>
-            <w:tcW w:type="dxa" w:w="2560"/>
-            <w:tcBorders>
-              <w:top w:val="none" w:color="FFFFFF" w:sz="0"/>
-              <w:left w:val="none" w:color="FFFFFF" w:sz="0"/>
-              <w:bottom w:val="single" w:color="BFBFBF" w:sz="2"/>
-              <w:right w:val="none" w:color="FFFFFF" w:sz="0"/>
-            </w:tcBorders>
-            <w:shd w:fill="F1EAFA" w:color="auto" w:val="clear"/>
-            <w:tcMar>
-              <w:top w:type="dxa" w:w="60"/>
-              <w:left w:type="dxa" w:w="90"/>
-              <w:bottom w:type="dxa" w:w="60"/>
-              <w:right w:type="dxa" w:w="90"/>
-            </w:tcMar>
-            <w:vAlign w:val="top"/>
-          </w:tcPr>
-          <w:p>
-            <w:pPr>
-              <w:spacing w:line="280"/>
-              <w:jc w:val="left"/>
-            </w:pPr>
-            <w:r>
-              <w:rPr>
-                <w:rFonts w:ascii="Times New Roman" w:eastAsia="宋体" w:hAnsi="Times New Roman"/>
-                <w:b w:val="false"/>
-                <w:bCs w:val="false"/>
-                <w:strike w:val="false"/>
-                <w:color w:val="000000"/>
-                <w:sz w:val="18"/>
-                <w:szCs w:val="18"/>
-              </w:rPr>
-              <w:t xml:space="preserve">—</w:t>
-            </w:r>
-          </w:p>
-        </w:tc>
-        <w:tc>
-          <w:tcPr>
-            <w:tcW w:type="dxa" w:w="560"/>
-            <w:tcBorders>
-              <w:top w:val="none" w:color="FFFFFF" w:sz="0"/>
-              <w:left w:val="none" w:color="FFFFFF" w:sz="0"/>
-              <w:bottom w:val="single" w:color="BFBFBF" w:sz="2"/>
-              <w:right w:val="none" w:color="FFFFFF" w:sz="0"/>
-            </w:tcBorders>
-            <w:shd w:fill="F1EAFA" w:color="auto" w:val="clear"/>
-            <w:tcMar>
-              <w:top w:type="dxa" w:w="60"/>
-              <w:left w:type="dxa" w:w="90"/>
-              <w:bottom w:type="dxa" w:w="60"/>
-              <w:right w:type="dxa" w:w="90"/>
-            </w:tcMar>
-            <w:vAlign w:val="top"/>
-          </w:tcPr>
-          <w:p>
-            <w:pPr>
-              <w:spacing w:line="280"/>
-              <w:jc w:val="center"/>
-            </w:pPr>
-            <w:r>
-              <w:rPr>
-                <w:rFonts w:ascii="Times New Roman" w:eastAsia="宋体" w:hAnsi="Times New Roman"/>
-                <w:b w:val="false"/>
-                <w:bCs w:val="false"/>
-                <w:strike w:val="false"/>
-                <w:color w:val="000000"/>
-                <w:sz w:val="18"/>
-                <w:szCs w:val="18"/>
-              </w:rPr>
-              <w:t xml:space="preserve">1</w:t>
-            </w:r>
-          </w:p>
-        </w:tc>
-        <w:tc>
-          <w:tcPr>
-            <w:tcW w:type="dxa" w:w="1700"/>
-            <w:tcBorders>
-              <w:top w:val="none" w:color="FFFFFF" w:sz="0"/>
-              <w:left w:val="none" w:color="FFFFFF" w:sz="0"/>
-              <w:bottom w:val="single" w:color="BFBFBF" w:sz="2"/>
-              <w:right w:val="none" w:color="FFFFFF" w:sz="0"/>
-            </w:tcBorders>
-            <w:shd w:fill="F1EAFA" w:color="auto" w:val="clear"/>
-            <w:tcMar>
-              <w:top w:type="dxa" w:w="60"/>
-              <w:left w:type="dxa" w:w="90"/>
-              <w:bottom w:type="dxa" w:w="60"/>
-              <w:right w:type="dxa" w:w="90"/>
-            </w:tcMar>
-            <w:vAlign w:val="top"/>
-          </w:tcPr>
-          <w:p>
-            <w:pPr>
-              <w:spacing w:line="280"/>
-              <w:jc w:val="left"/>
-            </w:pPr>
-            <w:r>
-              <w:rPr>
-                <w:rFonts w:ascii="Times New Roman" w:eastAsia="宋体" w:hAnsi="Times New Roman"/>
-                <w:b w:val="false"/>
-                <w:bCs w:val="false"/>
-                <w:strike w:val="false"/>
-                <w:color w:val="000000"/>
-                <w:sz w:val="18"/>
-                <w:szCs w:val="18"/>
-              </w:rPr>
-              <w:t xml:space="preserve">—</w:t>
-            </w:r>
-          </w:p>
-        </w:tc>
-        <w:tc>
-          <w:tcPr>
-            <w:tcW w:type="dxa" w:w="1240"/>
-            <w:tcBorders>
-              <w:top w:val="none" w:color="FFFFFF" w:sz="0"/>
-              <w:left w:val="none" w:color="FFFFFF" w:sz="0"/>
-              <w:bottom w:val="single" w:color="BFBFBF" w:sz="2"/>
-              <w:right w:val="none" w:color="FFFFFF" w:sz="0"/>
-            </w:tcBorders>
-            <w:shd w:fill="F1EAFA" w:color="auto" w:val="clear"/>
-            <w:tcMar>
-              <w:top w:type="dxa" w:w="60"/>
-              <w:left w:type="dxa" w:w="90"/>
-              <w:bottom w:type="dxa" w:w="60"/>
-              <w:right w:type="dxa" w:w="90"/>
-            </w:tcMar>
-            <w:vAlign w:val="top"/>
-          </w:tcPr>
-          <w:p>
-            <w:pPr>
-              <w:spacing w:line="280"/>
-              <w:jc w:val="center"/>
-            </w:pPr>
-            <w:r>
-              <w:rPr>
-                <w:rFonts w:ascii="Arial" w:eastAsia="黑体" w:hAnsi="Arial"/>
-                <w:b/>
-                <w:bCs/>
-                <w:strike w:val="false"/>
-                <w:color w:val="6B3FA0"/>
-                <w:sz w:val="18"/>
-                <w:szCs w:val="18"/>
-              </w:rPr>
-              <w:t xml:space="preserve">调入</w:t>
+                <w:color w:val="1B7A3D"/>
+                <w:sz w:val="18"/>
+                <w:szCs w:val="18"/>
+              </w:rPr>
+              <w:t xml:space="preserve">新增</w:t>
             </w:r>
           </w:p>
         </w:tc>
@@ -17396,6 +17602,24 @@
               <w:t xml:space="preserve">—</w:t>
             </w:r>
           </w:p>
+          <w:p>
+            <w:pPr>
+              <w:spacing w:line="280"/>
+              <w:jc w:val="left"/>
+            </w:pPr>
+            <w:r>
+              <w:rPr>
+                <w:rFonts w:ascii="Times New Roman" w:eastAsia="宋体" w:hAnsi="Times New Roman"/>
+                <w:b w:val="false"/>
+                <w:bCs w:val="false"/>
+                <w:strike w:val="false"/>
+                <w:color w:val="555555"/>
+                <w:sz w:val="17"/>
+                <w:szCs w:val="17"/>
+              </w:rPr>
+              <w:t xml:space="preserve">全院合计 6 → 8（+2）</w:t>
+            </w:r>
+          </w:p>
         </w:tc>
         <w:tc>
           <w:tcPr>
@@ -17632,6 +17856,24 @@
               <w:t xml:space="preserve">YHZ-90191</w:t>
             </w:r>
           </w:p>
+          <w:p>
+            <w:pPr>
+              <w:spacing w:line="280"/>
+              <w:jc w:val="left"/>
+            </w:pPr>
+            <w:r>
+              <w:rPr>
+                <w:rFonts w:ascii="Times New Roman" w:eastAsia="宋体" w:hAnsi="Times New Roman"/>
+                <w:b w:val="false"/>
+                <w:bCs w:val="false"/>
+                <w:strike w:val="false"/>
+                <w:color w:val="555555"/>
+                <w:sz w:val="17"/>
+                <w:szCs w:val="17"/>
+              </w:rPr>
+              <w:t xml:space="preserve">全院合计 6 → 8（+2）</w:t>
+            </w:r>
+          </w:p>
         </w:tc>
         <w:tc>
           <w:tcPr>
@@ -17868,6 +18110,24 @@
               <w:t xml:space="preserve">0.5-10µL／10-100µL／20-200µL／100-1000µL</w:t>
             </w:r>
           </w:p>
+          <w:p>
+            <w:pPr>
+              <w:spacing w:line="280"/>
+              <w:jc w:val="left"/>
+            </w:pPr>
+            <w:r>
+              <w:rPr>
+                <w:rFonts w:ascii="Times New Roman" w:eastAsia="宋体" w:hAnsi="Times New Roman"/>
+                <w:b w:val="false"/>
+                <w:bCs w:val="false"/>
+                <w:strike w:val="false"/>
+                <w:color w:val="555555"/>
+                <w:sz w:val="17"/>
+                <w:szCs w:val="17"/>
+              </w:rPr>
+              <w:t xml:space="preserve">全院合计 36 → 28（-8）</w:t>
+            </w:r>
+          </w:p>
         </w:tc>
         <w:tc>
           <w:tcPr>
@@ -17991,7 +18251,7 @@
               <w:bottom w:val="single" w:color="BFBFBF" w:sz="2"/>
               <w:right w:val="none" w:color="FFFFFF" w:sz="0"/>
             </w:tcBorders>
-            <w:shd w:fill="E6F4EA" w:color="auto" w:val="clear"/>
+            <w:shd w:fill="F1EAFA" w:color="auto" w:val="clear"/>
             <w:tcMar>
               <w:top w:type="dxa" w:w="60"/>
               <w:left w:type="dxa" w:w="90"/>
@@ -18023,11 +18283,11 @@
                 <w:b/>
                 <w:bCs/>
                 <w:strike w:val="false"/>
-                <w:color w:val="1B7A3D"/>
+                <w:color w:val="6B3FA0"/>
                 <w:sz w:val="17"/>
                 <w:szCs w:val="17"/>
               </w:rPr>
-              <w:t xml:space="preserve">　新增</w:t>
+              <w:t xml:space="preserve">　调入</w:t>
             </w:r>
           </w:p>
         </w:tc>
@@ -18040,7 +18300,7 @@
               <w:bottom w:val="single" w:color="BFBFBF" w:sz="2"/>
               <w:right w:val="none" w:color="FFFFFF" w:sz="0"/>
             </w:tcBorders>
-            <w:shd w:fill="E6F4EA" w:color="auto" w:val="clear"/>
+            <w:shd w:fill="F1EAFA" w:color="auto" w:val="clear"/>
             <w:tcMar>
               <w:top w:type="dxa" w:w="60"/>
               <w:left w:type="dxa" w:w="90"/>
@@ -18077,7 +18337,7 @@
               <w:bottom w:val="single" w:color="BFBFBF" w:sz="2"/>
               <w:right w:val="none" w:color="FFFFFF" w:sz="0"/>
             </w:tcBorders>
-            <w:shd w:fill="E6F4EA" w:color="auto" w:val="clear"/>
+            <w:shd w:fill="F1EAFA" w:color="auto" w:val="clear"/>
             <w:tcMar>
               <w:top w:type="dxa" w:w="60"/>
               <w:left w:type="dxa" w:w="90"/>
@@ -18104,6 +18364,24 @@
               <w:t xml:space="preserve">Qsep1</w:t>
             </w:r>
           </w:p>
+          <w:p>
+            <w:pPr>
+              <w:spacing w:line="280"/>
+              <w:jc w:val="left"/>
+            </w:pPr>
+            <w:r>
+              <w:rPr>
+                <w:rFonts w:ascii="Times New Roman" w:eastAsia="宋体" w:hAnsi="Times New Roman"/>
+                <w:b w:val="false"/>
+                <w:bCs w:val="false"/>
+                <w:strike w:val="false"/>
+                <w:color w:val="555555"/>
+                <w:sz w:val="17"/>
+                <w:szCs w:val="17"/>
+              </w:rPr>
+              <w:t xml:space="preserve">全院合计 1 → 1（未变，仅换分区）</w:t>
+            </w:r>
+          </w:p>
         </w:tc>
         <w:tc>
           <w:tcPr>
@@ -18114,7 +18392,7 @@
               <w:bottom w:val="single" w:color="BFBFBF" w:sz="2"/>
               <w:right w:val="none" w:color="FFFFFF" w:sz="0"/>
             </w:tcBorders>
-            <w:shd w:fill="E6F4EA" w:color="auto" w:val="clear"/>
+            <w:shd w:fill="F1EAFA" w:color="auto" w:val="clear"/>
             <w:tcMar>
               <w:top w:type="dxa" w:w="60"/>
               <w:left w:type="dxa" w:w="90"/>
@@ -18151,7 +18429,7 @@
               <w:bottom w:val="single" w:color="BFBFBF" w:sz="2"/>
               <w:right w:val="none" w:color="FFFFFF" w:sz="0"/>
             </w:tcBorders>
-            <w:shd w:fill="E6F4EA" w:color="auto" w:val="clear"/>
+            <w:shd w:fill="F1EAFA" w:color="auto" w:val="clear"/>
             <w:tcMar>
               <w:top w:type="dxa" w:w="60"/>
               <w:left w:type="dxa" w:w="90"/>
@@ -18188,7 +18466,7 @@
               <w:bottom w:val="single" w:color="BFBFBF" w:sz="2"/>
               <w:right w:val="none" w:color="FFFFFF" w:sz="0"/>
             </w:tcBorders>
-            <w:shd w:fill="E6F4EA" w:color="auto" w:val="clear"/>
+            <w:shd w:fill="F1EAFA" w:color="auto" w:val="clear"/>
             <w:tcMar>
               <w:top w:type="dxa" w:w="60"/>
               <w:left w:type="dxa" w:w="90"/>
@@ -18208,16 +18486,3850 @@
                 <w:b/>
                 <w:bCs/>
                 <w:strike w:val="false"/>
-                <w:color w:val="1B7A3D"/>
-                <w:sz w:val="18"/>
-                <w:szCs w:val="18"/>
-              </w:rPr>
-              <w:t xml:space="preserve">新增</w:t>
+                <w:color w:val="6B3FA0"/>
+                <w:sz w:val="18"/>
+                <w:szCs w:val="18"/>
+              </w:rPr>
+              <w:t xml:space="preserve">调入</w:t>
             </w:r>
           </w:p>
         </w:tc>
       </w:tr>
     </w:tbl>
+    <w:p>
+      <w:pPr>
+        <w:keepNext/>
+        <w:spacing w:after="140" w:before="320" w:line="380"/>
+      </w:pPr>
+      <w:r>
+        <w:rPr>
+          <w:rFonts w:ascii="Arial" w:eastAsia="黑体" w:hAnsi="Arial"/>
+          <w:b/>
+          <w:bCs/>
+          <w:color w:val="000000"/>
+          <w:sz w:val="25"/>
+          <w:szCs w:val="25"/>
+        </w:rPr>
+        <w:t xml:space="preserve">三、全院台件数的变化</w:t>
+      </w:r>
+    </w:p>
+    <w:p>
+      <w:pPr>
+        <w:spacing w:after="100" w:line="380"/>
+        <w:ind w:left="0" w:firstLine="420"/>
+        <w:jc w:val="both"/>
+      </w:pPr>
+      <w:r>
+        <w:rPr>
+          <w:rFonts w:ascii="Times New Roman" w:eastAsia="宋体" w:hAnsi="Times New Roman"/>
+          <w:b w:val="false"/>
+          <w:bCs w:val="false"/>
+          <w:color w:val="000000"/>
+          <w:sz w:val="21"/>
+          <w:szCs w:val="21"/>
+        </w:rPr>
+        <w:t xml:space="preserve">「调入」与「新增」的分界在这张表：</w:t>
+      </w:r>
+      <w:r>
+        <w:rPr>
+          <w:rFonts w:ascii="Times New Roman" w:eastAsia="宋体" w:hAnsi="Times New Roman"/>
+          <w:b/>
+          <w:bCs/>
+          <w:color w:val="000000"/>
+          <w:sz w:val="21"/>
+          <w:szCs w:val="21"/>
+        </w:rPr>
+        <w:t xml:space="preserve">全院合计没变的是换了分区，合计增加的才需要增配</w:t>
+      </w:r>
+      <w:r>
+        <w:rPr>
+          <w:rFonts w:ascii="Times New Roman" w:eastAsia="宋体" w:hAnsi="Times New Roman"/>
+          <w:b w:val="false"/>
+          <w:bCs w:val="false"/>
+          <w:color w:val="000000"/>
+          <w:sz w:val="21"/>
+          <w:szCs w:val="21"/>
+        </w:rPr>
+        <w:t xml:space="preserve">。净差额只有 +2 台（件），但那是移液器减 8 支抵掉的结果——真正增加的是仪器。</w:t>
+      </w:r>
+    </w:p>
+    <w:tbl>
+      <w:tblPr>
+        <w:tblW w:type="dxa" w:w="9860"/>
+        <w:tblBorders>
+          <w:top w:val="none" w:color="FFFFFF" w:sz="0"/>
+          <w:left w:val="none" w:color="FFFFFF" w:sz="0"/>
+          <w:bottom w:val="none" w:color="FFFFFF" w:sz="0"/>
+          <w:right w:val="none" w:color="FFFFFF" w:sz="0"/>
+          <w:insideH w:val="none" w:color="FFFFFF" w:sz="0"/>
+          <w:insideV w:val="none" w:color="FFFFFF" w:sz="0"/>
+        </w:tblBorders>
+      </w:tblPr>
+      <w:tblGrid>
+        <w:gridCol w:w="1800"/>
+        <w:gridCol w:w="720"/>
+        <w:gridCol w:w="720"/>
+        <w:gridCol w:w="700"/>
+        <w:gridCol w:w="2960"/>
+        <w:gridCol w:w="2960"/>
+      </w:tblGrid>
+      <w:tr>
+        <w:trPr>
+          <w:tblHeader/>
+        </w:trPr>
+        <w:tc>
+          <w:tcPr>
+            <w:tcW w:type="dxa" w:w="1800"/>
+            <w:tcBorders>
+              <w:top w:val="single" w:color="000000" w:sz="12"/>
+              <w:left w:val="none" w:color="FFFFFF" w:sz="0"/>
+              <w:bottom w:val="single" w:color="000000" w:sz="6"/>
+              <w:right w:val="none" w:color="FFFFFF" w:sz="0"/>
+            </w:tcBorders>
+            <w:tcMar>
+              <w:top w:type="dxa" w:w="60"/>
+              <w:left w:type="dxa" w:w="90"/>
+              <w:bottom w:type="dxa" w:w="60"/>
+              <w:right w:type="dxa" w:w="90"/>
+            </w:tcMar>
+            <w:vAlign w:val="top"/>
+          </w:tcPr>
+          <w:p>
+            <w:pPr>
+              <w:spacing w:line="280"/>
+              <w:jc w:val="left"/>
+            </w:pPr>
+            <w:r>
+              <w:rPr>
+                <w:rFonts w:ascii="Arial" w:eastAsia="黑体" w:hAnsi="Arial"/>
+                <w:b/>
+                <w:bCs/>
+                <w:color w:val="000000"/>
+                <w:sz w:val="18"/>
+                <w:szCs w:val="18"/>
+              </w:rPr>
+              <w:t xml:space="preserve">设备</w:t>
+            </w:r>
+          </w:p>
+        </w:tc>
+        <w:tc>
+          <w:tcPr>
+            <w:tcW w:type="dxa" w:w="720"/>
+            <w:tcBorders>
+              <w:top w:val="single" w:color="000000" w:sz="12"/>
+              <w:left w:val="none" w:color="FFFFFF" w:sz="0"/>
+              <w:bottom w:val="single" w:color="000000" w:sz="6"/>
+              <w:right w:val="none" w:color="FFFFFF" w:sz="0"/>
+            </w:tcBorders>
+            <w:tcMar>
+              <w:top w:type="dxa" w:w="60"/>
+              <w:left w:type="dxa" w:w="90"/>
+              <w:bottom w:type="dxa" w:w="60"/>
+              <w:right w:type="dxa" w:w="90"/>
+            </w:tcMar>
+            <w:vAlign w:val="top"/>
+          </w:tcPr>
+          <w:p>
+            <w:pPr>
+              <w:spacing w:line="280"/>
+              <w:jc w:val="left"/>
+            </w:pPr>
+            <w:r>
+              <w:rPr>
+                <w:rFonts w:ascii="Arial" w:eastAsia="黑体" w:hAnsi="Arial"/>
+                <w:b/>
+                <w:bCs/>
+                <w:color w:val="000000"/>
+                <w:sz w:val="18"/>
+                <w:szCs w:val="18"/>
+              </w:rPr>
+              <w:t xml:space="preserve">9.12</w:t>
+            </w:r>
+          </w:p>
+        </w:tc>
+        <w:tc>
+          <w:tcPr>
+            <w:tcW w:type="dxa" w:w="720"/>
+            <w:tcBorders>
+              <w:top w:val="single" w:color="000000" w:sz="12"/>
+              <w:left w:val="none" w:color="FFFFFF" w:sz="0"/>
+              <w:bottom w:val="single" w:color="000000" w:sz="6"/>
+              <w:right w:val="none" w:color="FFFFFF" w:sz="0"/>
+            </w:tcBorders>
+            <w:tcMar>
+              <w:top w:type="dxa" w:w="60"/>
+              <w:left w:type="dxa" w:w="90"/>
+              <w:bottom w:type="dxa" w:w="60"/>
+              <w:right w:type="dxa" w:w="90"/>
+            </w:tcMar>
+            <w:vAlign w:val="top"/>
+          </w:tcPr>
+          <w:p>
+            <w:pPr>
+              <w:spacing w:line="280"/>
+              <w:jc w:val="left"/>
+            </w:pPr>
+            <w:r>
+              <w:rPr>
+                <w:rFonts w:ascii="Arial" w:eastAsia="黑体" w:hAnsi="Arial"/>
+                <w:b/>
+                <w:bCs/>
+                <w:color w:val="000000"/>
+                <w:sz w:val="18"/>
+                <w:szCs w:val="18"/>
+              </w:rPr>
+              <w:t xml:space="preserve">9.13</w:t>
+            </w:r>
+          </w:p>
+        </w:tc>
+        <w:tc>
+          <w:tcPr>
+            <w:tcW w:type="dxa" w:w="700"/>
+            <w:tcBorders>
+              <w:top w:val="single" w:color="000000" w:sz="12"/>
+              <w:left w:val="none" w:color="FFFFFF" w:sz="0"/>
+              <w:bottom w:val="single" w:color="000000" w:sz="6"/>
+              <w:right w:val="none" w:color="FFFFFF" w:sz="0"/>
+            </w:tcBorders>
+            <w:tcMar>
+              <w:top w:type="dxa" w:w="60"/>
+              <w:left w:type="dxa" w:w="90"/>
+              <w:bottom w:type="dxa" w:w="60"/>
+              <w:right w:type="dxa" w:w="90"/>
+            </w:tcMar>
+            <w:vAlign w:val="top"/>
+          </w:tcPr>
+          <w:p>
+            <w:pPr>
+              <w:spacing w:line="280"/>
+              <w:jc w:val="left"/>
+            </w:pPr>
+            <w:r>
+              <w:rPr>
+                <w:rFonts w:ascii="Arial" w:eastAsia="黑体" w:hAnsi="Arial"/>
+                <w:b/>
+                <w:bCs/>
+                <w:color w:val="000000"/>
+                <w:sz w:val="18"/>
+                <w:szCs w:val="18"/>
+              </w:rPr>
+              <w:t xml:space="preserve">差额</w:t>
+            </w:r>
+          </w:p>
+        </w:tc>
+        <w:tc>
+          <w:tcPr>
+            <w:tcW w:type="dxa" w:w="2960"/>
+            <w:tcBorders>
+              <w:top w:val="single" w:color="000000" w:sz="12"/>
+              <w:left w:val="none" w:color="FFFFFF" w:sz="0"/>
+              <w:bottom w:val="single" w:color="000000" w:sz="6"/>
+              <w:right w:val="none" w:color="FFFFFF" w:sz="0"/>
+            </w:tcBorders>
+            <w:tcMar>
+              <w:top w:type="dxa" w:w="60"/>
+              <w:left w:type="dxa" w:w="90"/>
+              <w:bottom w:type="dxa" w:w="60"/>
+              <w:right w:type="dxa" w:w="90"/>
+            </w:tcMar>
+            <w:vAlign w:val="top"/>
+          </w:tcPr>
+          <w:p>
+            <w:pPr>
+              <w:spacing w:line="280"/>
+              <w:jc w:val="left"/>
+            </w:pPr>
+            <w:r>
+              <w:rPr>
+                <w:rFonts w:ascii="Arial" w:eastAsia="黑体" w:hAnsi="Arial"/>
+                <w:b/>
+                <w:bCs/>
+                <w:color w:val="000000"/>
+                <w:sz w:val="18"/>
+                <w:szCs w:val="18"/>
+              </w:rPr>
+              <w:t xml:space="preserve">9.12 分布</w:t>
+            </w:r>
+          </w:p>
+        </w:tc>
+        <w:tc>
+          <w:tcPr>
+            <w:tcW w:type="dxa" w:w="2960"/>
+            <w:tcBorders>
+              <w:top w:val="single" w:color="000000" w:sz="12"/>
+              <w:left w:val="none" w:color="FFFFFF" w:sz="0"/>
+              <w:bottom w:val="single" w:color="000000" w:sz="6"/>
+              <w:right w:val="none" w:color="FFFFFF" w:sz="0"/>
+            </w:tcBorders>
+            <w:tcMar>
+              <w:top w:type="dxa" w:w="60"/>
+              <w:left w:type="dxa" w:w="90"/>
+              <w:bottom w:type="dxa" w:w="60"/>
+              <w:right w:type="dxa" w:w="90"/>
+            </w:tcMar>
+            <w:vAlign w:val="top"/>
+          </w:tcPr>
+          <w:p>
+            <w:pPr>
+              <w:spacing w:line="280"/>
+              <w:jc w:val="left"/>
+            </w:pPr>
+            <w:r>
+              <w:rPr>
+                <w:rFonts w:ascii="Arial" w:eastAsia="黑体" w:hAnsi="Arial"/>
+                <w:b/>
+                <w:bCs/>
+                <w:color w:val="000000"/>
+                <w:sz w:val="18"/>
+                <w:szCs w:val="18"/>
+              </w:rPr>
+              <w:t xml:space="preserve">9.13 分布</w:t>
+            </w:r>
+          </w:p>
+        </w:tc>
+      </w:tr>
+      <w:tr>
+        <w:tc>
+          <w:tcPr>
+            <w:tcW w:type="dxa" w:w="1800"/>
+            <w:tcBorders>
+              <w:top w:val="none" w:color="FFFFFF" w:sz="0"/>
+              <w:left w:val="none" w:color="FFFFFF" w:sz="0"/>
+              <w:bottom w:val="single" w:color="BFBFBF" w:sz="2"/>
+              <w:right w:val="none" w:color="FFFFFF" w:sz="0"/>
+            </w:tcBorders>
+            <w:shd w:fill="E6F4EA" w:color="auto" w:val="clear"/>
+            <w:tcMar>
+              <w:top w:type="dxa" w:w="60"/>
+              <w:left w:type="dxa" w:w="90"/>
+              <w:bottom w:type="dxa" w:w="60"/>
+              <w:right w:type="dxa" w:w="90"/>
+            </w:tcMar>
+            <w:vAlign w:val="top"/>
+          </w:tcPr>
+          <w:p>
+            <w:pPr>
+              <w:spacing w:line="280"/>
+              <w:jc w:val="left"/>
+            </w:pPr>
+            <w:r>
+              <w:rPr>
+                <w:rFonts w:ascii="Times New Roman" w:eastAsia="宋体" w:hAnsi="Times New Roman"/>
+                <w:b w:val="false"/>
+                <w:bCs w:val="false"/>
+                <w:strike w:val="false"/>
+                <w:color w:val="000000"/>
+                <w:sz w:val="18"/>
+                <w:szCs w:val="18"/>
+              </w:rPr>
+              <w:t xml:space="preserve">PCR扩增仪</w:t>
+            </w:r>
+          </w:p>
+        </w:tc>
+        <w:tc>
+          <w:tcPr>
+            <w:tcW w:type="dxa" w:w="720"/>
+            <w:tcBorders>
+              <w:top w:val="none" w:color="FFFFFF" w:sz="0"/>
+              <w:left w:val="none" w:color="FFFFFF" w:sz="0"/>
+              <w:bottom w:val="single" w:color="BFBFBF" w:sz="2"/>
+              <w:right w:val="none" w:color="FFFFFF" w:sz="0"/>
+            </w:tcBorders>
+            <w:shd w:fill="E6F4EA" w:color="auto" w:val="clear"/>
+            <w:tcMar>
+              <w:top w:type="dxa" w:w="60"/>
+              <w:left w:type="dxa" w:w="90"/>
+              <w:bottom w:type="dxa" w:w="60"/>
+              <w:right w:type="dxa" w:w="90"/>
+            </w:tcMar>
+            <w:vAlign w:val="top"/>
+          </w:tcPr>
+          <w:p>
+            <w:pPr>
+              <w:spacing w:line="280"/>
+              <w:jc w:val="center"/>
+            </w:pPr>
+            <w:r>
+              <w:rPr>
+                <w:rFonts w:ascii="Times New Roman" w:eastAsia="宋体" w:hAnsi="Times New Roman"/>
+                <w:b w:val="false"/>
+                <w:bCs w:val="false"/>
+                <w:strike w:val="false"/>
+                <w:color w:val="000000"/>
+                <w:sz w:val="18"/>
+                <w:szCs w:val="18"/>
+              </w:rPr>
+              <w:t xml:space="preserve">3</w:t>
+            </w:r>
+          </w:p>
+        </w:tc>
+        <w:tc>
+          <w:tcPr>
+            <w:tcW w:type="dxa" w:w="720"/>
+            <w:tcBorders>
+              <w:top w:val="none" w:color="FFFFFF" w:sz="0"/>
+              <w:left w:val="none" w:color="FFFFFF" w:sz="0"/>
+              <w:bottom w:val="single" w:color="BFBFBF" w:sz="2"/>
+              <w:right w:val="none" w:color="FFFFFF" w:sz="0"/>
+            </w:tcBorders>
+            <w:shd w:fill="E6F4EA" w:color="auto" w:val="clear"/>
+            <w:tcMar>
+              <w:top w:type="dxa" w:w="60"/>
+              <w:left w:type="dxa" w:w="90"/>
+              <w:bottom w:type="dxa" w:w="60"/>
+              <w:right w:type="dxa" w:w="90"/>
+            </w:tcMar>
+            <w:vAlign w:val="top"/>
+          </w:tcPr>
+          <w:p>
+            <w:pPr>
+              <w:spacing w:line="280"/>
+              <w:jc w:val="center"/>
+            </w:pPr>
+            <w:r>
+              <w:rPr>
+                <w:rFonts w:ascii="Times New Roman" w:eastAsia="宋体" w:hAnsi="Times New Roman"/>
+                <w:b/>
+                <w:bCs/>
+                <w:strike w:val="false"/>
+                <w:color w:val="000000"/>
+                <w:sz w:val="18"/>
+                <w:szCs w:val="18"/>
+              </w:rPr>
+              <w:t xml:space="preserve">4</w:t>
+            </w:r>
+          </w:p>
+        </w:tc>
+        <w:tc>
+          <w:tcPr>
+            <w:tcW w:type="dxa" w:w="700"/>
+            <w:tcBorders>
+              <w:top w:val="none" w:color="FFFFFF" w:sz="0"/>
+              <w:left w:val="none" w:color="FFFFFF" w:sz="0"/>
+              <w:bottom w:val="single" w:color="BFBFBF" w:sz="2"/>
+              <w:right w:val="none" w:color="FFFFFF" w:sz="0"/>
+            </w:tcBorders>
+            <w:shd w:fill="E6F4EA" w:color="auto" w:val="clear"/>
+            <w:tcMar>
+              <w:top w:type="dxa" w:w="60"/>
+              <w:left w:type="dxa" w:w="90"/>
+              <w:bottom w:type="dxa" w:w="60"/>
+              <w:right w:type="dxa" w:w="90"/>
+            </w:tcMar>
+            <w:vAlign w:val="top"/>
+          </w:tcPr>
+          <w:p>
+            <w:pPr>
+              <w:spacing w:line="280"/>
+              <w:jc w:val="center"/>
+            </w:pPr>
+            <w:r>
+              <w:rPr>
+                <w:rFonts w:ascii="Times New Roman" w:eastAsia="宋体" w:hAnsi="Times New Roman"/>
+                <w:b/>
+                <w:bCs/>
+                <w:strike w:val="false"/>
+                <w:color w:val="1B7A3D"/>
+                <w:sz w:val="18"/>
+                <w:szCs w:val="18"/>
+              </w:rPr>
+              <w:t xml:space="preserve">+1</w:t>
+            </w:r>
+          </w:p>
+        </w:tc>
+        <w:tc>
+          <w:tcPr>
+            <w:tcW w:type="dxa" w:w="2960"/>
+            <w:tcBorders>
+              <w:top w:val="none" w:color="FFFFFF" w:sz="0"/>
+              <w:left w:val="none" w:color="FFFFFF" w:sz="0"/>
+              <w:bottom w:val="single" w:color="BFBFBF" w:sz="2"/>
+              <w:right w:val="none" w:color="FFFFFF" w:sz="0"/>
+            </w:tcBorders>
+            <w:shd w:fill="E6F4EA" w:color="auto" w:val="clear"/>
+            <w:tcMar>
+              <w:top w:type="dxa" w:w="60"/>
+              <w:left w:type="dxa" w:w="90"/>
+              <w:bottom w:type="dxa" w:w="60"/>
+              <w:right w:type="dxa" w:w="90"/>
+            </w:tcMar>
+            <w:vAlign w:val="top"/>
+          </w:tcPr>
+          <w:p>
+            <w:pPr>
+              <w:spacing w:line="280"/>
+              <w:jc w:val="left"/>
+            </w:pPr>
+            <w:r>
+              <w:rPr>
+                <w:rFonts w:ascii="Times New Roman" w:eastAsia="宋体" w:hAnsi="Times New Roman"/>
+                <w:b w:val="false"/>
+                <w:bCs w:val="false"/>
+                <w:strike w:val="false"/>
+                <w:color w:val="555555"/>
+                <w:sz w:val="17"/>
+                <w:szCs w:val="17"/>
+              </w:rPr>
+              <w:t xml:space="preserve">PCR5文库制备区 1；PCR6杂交捕获区 1；PCR7扩增区 1</w:t>
+            </w:r>
+          </w:p>
+        </w:tc>
+        <w:tc>
+          <w:tcPr>
+            <w:tcW w:type="dxa" w:w="2960"/>
+            <w:tcBorders>
+              <w:top w:val="none" w:color="FFFFFF" w:sz="0"/>
+              <w:left w:val="none" w:color="FFFFFF" w:sz="0"/>
+              <w:bottom w:val="single" w:color="BFBFBF" w:sz="2"/>
+              <w:right w:val="none" w:color="FFFFFF" w:sz="0"/>
+            </w:tcBorders>
+            <w:shd w:fill="E6F4EA" w:color="auto" w:val="clear"/>
+            <w:tcMar>
+              <w:top w:type="dxa" w:w="60"/>
+              <w:left w:type="dxa" w:w="90"/>
+              <w:bottom w:type="dxa" w:w="60"/>
+              <w:right w:type="dxa" w:w="90"/>
+            </w:tcMar>
+            <w:vAlign w:val="top"/>
+          </w:tcPr>
+          <w:p>
+            <w:pPr>
+              <w:spacing w:line="280"/>
+              <w:jc w:val="left"/>
+            </w:pPr>
+            <w:r>
+              <w:rPr>
+                <w:rFonts w:ascii="Times New Roman" w:eastAsia="宋体" w:hAnsi="Times New Roman"/>
+                <w:b w:val="false"/>
+                <w:bCs w:val="false"/>
+                <w:strike w:val="false"/>
+                <w:color w:val="555555"/>
+                <w:sz w:val="17"/>
+                <w:szCs w:val="17"/>
+              </w:rPr>
+              <w:t xml:space="preserve">PCR4文库制备区 1；PCR5扩增一区 1；PCR6杂交捕获区 1；PCR7扩增二区 1</w:t>
+            </w:r>
+          </w:p>
+        </w:tc>
+      </w:tr>
+      <w:tr>
+        <w:tc>
+          <w:tcPr>
+            <w:tcW w:type="dxa" w:w="1800"/>
+            <w:tcBorders>
+              <w:top w:val="none" w:color="FFFFFF" w:sz="0"/>
+              <w:left w:val="none" w:color="FFFFFF" w:sz="0"/>
+              <w:bottom w:val="single" w:color="BFBFBF" w:sz="2"/>
+              <w:right w:val="none" w:color="FFFFFF" w:sz="0"/>
+            </w:tcBorders>
+            <w:shd w:fill="FBEAEA" w:color="auto" w:val="clear"/>
+            <w:tcMar>
+              <w:top w:type="dxa" w:w="60"/>
+              <w:left w:type="dxa" w:w="90"/>
+              <w:bottom w:type="dxa" w:w="60"/>
+              <w:right w:type="dxa" w:w="90"/>
+            </w:tcMar>
+            <w:vAlign w:val="top"/>
+          </w:tcPr>
+          <w:p>
+            <w:pPr>
+              <w:spacing w:line="280"/>
+              <w:jc w:val="left"/>
+            </w:pPr>
+            <w:r>
+              <w:rPr>
+                <w:rFonts w:ascii="Times New Roman" w:eastAsia="宋体" w:hAnsi="Times New Roman"/>
+                <w:b w:val="false"/>
+                <w:bCs w:val="false"/>
+                <w:strike w:val="false"/>
+                <w:color w:val="000000"/>
+                <w:sz w:val="18"/>
+                <w:szCs w:val="18"/>
+              </w:rPr>
+              <w:t xml:space="preserve">单道移液器</w:t>
+            </w:r>
+          </w:p>
+        </w:tc>
+        <w:tc>
+          <w:tcPr>
+            <w:tcW w:type="dxa" w:w="720"/>
+            <w:tcBorders>
+              <w:top w:val="none" w:color="FFFFFF" w:sz="0"/>
+              <w:left w:val="none" w:color="FFFFFF" w:sz="0"/>
+              <w:bottom w:val="single" w:color="BFBFBF" w:sz="2"/>
+              <w:right w:val="none" w:color="FFFFFF" w:sz="0"/>
+            </w:tcBorders>
+            <w:shd w:fill="FBEAEA" w:color="auto" w:val="clear"/>
+            <w:tcMar>
+              <w:top w:type="dxa" w:w="60"/>
+              <w:left w:type="dxa" w:w="90"/>
+              <w:bottom w:type="dxa" w:w="60"/>
+              <w:right w:type="dxa" w:w="90"/>
+            </w:tcMar>
+            <w:vAlign w:val="top"/>
+          </w:tcPr>
+          <w:p>
+            <w:pPr>
+              <w:spacing w:line="280"/>
+              <w:jc w:val="center"/>
+            </w:pPr>
+            <w:r>
+              <w:rPr>
+                <w:rFonts w:ascii="Times New Roman" w:eastAsia="宋体" w:hAnsi="Times New Roman"/>
+                <w:b w:val="false"/>
+                <w:bCs w:val="false"/>
+                <w:strike w:val="false"/>
+                <w:color w:val="000000"/>
+                <w:sz w:val="18"/>
+                <w:szCs w:val="18"/>
+              </w:rPr>
+              <w:t xml:space="preserve">36</w:t>
+            </w:r>
+          </w:p>
+        </w:tc>
+        <w:tc>
+          <w:tcPr>
+            <w:tcW w:type="dxa" w:w="720"/>
+            <w:tcBorders>
+              <w:top w:val="none" w:color="FFFFFF" w:sz="0"/>
+              <w:left w:val="none" w:color="FFFFFF" w:sz="0"/>
+              <w:bottom w:val="single" w:color="BFBFBF" w:sz="2"/>
+              <w:right w:val="none" w:color="FFFFFF" w:sz="0"/>
+            </w:tcBorders>
+            <w:shd w:fill="FBEAEA" w:color="auto" w:val="clear"/>
+            <w:tcMar>
+              <w:top w:type="dxa" w:w="60"/>
+              <w:left w:type="dxa" w:w="90"/>
+              <w:bottom w:type="dxa" w:w="60"/>
+              <w:right w:type="dxa" w:w="90"/>
+            </w:tcMar>
+            <w:vAlign w:val="top"/>
+          </w:tcPr>
+          <w:p>
+            <w:pPr>
+              <w:spacing w:line="280"/>
+              <w:jc w:val="center"/>
+            </w:pPr>
+            <w:r>
+              <w:rPr>
+                <w:rFonts w:ascii="Times New Roman" w:eastAsia="宋体" w:hAnsi="Times New Roman"/>
+                <w:b/>
+                <w:bCs/>
+                <w:strike w:val="false"/>
+                <w:color w:val="000000"/>
+                <w:sz w:val="18"/>
+                <w:szCs w:val="18"/>
+              </w:rPr>
+              <w:t xml:space="preserve">28</w:t>
+            </w:r>
+          </w:p>
+        </w:tc>
+        <w:tc>
+          <w:tcPr>
+            <w:tcW w:type="dxa" w:w="700"/>
+            <w:tcBorders>
+              <w:top w:val="none" w:color="FFFFFF" w:sz="0"/>
+              <w:left w:val="none" w:color="FFFFFF" w:sz="0"/>
+              <w:bottom w:val="single" w:color="BFBFBF" w:sz="2"/>
+              <w:right w:val="none" w:color="FFFFFF" w:sz="0"/>
+            </w:tcBorders>
+            <w:shd w:fill="FBEAEA" w:color="auto" w:val="clear"/>
+            <w:tcMar>
+              <w:top w:type="dxa" w:w="60"/>
+              <w:left w:type="dxa" w:w="90"/>
+              <w:bottom w:type="dxa" w:w="60"/>
+              <w:right w:type="dxa" w:w="90"/>
+            </w:tcMar>
+            <w:vAlign w:val="top"/>
+          </w:tcPr>
+          <w:p>
+            <w:pPr>
+              <w:spacing w:line="280"/>
+              <w:jc w:val="center"/>
+            </w:pPr>
+            <w:r>
+              <w:rPr>
+                <w:rFonts w:ascii="Times New Roman" w:eastAsia="宋体" w:hAnsi="Times New Roman"/>
+                <w:b/>
+                <w:bCs/>
+                <w:strike w:val="false"/>
+                <w:color w:val="A32020"/>
+                <w:sz w:val="18"/>
+                <w:szCs w:val="18"/>
+              </w:rPr>
+              <w:t xml:space="preserve">-8</w:t>
+            </w:r>
+          </w:p>
+        </w:tc>
+        <w:tc>
+          <w:tcPr>
+            <w:tcW w:type="dxa" w:w="2960"/>
+            <w:tcBorders>
+              <w:top w:val="none" w:color="FFFFFF" w:sz="0"/>
+              <w:left w:val="none" w:color="FFFFFF" w:sz="0"/>
+              <w:bottom w:val="single" w:color="BFBFBF" w:sz="2"/>
+              <w:right w:val="none" w:color="FFFFFF" w:sz="0"/>
+            </w:tcBorders>
+            <w:shd w:fill="FBEAEA" w:color="auto" w:val="clear"/>
+            <w:tcMar>
+              <w:top w:type="dxa" w:w="60"/>
+              <w:left w:type="dxa" w:w="90"/>
+              <w:bottom w:type="dxa" w:w="60"/>
+              <w:right w:type="dxa" w:w="90"/>
+            </w:tcMar>
+            <w:vAlign w:val="top"/>
+          </w:tcPr>
+          <w:p>
+            <w:pPr>
+              <w:spacing w:line="280"/>
+              <w:jc w:val="left"/>
+            </w:pPr>
+            <w:r>
+              <w:rPr>
+                <w:rFonts w:ascii="Times New Roman" w:eastAsia="宋体" w:hAnsi="Times New Roman"/>
+                <w:b w:val="false"/>
+                <w:bCs w:val="false"/>
+                <w:strike w:val="false"/>
+                <w:color w:val="555555"/>
+                <w:sz w:val="17"/>
+                <w:szCs w:val="17"/>
+              </w:rPr>
+              <w:t xml:space="preserve">PCR2样本制备区（组织） 6；PCR3样本制备区（血浆） 6；PCR5文库制备区 6；PCR6杂交捕获区 6；PCR7扩增区 6；试剂准备间 6</w:t>
+            </w:r>
+          </w:p>
+        </w:tc>
+        <w:tc>
+          <w:tcPr>
+            <w:tcW w:type="dxa" w:w="2960"/>
+            <w:tcBorders>
+              <w:top w:val="none" w:color="FFFFFF" w:sz="0"/>
+              <w:left w:val="none" w:color="FFFFFF" w:sz="0"/>
+              <w:bottom w:val="single" w:color="BFBFBF" w:sz="2"/>
+              <w:right w:val="none" w:color="FFFFFF" w:sz="0"/>
+            </w:tcBorders>
+            <w:shd w:fill="FBEAEA" w:color="auto" w:val="clear"/>
+            <w:tcMar>
+              <w:top w:type="dxa" w:w="60"/>
+              <w:left w:type="dxa" w:w="90"/>
+              <w:bottom w:type="dxa" w:w="60"/>
+              <w:right w:type="dxa" w:w="90"/>
+            </w:tcMar>
+            <w:vAlign w:val="top"/>
+          </w:tcPr>
+          <w:p>
+            <w:pPr>
+              <w:spacing w:line="280"/>
+              <w:jc w:val="left"/>
+            </w:pPr>
+            <w:r>
+              <w:rPr>
+                <w:rFonts w:ascii="Times New Roman" w:eastAsia="宋体" w:hAnsi="Times New Roman"/>
+                <w:b w:val="false"/>
+                <w:bCs w:val="false"/>
+                <w:strike w:val="false"/>
+                <w:color w:val="555555"/>
+                <w:sz w:val="17"/>
+                <w:szCs w:val="17"/>
+              </w:rPr>
+              <w:t xml:space="preserve">PCR2样本制备区（组织） 4；PCR3样本制备区（血浆） 4；PCR4文库制备区 4；PCR6杂交捕获区 4；PCR7扩增二区 4；PCR9电泳 4；试剂准备间 4</w:t>
+            </w:r>
+          </w:p>
+        </w:tc>
+      </w:tr>
+      <w:tr>
+        <w:tc>
+          <w:tcPr>
+            <w:tcW w:type="dxa" w:w="1800"/>
+            <w:tcBorders>
+              <w:top w:val="none" w:color="FFFFFF" w:sz="0"/>
+              <w:left w:val="none" w:color="FFFFFF" w:sz="0"/>
+              <w:bottom w:val="single" w:color="BFBFBF" w:sz="2"/>
+              <w:right w:val="none" w:color="FFFFFF" w:sz="0"/>
+            </w:tcBorders>
+            <w:shd w:fill="E6F4EA" w:color="auto" w:val="clear"/>
+            <w:tcMar>
+              <w:top w:type="dxa" w:w="60"/>
+              <w:left w:type="dxa" w:w="90"/>
+              <w:bottom w:type="dxa" w:w="60"/>
+              <w:right w:type="dxa" w:w="90"/>
+            </w:tcMar>
+            <w:vAlign w:val="top"/>
+          </w:tcPr>
+          <w:p>
+            <w:pPr>
+              <w:spacing w:line="280"/>
+              <w:jc w:val="left"/>
+            </w:pPr>
+            <w:r>
+              <w:rPr>
+                <w:rFonts w:ascii="Times New Roman" w:eastAsia="宋体" w:hAnsi="Times New Roman"/>
+                <w:b w:val="false"/>
+                <w:bCs w:val="false"/>
+                <w:strike w:val="false"/>
+                <w:color w:val="000000"/>
+                <w:sz w:val="18"/>
+                <w:szCs w:val="18"/>
+              </w:rPr>
+              <w:t xml:space="preserve">掌式离心机</w:t>
+            </w:r>
+          </w:p>
+        </w:tc>
+        <w:tc>
+          <w:tcPr>
+            <w:tcW w:type="dxa" w:w="720"/>
+            <w:tcBorders>
+              <w:top w:val="none" w:color="FFFFFF" w:sz="0"/>
+              <w:left w:val="none" w:color="FFFFFF" w:sz="0"/>
+              <w:bottom w:val="single" w:color="BFBFBF" w:sz="2"/>
+              <w:right w:val="none" w:color="FFFFFF" w:sz="0"/>
+            </w:tcBorders>
+            <w:shd w:fill="E6F4EA" w:color="auto" w:val="clear"/>
+            <w:tcMar>
+              <w:top w:type="dxa" w:w="60"/>
+              <w:left w:type="dxa" w:w="90"/>
+              <w:bottom w:type="dxa" w:w="60"/>
+              <w:right w:type="dxa" w:w="90"/>
+            </w:tcMar>
+            <w:vAlign w:val="top"/>
+          </w:tcPr>
+          <w:p>
+            <w:pPr>
+              <w:spacing w:line="280"/>
+              <w:jc w:val="center"/>
+            </w:pPr>
+            <w:r>
+              <w:rPr>
+                <w:rFonts w:ascii="Times New Roman" w:eastAsia="宋体" w:hAnsi="Times New Roman"/>
+                <w:b w:val="false"/>
+                <w:bCs w:val="false"/>
+                <w:strike w:val="false"/>
+                <w:color w:val="000000"/>
+                <w:sz w:val="18"/>
+                <w:szCs w:val="18"/>
+              </w:rPr>
+              <w:t xml:space="preserve">2</w:t>
+            </w:r>
+          </w:p>
+        </w:tc>
+        <w:tc>
+          <w:tcPr>
+            <w:tcW w:type="dxa" w:w="720"/>
+            <w:tcBorders>
+              <w:top w:val="none" w:color="FFFFFF" w:sz="0"/>
+              <w:left w:val="none" w:color="FFFFFF" w:sz="0"/>
+              <w:bottom w:val="single" w:color="BFBFBF" w:sz="2"/>
+              <w:right w:val="none" w:color="FFFFFF" w:sz="0"/>
+            </w:tcBorders>
+            <w:shd w:fill="E6F4EA" w:color="auto" w:val="clear"/>
+            <w:tcMar>
+              <w:top w:type="dxa" w:w="60"/>
+              <w:left w:type="dxa" w:w="90"/>
+              <w:bottom w:type="dxa" w:w="60"/>
+              <w:right w:type="dxa" w:w="90"/>
+            </w:tcMar>
+            <w:vAlign w:val="top"/>
+          </w:tcPr>
+          <w:p>
+            <w:pPr>
+              <w:spacing w:line="280"/>
+              <w:jc w:val="center"/>
+            </w:pPr>
+            <w:r>
+              <w:rPr>
+                <w:rFonts w:ascii="Times New Roman" w:eastAsia="宋体" w:hAnsi="Times New Roman"/>
+                <w:b/>
+                <w:bCs/>
+                <w:strike w:val="false"/>
+                <w:color w:val="000000"/>
+                <w:sz w:val="18"/>
+                <w:szCs w:val="18"/>
+              </w:rPr>
+              <w:t xml:space="preserve">3</w:t>
+            </w:r>
+          </w:p>
+        </w:tc>
+        <w:tc>
+          <w:tcPr>
+            <w:tcW w:type="dxa" w:w="700"/>
+            <w:tcBorders>
+              <w:top w:val="none" w:color="FFFFFF" w:sz="0"/>
+              <w:left w:val="none" w:color="FFFFFF" w:sz="0"/>
+              <w:bottom w:val="single" w:color="BFBFBF" w:sz="2"/>
+              <w:right w:val="none" w:color="FFFFFF" w:sz="0"/>
+            </w:tcBorders>
+            <w:shd w:fill="E6F4EA" w:color="auto" w:val="clear"/>
+            <w:tcMar>
+              <w:top w:type="dxa" w:w="60"/>
+              <w:left w:type="dxa" w:w="90"/>
+              <w:bottom w:type="dxa" w:w="60"/>
+              <w:right w:type="dxa" w:w="90"/>
+            </w:tcMar>
+            <w:vAlign w:val="top"/>
+          </w:tcPr>
+          <w:p>
+            <w:pPr>
+              <w:spacing w:line="280"/>
+              <w:jc w:val="center"/>
+            </w:pPr>
+            <w:r>
+              <w:rPr>
+                <w:rFonts w:ascii="Times New Roman" w:eastAsia="宋体" w:hAnsi="Times New Roman"/>
+                <w:b/>
+                <w:bCs/>
+                <w:strike w:val="false"/>
+                <w:color w:val="1B7A3D"/>
+                <w:sz w:val="18"/>
+                <w:szCs w:val="18"/>
+              </w:rPr>
+              <w:t xml:space="preserve">+1</w:t>
+            </w:r>
+          </w:p>
+        </w:tc>
+        <w:tc>
+          <w:tcPr>
+            <w:tcW w:type="dxa" w:w="2960"/>
+            <w:tcBorders>
+              <w:top w:val="none" w:color="FFFFFF" w:sz="0"/>
+              <w:left w:val="none" w:color="FFFFFF" w:sz="0"/>
+              <w:bottom w:val="single" w:color="BFBFBF" w:sz="2"/>
+              <w:right w:val="none" w:color="FFFFFF" w:sz="0"/>
+            </w:tcBorders>
+            <w:shd w:fill="E6F4EA" w:color="auto" w:val="clear"/>
+            <w:tcMar>
+              <w:top w:type="dxa" w:w="60"/>
+              <w:left w:type="dxa" w:w="90"/>
+              <w:bottom w:type="dxa" w:w="60"/>
+              <w:right w:type="dxa" w:w="90"/>
+            </w:tcMar>
+            <w:vAlign w:val="top"/>
+          </w:tcPr>
+          <w:p>
+            <w:pPr>
+              <w:spacing w:line="280"/>
+              <w:jc w:val="left"/>
+            </w:pPr>
+            <w:r>
+              <w:rPr>
+                <w:rFonts w:ascii="Times New Roman" w:eastAsia="宋体" w:hAnsi="Times New Roman"/>
+                <w:b w:val="false"/>
+                <w:bCs w:val="false"/>
+                <w:strike w:val="false"/>
+                <w:color w:val="555555"/>
+                <w:sz w:val="17"/>
+                <w:szCs w:val="17"/>
+              </w:rPr>
+              <w:t xml:space="preserve">PCR5文库制备区 1；PCR6杂交捕获区 1</w:t>
+            </w:r>
+          </w:p>
+        </w:tc>
+        <w:tc>
+          <w:tcPr>
+            <w:tcW w:type="dxa" w:w="2960"/>
+            <w:tcBorders>
+              <w:top w:val="none" w:color="FFFFFF" w:sz="0"/>
+              <w:left w:val="none" w:color="FFFFFF" w:sz="0"/>
+              <w:bottom w:val="single" w:color="BFBFBF" w:sz="2"/>
+              <w:right w:val="none" w:color="FFFFFF" w:sz="0"/>
+            </w:tcBorders>
+            <w:shd w:fill="E6F4EA" w:color="auto" w:val="clear"/>
+            <w:tcMar>
+              <w:top w:type="dxa" w:w="60"/>
+              <w:left w:type="dxa" w:w="90"/>
+              <w:bottom w:type="dxa" w:w="60"/>
+              <w:right w:type="dxa" w:w="90"/>
+            </w:tcMar>
+            <w:vAlign w:val="top"/>
+          </w:tcPr>
+          <w:p>
+            <w:pPr>
+              <w:spacing w:line="280"/>
+              <w:jc w:val="left"/>
+            </w:pPr>
+            <w:r>
+              <w:rPr>
+                <w:rFonts w:ascii="Times New Roman" w:eastAsia="宋体" w:hAnsi="Times New Roman"/>
+                <w:b w:val="false"/>
+                <w:bCs w:val="false"/>
+                <w:strike w:val="false"/>
+                <w:color w:val="555555"/>
+                <w:sz w:val="17"/>
+                <w:szCs w:val="17"/>
+              </w:rPr>
+              <w:t xml:space="preserve">PCR4文库制备区 1；PCR5扩增一区 1；PCR6杂交捕获区 1</w:t>
+            </w:r>
+          </w:p>
+        </w:tc>
+      </w:tr>
+      <w:tr>
+        <w:tc>
+          <w:tcPr>
+            <w:tcW w:type="dxa" w:w="1800"/>
+            <w:tcBorders>
+              <w:top w:val="none" w:color="FFFFFF" w:sz="0"/>
+              <w:left w:val="none" w:color="FFFFFF" w:sz="0"/>
+              <w:bottom w:val="single" w:color="BFBFBF" w:sz="2"/>
+              <w:right w:val="none" w:color="FFFFFF" w:sz="0"/>
+            </w:tcBorders>
+            <w:shd w:fill="E6F4EA" w:color="auto" w:val="clear"/>
+            <w:tcMar>
+              <w:top w:type="dxa" w:w="60"/>
+              <w:left w:type="dxa" w:w="90"/>
+              <w:bottom w:type="dxa" w:w="60"/>
+              <w:right w:type="dxa" w:w="90"/>
+            </w:tcMar>
+            <w:vAlign w:val="top"/>
+          </w:tcPr>
+          <w:p>
+            <w:pPr>
+              <w:spacing w:line="280"/>
+              <w:jc w:val="left"/>
+            </w:pPr>
+            <w:r>
+              <w:rPr>
+                <w:rFonts w:ascii="Times New Roman" w:eastAsia="宋体" w:hAnsi="Times New Roman"/>
+                <w:b w:val="false"/>
+                <w:bCs w:val="false"/>
+                <w:strike w:val="false"/>
+                <w:color w:val="000000"/>
+                <w:sz w:val="18"/>
+                <w:szCs w:val="18"/>
+              </w:rPr>
+              <w:t xml:space="preserve">温湿度计</w:t>
+            </w:r>
+          </w:p>
+        </w:tc>
+        <w:tc>
+          <w:tcPr>
+            <w:tcW w:type="dxa" w:w="720"/>
+            <w:tcBorders>
+              <w:top w:val="none" w:color="FFFFFF" w:sz="0"/>
+              <w:left w:val="none" w:color="FFFFFF" w:sz="0"/>
+              <w:bottom w:val="single" w:color="BFBFBF" w:sz="2"/>
+              <w:right w:val="none" w:color="FFFFFF" w:sz="0"/>
+            </w:tcBorders>
+            <w:shd w:fill="E6F4EA" w:color="auto" w:val="clear"/>
+            <w:tcMar>
+              <w:top w:type="dxa" w:w="60"/>
+              <w:left w:type="dxa" w:w="90"/>
+              <w:bottom w:type="dxa" w:w="60"/>
+              <w:right w:type="dxa" w:w="90"/>
+            </w:tcMar>
+            <w:vAlign w:val="top"/>
+          </w:tcPr>
+          <w:p>
+            <w:pPr>
+              <w:spacing w:line="280"/>
+              <w:jc w:val="center"/>
+            </w:pPr>
+            <w:r>
+              <w:rPr>
+                <w:rFonts w:ascii="Times New Roman" w:eastAsia="宋体" w:hAnsi="Times New Roman"/>
+                <w:b w:val="false"/>
+                <w:bCs w:val="false"/>
+                <w:strike w:val="false"/>
+                <w:color w:val="000000"/>
+                <w:sz w:val="18"/>
+                <w:szCs w:val="18"/>
+              </w:rPr>
+              <w:t xml:space="preserve">6</w:t>
+            </w:r>
+          </w:p>
+        </w:tc>
+        <w:tc>
+          <w:tcPr>
+            <w:tcW w:type="dxa" w:w="720"/>
+            <w:tcBorders>
+              <w:top w:val="none" w:color="FFFFFF" w:sz="0"/>
+              <w:left w:val="none" w:color="FFFFFF" w:sz="0"/>
+              <w:bottom w:val="single" w:color="BFBFBF" w:sz="2"/>
+              <w:right w:val="none" w:color="FFFFFF" w:sz="0"/>
+            </w:tcBorders>
+            <w:shd w:fill="E6F4EA" w:color="auto" w:val="clear"/>
+            <w:tcMar>
+              <w:top w:type="dxa" w:w="60"/>
+              <w:left w:type="dxa" w:w="90"/>
+              <w:bottom w:type="dxa" w:w="60"/>
+              <w:right w:type="dxa" w:w="90"/>
+            </w:tcMar>
+            <w:vAlign w:val="top"/>
+          </w:tcPr>
+          <w:p>
+            <w:pPr>
+              <w:spacing w:line="280"/>
+              <w:jc w:val="center"/>
+            </w:pPr>
+            <w:r>
+              <w:rPr>
+                <w:rFonts w:ascii="Times New Roman" w:eastAsia="宋体" w:hAnsi="Times New Roman"/>
+                <w:b/>
+                <w:bCs/>
+                <w:strike w:val="false"/>
+                <w:color w:val="000000"/>
+                <w:sz w:val="18"/>
+                <w:szCs w:val="18"/>
+              </w:rPr>
+              <w:t xml:space="preserve">8</w:t>
+            </w:r>
+          </w:p>
+        </w:tc>
+        <w:tc>
+          <w:tcPr>
+            <w:tcW w:type="dxa" w:w="700"/>
+            <w:tcBorders>
+              <w:top w:val="none" w:color="FFFFFF" w:sz="0"/>
+              <w:left w:val="none" w:color="FFFFFF" w:sz="0"/>
+              <w:bottom w:val="single" w:color="BFBFBF" w:sz="2"/>
+              <w:right w:val="none" w:color="FFFFFF" w:sz="0"/>
+            </w:tcBorders>
+            <w:shd w:fill="E6F4EA" w:color="auto" w:val="clear"/>
+            <w:tcMar>
+              <w:top w:type="dxa" w:w="60"/>
+              <w:left w:type="dxa" w:w="90"/>
+              <w:bottom w:type="dxa" w:w="60"/>
+              <w:right w:type="dxa" w:w="90"/>
+            </w:tcMar>
+            <w:vAlign w:val="top"/>
+          </w:tcPr>
+          <w:p>
+            <w:pPr>
+              <w:spacing w:line="280"/>
+              <w:jc w:val="center"/>
+            </w:pPr>
+            <w:r>
+              <w:rPr>
+                <w:rFonts w:ascii="Times New Roman" w:eastAsia="宋体" w:hAnsi="Times New Roman"/>
+                <w:b/>
+                <w:bCs/>
+                <w:strike w:val="false"/>
+                <w:color w:val="1B7A3D"/>
+                <w:sz w:val="18"/>
+                <w:szCs w:val="18"/>
+              </w:rPr>
+              <w:t xml:space="preserve">+2</w:t>
+            </w:r>
+          </w:p>
+        </w:tc>
+        <w:tc>
+          <w:tcPr>
+            <w:tcW w:type="dxa" w:w="2960"/>
+            <w:tcBorders>
+              <w:top w:val="none" w:color="FFFFFF" w:sz="0"/>
+              <w:left w:val="none" w:color="FFFFFF" w:sz="0"/>
+              <w:bottom w:val="single" w:color="BFBFBF" w:sz="2"/>
+              <w:right w:val="none" w:color="FFFFFF" w:sz="0"/>
+            </w:tcBorders>
+            <w:shd w:fill="E6F4EA" w:color="auto" w:val="clear"/>
+            <w:tcMar>
+              <w:top w:type="dxa" w:w="60"/>
+              <w:left w:type="dxa" w:w="90"/>
+              <w:bottom w:type="dxa" w:w="60"/>
+              <w:right w:type="dxa" w:w="90"/>
+            </w:tcMar>
+            <w:vAlign w:val="top"/>
+          </w:tcPr>
+          <w:p>
+            <w:pPr>
+              <w:spacing w:line="280"/>
+              <w:jc w:val="left"/>
+            </w:pPr>
+            <w:r>
+              <w:rPr>
+                <w:rFonts w:ascii="Times New Roman" w:eastAsia="宋体" w:hAnsi="Times New Roman"/>
+                <w:b w:val="false"/>
+                <w:bCs w:val="false"/>
+                <w:strike w:val="false"/>
+                <w:color w:val="555555"/>
+                <w:sz w:val="17"/>
+                <w:szCs w:val="17"/>
+              </w:rPr>
+              <w:t xml:space="preserve">PCR2样本制备区（组织） 1；PCR3样本制备区（血浆） 1；PCR5文库制备区 1；PCR6杂交捕获区 1；PCR7扩增区 1；试剂准备间 1</w:t>
+            </w:r>
+          </w:p>
+        </w:tc>
+        <w:tc>
+          <w:tcPr>
+            <w:tcW w:type="dxa" w:w="2960"/>
+            <w:tcBorders>
+              <w:top w:val="none" w:color="FFFFFF" w:sz="0"/>
+              <w:left w:val="none" w:color="FFFFFF" w:sz="0"/>
+              <w:bottom w:val="single" w:color="BFBFBF" w:sz="2"/>
+              <w:right w:val="none" w:color="FFFFFF" w:sz="0"/>
+            </w:tcBorders>
+            <w:shd w:fill="E6F4EA" w:color="auto" w:val="clear"/>
+            <w:tcMar>
+              <w:top w:type="dxa" w:w="60"/>
+              <w:left w:type="dxa" w:w="90"/>
+              <w:bottom w:type="dxa" w:w="60"/>
+              <w:right w:type="dxa" w:w="90"/>
+            </w:tcMar>
+            <w:vAlign w:val="top"/>
+          </w:tcPr>
+          <w:p>
+            <w:pPr>
+              <w:spacing w:line="280"/>
+              <w:jc w:val="left"/>
+            </w:pPr>
+            <w:r>
+              <w:rPr>
+                <w:rFonts w:ascii="Times New Roman" w:eastAsia="宋体" w:hAnsi="Times New Roman"/>
+                <w:b w:val="false"/>
+                <w:bCs w:val="false"/>
+                <w:strike w:val="false"/>
+                <w:color w:val="555555"/>
+                <w:sz w:val="17"/>
+                <w:szCs w:val="17"/>
+              </w:rPr>
+              <w:t xml:space="preserve">PCR2样本制备区（组织） 1；PCR3样本制备区（血浆） 1；PCR4文库制备区 1；PCR5扩增一区 1；PCR6杂交捕获区 1；PCR7扩增二区 1；PCR9电泳 1；试剂准备间 1</w:t>
+            </w:r>
+          </w:p>
+        </w:tc>
+      </w:tr>
+      <w:tr>
+        <w:tc>
+          <w:tcPr>
+            <w:tcW w:type="dxa" w:w="1800"/>
+            <w:tcBorders>
+              <w:top w:val="none" w:color="FFFFFF" w:sz="0"/>
+              <w:left w:val="none" w:color="FFFFFF" w:sz="0"/>
+              <w:bottom w:val="single" w:color="BFBFBF" w:sz="2"/>
+              <w:right w:val="none" w:color="FFFFFF" w:sz="0"/>
+            </w:tcBorders>
+            <w:shd w:fill="E6F4EA" w:color="auto" w:val="clear"/>
+            <w:tcMar>
+              <w:top w:type="dxa" w:w="60"/>
+              <w:left w:type="dxa" w:w="90"/>
+              <w:bottom w:type="dxa" w:w="60"/>
+              <w:right w:type="dxa" w:w="90"/>
+            </w:tcMar>
+            <w:vAlign w:val="top"/>
+          </w:tcPr>
+          <w:p>
+            <w:pPr>
+              <w:spacing w:line="280"/>
+              <w:jc w:val="left"/>
+            </w:pPr>
+            <w:r>
+              <w:rPr>
+                <w:rFonts w:ascii="Times New Roman" w:eastAsia="宋体" w:hAnsi="Times New Roman"/>
+                <w:b w:val="false"/>
+                <w:bCs w:val="false"/>
+                <w:strike w:val="false"/>
+                <w:color w:val="000000"/>
+                <w:sz w:val="18"/>
+                <w:szCs w:val="18"/>
+              </w:rPr>
+              <w:t xml:space="preserve">漩涡振荡器</w:t>
+            </w:r>
+          </w:p>
+        </w:tc>
+        <w:tc>
+          <w:tcPr>
+            <w:tcW w:type="dxa" w:w="720"/>
+            <w:tcBorders>
+              <w:top w:val="none" w:color="FFFFFF" w:sz="0"/>
+              <w:left w:val="none" w:color="FFFFFF" w:sz="0"/>
+              <w:bottom w:val="single" w:color="BFBFBF" w:sz="2"/>
+              <w:right w:val="none" w:color="FFFFFF" w:sz="0"/>
+            </w:tcBorders>
+            <w:shd w:fill="E6F4EA" w:color="auto" w:val="clear"/>
+            <w:tcMar>
+              <w:top w:type="dxa" w:w="60"/>
+              <w:left w:type="dxa" w:w="90"/>
+              <w:bottom w:type="dxa" w:w="60"/>
+              <w:right w:type="dxa" w:w="90"/>
+            </w:tcMar>
+            <w:vAlign w:val="top"/>
+          </w:tcPr>
+          <w:p>
+            <w:pPr>
+              <w:spacing w:line="280"/>
+              <w:jc w:val="center"/>
+            </w:pPr>
+            <w:r>
+              <w:rPr>
+                <w:rFonts w:ascii="Times New Roman" w:eastAsia="宋体" w:hAnsi="Times New Roman"/>
+                <w:b w:val="false"/>
+                <w:bCs w:val="false"/>
+                <w:strike w:val="false"/>
+                <w:color w:val="000000"/>
+                <w:sz w:val="18"/>
+                <w:szCs w:val="18"/>
+              </w:rPr>
+              <w:t xml:space="preserve">1</w:t>
+            </w:r>
+          </w:p>
+        </w:tc>
+        <w:tc>
+          <w:tcPr>
+            <w:tcW w:type="dxa" w:w="720"/>
+            <w:tcBorders>
+              <w:top w:val="none" w:color="FFFFFF" w:sz="0"/>
+              <w:left w:val="none" w:color="FFFFFF" w:sz="0"/>
+              <w:bottom w:val="single" w:color="BFBFBF" w:sz="2"/>
+              <w:right w:val="none" w:color="FFFFFF" w:sz="0"/>
+            </w:tcBorders>
+            <w:shd w:fill="E6F4EA" w:color="auto" w:val="clear"/>
+            <w:tcMar>
+              <w:top w:type="dxa" w:w="60"/>
+              <w:left w:type="dxa" w:w="90"/>
+              <w:bottom w:type="dxa" w:w="60"/>
+              <w:right w:type="dxa" w:w="90"/>
+            </w:tcMar>
+            <w:vAlign w:val="top"/>
+          </w:tcPr>
+          <w:p>
+            <w:pPr>
+              <w:spacing w:line="280"/>
+              <w:jc w:val="center"/>
+            </w:pPr>
+            <w:r>
+              <w:rPr>
+                <w:rFonts w:ascii="Times New Roman" w:eastAsia="宋体" w:hAnsi="Times New Roman"/>
+                <w:b/>
+                <w:bCs/>
+                <w:strike w:val="false"/>
+                <w:color w:val="000000"/>
+                <w:sz w:val="18"/>
+                <w:szCs w:val="18"/>
+              </w:rPr>
+              <w:t xml:space="preserve">2</w:t>
+            </w:r>
+          </w:p>
+        </w:tc>
+        <w:tc>
+          <w:tcPr>
+            <w:tcW w:type="dxa" w:w="700"/>
+            <w:tcBorders>
+              <w:top w:val="none" w:color="FFFFFF" w:sz="0"/>
+              <w:left w:val="none" w:color="FFFFFF" w:sz="0"/>
+              <w:bottom w:val="single" w:color="BFBFBF" w:sz="2"/>
+              <w:right w:val="none" w:color="FFFFFF" w:sz="0"/>
+            </w:tcBorders>
+            <w:shd w:fill="E6F4EA" w:color="auto" w:val="clear"/>
+            <w:tcMar>
+              <w:top w:type="dxa" w:w="60"/>
+              <w:left w:type="dxa" w:w="90"/>
+              <w:bottom w:type="dxa" w:w="60"/>
+              <w:right w:type="dxa" w:w="90"/>
+            </w:tcMar>
+            <w:vAlign w:val="top"/>
+          </w:tcPr>
+          <w:p>
+            <w:pPr>
+              <w:spacing w:line="280"/>
+              <w:jc w:val="center"/>
+            </w:pPr>
+            <w:r>
+              <w:rPr>
+                <w:rFonts w:ascii="Times New Roman" w:eastAsia="宋体" w:hAnsi="Times New Roman"/>
+                <w:b/>
+                <w:bCs/>
+                <w:strike w:val="false"/>
+                <w:color w:val="1B7A3D"/>
+                <w:sz w:val="18"/>
+                <w:szCs w:val="18"/>
+              </w:rPr>
+              <w:t xml:space="preserve">+1</w:t>
+            </w:r>
+          </w:p>
+        </w:tc>
+        <w:tc>
+          <w:tcPr>
+            <w:tcW w:type="dxa" w:w="2960"/>
+            <w:tcBorders>
+              <w:top w:val="none" w:color="FFFFFF" w:sz="0"/>
+              <w:left w:val="none" w:color="FFFFFF" w:sz="0"/>
+              <w:bottom w:val="single" w:color="BFBFBF" w:sz="2"/>
+              <w:right w:val="none" w:color="FFFFFF" w:sz="0"/>
+            </w:tcBorders>
+            <w:shd w:fill="E6F4EA" w:color="auto" w:val="clear"/>
+            <w:tcMar>
+              <w:top w:type="dxa" w:w="60"/>
+              <w:left w:type="dxa" w:w="90"/>
+              <w:bottom w:type="dxa" w:w="60"/>
+              <w:right w:type="dxa" w:w="90"/>
+            </w:tcMar>
+            <w:vAlign w:val="top"/>
+          </w:tcPr>
+          <w:p>
+            <w:pPr>
+              <w:spacing w:line="280"/>
+              <w:jc w:val="left"/>
+            </w:pPr>
+            <w:r>
+              <w:rPr>
+                <w:rFonts w:ascii="Times New Roman" w:eastAsia="宋体" w:hAnsi="Times New Roman"/>
+                <w:b w:val="false"/>
+                <w:bCs w:val="false"/>
+                <w:strike w:val="false"/>
+                <w:color w:val="555555"/>
+                <w:sz w:val="17"/>
+                <w:szCs w:val="17"/>
+              </w:rPr>
+              <w:t xml:space="preserve">PCR5文库制备区 1</w:t>
+            </w:r>
+          </w:p>
+        </w:tc>
+        <w:tc>
+          <w:tcPr>
+            <w:tcW w:type="dxa" w:w="2960"/>
+            <w:tcBorders>
+              <w:top w:val="none" w:color="FFFFFF" w:sz="0"/>
+              <w:left w:val="none" w:color="FFFFFF" w:sz="0"/>
+              <w:bottom w:val="single" w:color="BFBFBF" w:sz="2"/>
+              <w:right w:val="none" w:color="FFFFFF" w:sz="0"/>
+            </w:tcBorders>
+            <w:shd w:fill="E6F4EA" w:color="auto" w:val="clear"/>
+            <w:tcMar>
+              <w:top w:type="dxa" w:w="60"/>
+              <w:left w:type="dxa" w:w="90"/>
+              <w:bottom w:type="dxa" w:w="60"/>
+              <w:right w:type="dxa" w:w="90"/>
+            </w:tcMar>
+            <w:vAlign w:val="top"/>
+          </w:tcPr>
+          <w:p>
+            <w:pPr>
+              <w:spacing w:line="280"/>
+              <w:jc w:val="left"/>
+            </w:pPr>
+            <w:r>
+              <w:rPr>
+                <w:rFonts w:ascii="Times New Roman" w:eastAsia="宋体" w:hAnsi="Times New Roman"/>
+                <w:b w:val="false"/>
+                <w:bCs w:val="false"/>
+                <w:strike w:val="false"/>
+                <w:color w:val="555555"/>
+                <w:sz w:val="17"/>
+                <w:szCs w:val="17"/>
+              </w:rPr>
+              <w:t xml:space="preserve">PCR4文库制备区 1；PCR5扩增一区 1</w:t>
+            </w:r>
+          </w:p>
+        </w:tc>
+      </w:tr>
+      <w:tr>
+        <w:tc>
+          <w:tcPr>
+            <w:tcW w:type="dxa" w:w="1800"/>
+            <w:tcBorders>
+              <w:top w:val="none" w:color="FFFFFF" w:sz="0"/>
+              <w:left w:val="none" w:color="FFFFFF" w:sz="0"/>
+              <w:bottom w:val="single" w:color="BFBFBF" w:sz="2"/>
+              <w:right w:val="none" w:color="FFFFFF" w:sz="0"/>
+            </w:tcBorders>
+            <w:shd w:fill="E6F4EA" w:color="auto" w:val="clear"/>
+            <w:tcMar>
+              <w:top w:type="dxa" w:w="60"/>
+              <w:left w:type="dxa" w:w="90"/>
+              <w:bottom w:type="dxa" w:w="60"/>
+              <w:right w:type="dxa" w:w="90"/>
+            </w:tcMar>
+            <w:vAlign w:val="top"/>
+          </w:tcPr>
+          <w:p>
+            <w:pPr>
+              <w:spacing w:line="280"/>
+              <w:jc w:val="left"/>
+            </w:pPr>
+            <w:r>
+              <w:rPr>
+                <w:rFonts w:ascii="Times New Roman" w:eastAsia="宋体" w:hAnsi="Times New Roman"/>
+                <w:b w:val="false"/>
+                <w:bCs w:val="false"/>
+                <w:strike w:val="false"/>
+                <w:color w:val="000000"/>
+                <w:sz w:val="18"/>
+                <w:szCs w:val="18"/>
+              </w:rPr>
+              <w:t xml:space="preserve">生物安全柜（A2型）</w:t>
+            </w:r>
+          </w:p>
+        </w:tc>
+        <w:tc>
+          <w:tcPr>
+            <w:tcW w:type="dxa" w:w="720"/>
+            <w:tcBorders>
+              <w:top w:val="none" w:color="FFFFFF" w:sz="0"/>
+              <w:left w:val="none" w:color="FFFFFF" w:sz="0"/>
+              <w:bottom w:val="single" w:color="BFBFBF" w:sz="2"/>
+              <w:right w:val="none" w:color="FFFFFF" w:sz="0"/>
+            </w:tcBorders>
+            <w:shd w:fill="E6F4EA" w:color="auto" w:val="clear"/>
+            <w:tcMar>
+              <w:top w:type="dxa" w:w="60"/>
+              <w:left w:type="dxa" w:w="90"/>
+              <w:bottom w:type="dxa" w:w="60"/>
+              <w:right w:type="dxa" w:w="90"/>
+            </w:tcMar>
+            <w:vAlign w:val="top"/>
+          </w:tcPr>
+          <w:p>
+            <w:pPr>
+              <w:spacing w:line="280"/>
+              <w:jc w:val="center"/>
+            </w:pPr>
+            <w:r>
+              <w:rPr>
+                <w:rFonts w:ascii="Times New Roman" w:eastAsia="宋体" w:hAnsi="Times New Roman"/>
+                <w:b w:val="false"/>
+                <w:bCs w:val="false"/>
+                <w:strike w:val="false"/>
+                <w:color w:val="000000"/>
+                <w:sz w:val="18"/>
+                <w:szCs w:val="18"/>
+              </w:rPr>
+              <w:t xml:space="preserve">2</w:t>
+            </w:r>
+          </w:p>
+        </w:tc>
+        <w:tc>
+          <w:tcPr>
+            <w:tcW w:type="dxa" w:w="720"/>
+            <w:tcBorders>
+              <w:top w:val="none" w:color="FFFFFF" w:sz="0"/>
+              <w:left w:val="none" w:color="FFFFFF" w:sz="0"/>
+              <w:bottom w:val="single" w:color="BFBFBF" w:sz="2"/>
+              <w:right w:val="none" w:color="FFFFFF" w:sz="0"/>
+            </w:tcBorders>
+            <w:shd w:fill="E6F4EA" w:color="auto" w:val="clear"/>
+            <w:tcMar>
+              <w:top w:type="dxa" w:w="60"/>
+              <w:left w:type="dxa" w:w="90"/>
+              <w:bottom w:type="dxa" w:w="60"/>
+              <w:right w:type="dxa" w:w="90"/>
+            </w:tcMar>
+            <w:vAlign w:val="top"/>
+          </w:tcPr>
+          <w:p>
+            <w:pPr>
+              <w:spacing w:line="280"/>
+              <w:jc w:val="center"/>
+            </w:pPr>
+            <w:r>
+              <w:rPr>
+                <w:rFonts w:ascii="Times New Roman" w:eastAsia="宋体" w:hAnsi="Times New Roman"/>
+                <w:b/>
+                <w:bCs/>
+                <w:strike w:val="false"/>
+                <w:color w:val="000000"/>
+                <w:sz w:val="18"/>
+                <w:szCs w:val="18"/>
+              </w:rPr>
+              <w:t xml:space="preserve">3</w:t>
+            </w:r>
+          </w:p>
+        </w:tc>
+        <w:tc>
+          <w:tcPr>
+            <w:tcW w:type="dxa" w:w="700"/>
+            <w:tcBorders>
+              <w:top w:val="none" w:color="FFFFFF" w:sz="0"/>
+              <w:left w:val="none" w:color="FFFFFF" w:sz="0"/>
+              <w:bottom w:val="single" w:color="BFBFBF" w:sz="2"/>
+              <w:right w:val="none" w:color="FFFFFF" w:sz="0"/>
+            </w:tcBorders>
+            <w:shd w:fill="E6F4EA" w:color="auto" w:val="clear"/>
+            <w:tcMar>
+              <w:top w:type="dxa" w:w="60"/>
+              <w:left w:type="dxa" w:w="90"/>
+              <w:bottom w:type="dxa" w:w="60"/>
+              <w:right w:type="dxa" w:w="90"/>
+            </w:tcMar>
+            <w:vAlign w:val="top"/>
+          </w:tcPr>
+          <w:p>
+            <w:pPr>
+              <w:spacing w:line="280"/>
+              <w:jc w:val="center"/>
+            </w:pPr>
+            <w:r>
+              <w:rPr>
+                <w:rFonts w:ascii="Times New Roman" w:eastAsia="宋体" w:hAnsi="Times New Roman"/>
+                <w:b/>
+                <w:bCs/>
+                <w:strike w:val="false"/>
+                <w:color w:val="1B7A3D"/>
+                <w:sz w:val="18"/>
+                <w:szCs w:val="18"/>
+              </w:rPr>
+              <w:t xml:space="preserve">+1</w:t>
+            </w:r>
+          </w:p>
+        </w:tc>
+        <w:tc>
+          <w:tcPr>
+            <w:tcW w:type="dxa" w:w="2960"/>
+            <w:tcBorders>
+              <w:top w:val="none" w:color="FFFFFF" w:sz="0"/>
+              <w:left w:val="none" w:color="FFFFFF" w:sz="0"/>
+              <w:bottom w:val="single" w:color="BFBFBF" w:sz="2"/>
+              <w:right w:val="none" w:color="FFFFFF" w:sz="0"/>
+            </w:tcBorders>
+            <w:shd w:fill="E6F4EA" w:color="auto" w:val="clear"/>
+            <w:tcMar>
+              <w:top w:type="dxa" w:w="60"/>
+              <w:left w:type="dxa" w:w="90"/>
+              <w:bottom w:type="dxa" w:w="60"/>
+              <w:right w:type="dxa" w:w="90"/>
+            </w:tcMar>
+            <w:vAlign w:val="top"/>
+          </w:tcPr>
+          <w:p>
+            <w:pPr>
+              <w:spacing w:line="280"/>
+              <w:jc w:val="left"/>
+            </w:pPr>
+            <w:r>
+              <w:rPr>
+                <w:rFonts w:ascii="Times New Roman" w:eastAsia="宋体" w:hAnsi="Times New Roman"/>
+                <w:b w:val="false"/>
+                <w:bCs w:val="false"/>
+                <w:strike w:val="false"/>
+                <w:color w:val="555555"/>
+                <w:sz w:val="17"/>
+                <w:szCs w:val="17"/>
+              </w:rPr>
+              <w:t xml:space="preserve">PCR2样本制备区（组织） 1；PCR3样本制备区（血浆） 1</w:t>
+            </w:r>
+          </w:p>
+        </w:tc>
+        <w:tc>
+          <w:tcPr>
+            <w:tcW w:type="dxa" w:w="2960"/>
+            <w:tcBorders>
+              <w:top w:val="none" w:color="FFFFFF" w:sz="0"/>
+              <w:left w:val="none" w:color="FFFFFF" w:sz="0"/>
+              <w:bottom w:val="single" w:color="BFBFBF" w:sz="2"/>
+              <w:right w:val="none" w:color="FFFFFF" w:sz="0"/>
+            </w:tcBorders>
+            <w:shd w:fill="E6F4EA" w:color="auto" w:val="clear"/>
+            <w:tcMar>
+              <w:top w:type="dxa" w:w="60"/>
+              <w:left w:type="dxa" w:w="90"/>
+              <w:bottom w:type="dxa" w:w="60"/>
+              <w:right w:type="dxa" w:w="90"/>
+            </w:tcMar>
+            <w:vAlign w:val="top"/>
+          </w:tcPr>
+          <w:p>
+            <w:pPr>
+              <w:spacing w:line="280"/>
+              <w:jc w:val="left"/>
+            </w:pPr>
+            <w:r>
+              <w:rPr>
+                <w:rFonts w:ascii="Times New Roman" w:eastAsia="宋体" w:hAnsi="Times New Roman"/>
+                <w:b w:val="false"/>
+                <w:bCs w:val="false"/>
+                <w:strike w:val="false"/>
+                <w:color w:val="555555"/>
+                <w:sz w:val="17"/>
+                <w:szCs w:val="17"/>
+              </w:rPr>
+              <w:t xml:space="preserve">PCR2样本制备区（组织） 1；PCR3样本制备区（血浆） 1；PCR4文库制备区 1</w:t>
+            </w:r>
+          </w:p>
+        </w:tc>
+      </w:tr>
+      <w:tr>
+        <w:tc>
+          <w:tcPr>
+            <w:tcW w:type="dxa" w:w="1800"/>
+            <w:tcBorders>
+              <w:top w:val="none" w:color="FFFFFF" w:sz="0"/>
+              <w:left w:val="none" w:color="FFFFFF" w:sz="0"/>
+              <w:bottom w:val="single" w:color="BFBFBF" w:sz="2"/>
+              <w:right w:val="none" w:color="FFFFFF" w:sz="0"/>
+            </w:tcBorders>
+            <w:shd w:fill="E6F4EA" w:color="auto" w:val="clear"/>
+            <w:tcMar>
+              <w:top w:type="dxa" w:w="60"/>
+              <w:left w:type="dxa" w:w="90"/>
+              <w:bottom w:type="dxa" w:w="60"/>
+              <w:right w:type="dxa" w:w="90"/>
+            </w:tcMar>
+            <w:vAlign w:val="top"/>
+          </w:tcPr>
+          <w:p>
+            <w:pPr>
+              <w:spacing w:line="280"/>
+              <w:jc w:val="left"/>
+            </w:pPr>
+            <w:r>
+              <w:rPr>
+                <w:rFonts w:ascii="Times New Roman" w:eastAsia="宋体" w:hAnsi="Times New Roman"/>
+                <w:b w:val="false"/>
+                <w:bCs w:val="false"/>
+                <w:strike w:val="false"/>
+                <w:color w:val="000000"/>
+                <w:sz w:val="18"/>
+                <w:szCs w:val="18"/>
+              </w:rPr>
+              <w:t xml:space="preserve">磁力架</w:t>
+            </w:r>
+          </w:p>
+        </w:tc>
+        <w:tc>
+          <w:tcPr>
+            <w:tcW w:type="dxa" w:w="720"/>
+            <w:tcBorders>
+              <w:top w:val="none" w:color="FFFFFF" w:sz="0"/>
+              <w:left w:val="none" w:color="FFFFFF" w:sz="0"/>
+              <w:bottom w:val="single" w:color="BFBFBF" w:sz="2"/>
+              <w:right w:val="none" w:color="FFFFFF" w:sz="0"/>
+            </w:tcBorders>
+            <w:shd w:fill="E6F4EA" w:color="auto" w:val="clear"/>
+            <w:tcMar>
+              <w:top w:type="dxa" w:w="60"/>
+              <w:left w:type="dxa" w:w="90"/>
+              <w:bottom w:type="dxa" w:w="60"/>
+              <w:right w:type="dxa" w:w="90"/>
+            </w:tcMar>
+            <w:vAlign w:val="top"/>
+          </w:tcPr>
+          <w:p>
+            <w:pPr>
+              <w:spacing w:line="280"/>
+              <w:jc w:val="center"/>
+            </w:pPr>
+            <w:r>
+              <w:rPr>
+                <w:rFonts w:ascii="Times New Roman" w:eastAsia="宋体" w:hAnsi="Times New Roman"/>
+                <w:b w:val="false"/>
+                <w:bCs w:val="false"/>
+                <w:strike w:val="false"/>
+                <w:color w:val="000000"/>
+                <w:sz w:val="18"/>
+                <w:szCs w:val="18"/>
+              </w:rPr>
+              <w:t xml:space="preserve">11</w:t>
+            </w:r>
+          </w:p>
+        </w:tc>
+        <w:tc>
+          <w:tcPr>
+            <w:tcW w:type="dxa" w:w="720"/>
+            <w:tcBorders>
+              <w:top w:val="none" w:color="FFFFFF" w:sz="0"/>
+              <w:left w:val="none" w:color="FFFFFF" w:sz="0"/>
+              <w:bottom w:val="single" w:color="BFBFBF" w:sz="2"/>
+              <w:right w:val="none" w:color="FFFFFF" w:sz="0"/>
+            </w:tcBorders>
+            <w:shd w:fill="E6F4EA" w:color="auto" w:val="clear"/>
+            <w:tcMar>
+              <w:top w:type="dxa" w:w="60"/>
+              <w:left w:type="dxa" w:w="90"/>
+              <w:bottom w:type="dxa" w:w="60"/>
+              <w:right w:type="dxa" w:w="90"/>
+            </w:tcMar>
+            <w:vAlign w:val="top"/>
+          </w:tcPr>
+          <w:p>
+            <w:pPr>
+              <w:spacing w:line="280"/>
+              <w:jc w:val="center"/>
+            </w:pPr>
+            <w:r>
+              <w:rPr>
+                <w:rFonts w:ascii="Times New Roman" w:eastAsia="宋体" w:hAnsi="Times New Roman"/>
+                <w:b/>
+                <w:bCs/>
+                <w:strike w:val="false"/>
+                <w:color w:val="000000"/>
+                <w:sz w:val="18"/>
+                <w:szCs w:val="18"/>
+              </w:rPr>
+              <w:t xml:space="preserve">13</w:t>
+            </w:r>
+          </w:p>
+        </w:tc>
+        <w:tc>
+          <w:tcPr>
+            <w:tcW w:type="dxa" w:w="700"/>
+            <w:tcBorders>
+              <w:top w:val="none" w:color="FFFFFF" w:sz="0"/>
+              <w:left w:val="none" w:color="FFFFFF" w:sz="0"/>
+              <w:bottom w:val="single" w:color="BFBFBF" w:sz="2"/>
+              <w:right w:val="none" w:color="FFFFFF" w:sz="0"/>
+            </w:tcBorders>
+            <w:shd w:fill="E6F4EA" w:color="auto" w:val="clear"/>
+            <w:tcMar>
+              <w:top w:type="dxa" w:w="60"/>
+              <w:left w:type="dxa" w:w="90"/>
+              <w:bottom w:type="dxa" w:w="60"/>
+              <w:right w:type="dxa" w:w="90"/>
+            </w:tcMar>
+            <w:vAlign w:val="top"/>
+          </w:tcPr>
+          <w:p>
+            <w:pPr>
+              <w:spacing w:line="280"/>
+              <w:jc w:val="center"/>
+            </w:pPr>
+            <w:r>
+              <w:rPr>
+                <w:rFonts w:ascii="Times New Roman" w:eastAsia="宋体" w:hAnsi="Times New Roman"/>
+                <w:b/>
+                <w:bCs/>
+                <w:strike w:val="false"/>
+                <w:color w:val="1B7A3D"/>
+                <w:sz w:val="18"/>
+                <w:szCs w:val="18"/>
+              </w:rPr>
+              <w:t xml:space="preserve">+2</w:t>
+            </w:r>
+          </w:p>
+        </w:tc>
+        <w:tc>
+          <w:tcPr>
+            <w:tcW w:type="dxa" w:w="2960"/>
+            <w:tcBorders>
+              <w:top w:val="none" w:color="FFFFFF" w:sz="0"/>
+              <w:left w:val="none" w:color="FFFFFF" w:sz="0"/>
+              <w:bottom w:val="single" w:color="BFBFBF" w:sz="2"/>
+              <w:right w:val="none" w:color="FFFFFF" w:sz="0"/>
+            </w:tcBorders>
+            <w:shd w:fill="E6F4EA" w:color="auto" w:val="clear"/>
+            <w:tcMar>
+              <w:top w:type="dxa" w:w="60"/>
+              <w:left w:type="dxa" w:w="90"/>
+              <w:bottom w:type="dxa" w:w="60"/>
+              <w:right w:type="dxa" w:w="90"/>
+            </w:tcMar>
+            <w:vAlign w:val="top"/>
+          </w:tcPr>
+          <w:p>
+            <w:pPr>
+              <w:spacing w:line="280"/>
+              <w:jc w:val="left"/>
+            </w:pPr>
+            <w:r>
+              <w:rPr>
+                <w:rFonts w:ascii="Times New Roman" w:eastAsia="宋体" w:hAnsi="Times New Roman"/>
+                <w:b w:val="false"/>
+                <w:bCs w:val="false"/>
+                <w:strike w:val="false"/>
+                <w:color w:val="555555"/>
+                <w:sz w:val="17"/>
+                <w:szCs w:val="17"/>
+              </w:rPr>
+              <w:t xml:space="preserve">PCR2样本制备区（组织） 2；PCR3样本制备区（血浆） 3；PCR5文库制备区 2；PCR6杂交捕获区 3；PCR7扩增区 1</w:t>
+            </w:r>
+          </w:p>
+        </w:tc>
+        <w:tc>
+          <w:tcPr>
+            <w:tcW w:type="dxa" w:w="2960"/>
+            <w:tcBorders>
+              <w:top w:val="none" w:color="FFFFFF" w:sz="0"/>
+              <w:left w:val="none" w:color="FFFFFF" w:sz="0"/>
+              <w:bottom w:val="single" w:color="BFBFBF" w:sz="2"/>
+              <w:right w:val="none" w:color="FFFFFF" w:sz="0"/>
+            </w:tcBorders>
+            <w:shd w:fill="E6F4EA" w:color="auto" w:val="clear"/>
+            <w:tcMar>
+              <w:top w:type="dxa" w:w="60"/>
+              <w:left w:type="dxa" w:w="90"/>
+              <w:bottom w:type="dxa" w:w="60"/>
+              <w:right w:type="dxa" w:w="90"/>
+            </w:tcMar>
+            <w:vAlign w:val="top"/>
+          </w:tcPr>
+          <w:p>
+            <w:pPr>
+              <w:spacing w:line="280"/>
+              <w:jc w:val="left"/>
+            </w:pPr>
+            <w:r>
+              <w:rPr>
+                <w:rFonts w:ascii="Times New Roman" w:eastAsia="宋体" w:hAnsi="Times New Roman"/>
+                <w:b w:val="false"/>
+                <w:bCs w:val="false"/>
+                <w:strike w:val="false"/>
+                <w:color w:val="555555"/>
+                <w:sz w:val="17"/>
+                <w:szCs w:val="17"/>
+              </w:rPr>
+              <w:t xml:space="preserve">PCR2样本制备区（组织） 2；PCR3样本制备区（血浆） 3；PCR4文库制备区 2；PCR5扩增一区 2；PCR6杂交捕获区 3；PCR7扩增二区 1</w:t>
+            </w:r>
+          </w:p>
+        </w:tc>
+      </w:tr>
+      <w:tr>
+        <w:tc>
+          <w:tcPr>
+            <w:tcW w:type="dxa" w:w="1800"/>
+            <w:tcBorders>
+              <w:top w:val="none" w:color="FFFFFF" w:sz="0"/>
+              <w:left w:val="none" w:color="FFFFFF" w:sz="0"/>
+              <w:bottom w:val="single" w:color="000000" w:sz="12"/>
+              <w:right w:val="none" w:color="FFFFFF" w:sz="0"/>
+            </w:tcBorders>
+            <w:shd w:fill="E6F4EA" w:color="auto" w:val="clear"/>
+            <w:tcMar>
+              <w:top w:type="dxa" w:w="60"/>
+              <w:left w:type="dxa" w:w="90"/>
+              <w:bottom w:type="dxa" w:w="60"/>
+              <w:right w:type="dxa" w:w="90"/>
+            </w:tcMar>
+            <w:vAlign w:val="top"/>
+          </w:tcPr>
+          <w:p>
+            <w:pPr>
+              <w:spacing w:line="280"/>
+              <w:jc w:val="left"/>
+            </w:pPr>
+            <w:r>
+              <w:rPr>
+                <w:rFonts w:ascii="Times New Roman" w:eastAsia="宋体" w:hAnsi="Times New Roman"/>
+                <w:b w:val="false"/>
+                <w:bCs w:val="false"/>
+                <w:strike w:val="false"/>
+                <w:color w:val="000000"/>
+                <w:sz w:val="18"/>
+                <w:szCs w:val="18"/>
+              </w:rPr>
+              <w:t xml:space="preserve">计时器</w:t>
+            </w:r>
+          </w:p>
+        </w:tc>
+        <w:tc>
+          <w:tcPr>
+            <w:tcW w:type="dxa" w:w="720"/>
+            <w:tcBorders>
+              <w:top w:val="none" w:color="FFFFFF" w:sz="0"/>
+              <w:left w:val="none" w:color="FFFFFF" w:sz="0"/>
+              <w:bottom w:val="single" w:color="000000" w:sz="12"/>
+              <w:right w:val="none" w:color="FFFFFF" w:sz="0"/>
+            </w:tcBorders>
+            <w:shd w:fill="E6F4EA" w:color="auto" w:val="clear"/>
+            <w:tcMar>
+              <w:top w:type="dxa" w:w="60"/>
+              <w:left w:type="dxa" w:w="90"/>
+              <w:bottom w:type="dxa" w:w="60"/>
+              <w:right w:type="dxa" w:w="90"/>
+            </w:tcMar>
+            <w:vAlign w:val="top"/>
+          </w:tcPr>
+          <w:p>
+            <w:pPr>
+              <w:spacing w:line="280"/>
+              <w:jc w:val="center"/>
+            </w:pPr>
+            <w:r>
+              <w:rPr>
+                <w:rFonts w:ascii="Times New Roman" w:eastAsia="宋体" w:hAnsi="Times New Roman"/>
+                <w:b w:val="false"/>
+                <w:bCs w:val="false"/>
+                <w:strike w:val="false"/>
+                <w:color w:val="000000"/>
+                <w:sz w:val="18"/>
+                <w:szCs w:val="18"/>
+              </w:rPr>
+              <w:t xml:space="preserve">6</w:t>
+            </w:r>
+          </w:p>
+        </w:tc>
+        <w:tc>
+          <w:tcPr>
+            <w:tcW w:type="dxa" w:w="720"/>
+            <w:tcBorders>
+              <w:top w:val="none" w:color="FFFFFF" w:sz="0"/>
+              <w:left w:val="none" w:color="FFFFFF" w:sz="0"/>
+              <w:bottom w:val="single" w:color="000000" w:sz="12"/>
+              <w:right w:val="none" w:color="FFFFFF" w:sz="0"/>
+            </w:tcBorders>
+            <w:shd w:fill="E6F4EA" w:color="auto" w:val="clear"/>
+            <w:tcMar>
+              <w:top w:type="dxa" w:w="60"/>
+              <w:left w:type="dxa" w:w="90"/>
+              <w:bottom w:type="dxa" w:w="60"/>
+              <w:right w:type="dxa" w:w="90"/>
+            </w:tcMar>
+            <w:vAlign w:val="top"/>
+          </w:tcPr>
+          <w:p>
+            <w:pPr>
+              <w:spacing w:line="280"/>
+              <w:jc w:val="center"/>
+            </w:pPr>
+            <w:r>
+              <w:rPr>
+                <w:rFonts w:ascii="Times New Roman" w:eastAsia="宋体" w:hAnsi="Times New Roman"/>
+                <w:b/>
+                <w:bCs/>
+                <w:strike w:val="false"/>
+                <w:color w:val="000000"/>
+                <w:sz w:val="18"/>
+                <w:szCs w:val="18"/>
+              </w:rPr>
+              <w:t xml:space="preserve">8</w:t>
+            </w:r>
+          </w:p>
+        </w:tc>
+        <w:tc>
+          <w:tcPr>
+            <w:tcW w:type="dxa" w:w="700"/>
+            <w:tcBorders>
+              <w:top w:val="none" w:color="FFFFFF" w:sz="0"/>
+              <w:left w:val="none" w:color="FFFFFF" w:sz="0"/>
+              <w:bottom w:val="single" w:color="000000" w:sz="12"/>
+              <w:right w:val="none" w:color="FFFFFF" w:sz="0"/>
+            </w:tcBorders>
+            <w:shd w:fill="E6F4EA" w:color="auto" w:val="clear"/>
+            <w:tcMar>
+              <w:top w:type="dxa" w:w="60"/>
+              <w:left w:type="dxa" w:w="90"/>
+              <w:bottom w:type="dxa" w:w="60"/>
+              <w:right w:type="dxa" w:w="90"/>
+            </w:tcMar>
+            <w:vAlign w:val="top"/>
+          </w:tcPr>
+          <w:p>
+            <w:pPr>
+              <w:spacing w:line="280"/>
+              <w:jc w:val="center"/>
+            </w:pPr>
+            <w:r>
+              <w:rPr>
+                <w:rFonts w:ascii="Times New Roman" w:eastAsia="宋体" w:hAnsi="Times New Roman"/>
+                <w:b/>
+                <w:bCs/>
+                <w:strike w:val="false"/>
+                <w:color w:val="1B7A3D"/>
+                <w:sz w:val="18"/>
+                <w:szCs w:val="18"/>
+              </w:rPr>
+              <w:t xml:space="preserve">+2</w:t>
+            </w:r>
+          </w:p>
+        </w:tc>
+        <w:tc>
+          <w:tcPr>
+            <w:tcW w:type="dxa" w:w="2960"/>
+            <w:tcBorders>
+              <w:top w:val="none" w:color="FFFFFF" w:sz="0"/>
+              <w:left w:val="none" w:color="FFFFFF" w:sz="0"/>
+              <w:bottom w:val="single" w:color="000000" w:sz="12"/>
+              <w:right w:val="none" w:color="FFFFFF" w:sz="0"/>
+            </w:tcBorders>
+            <w:shd w:fill="E6F4EA" w:color="auto" w:val="clear"/>
+            <w:tcMar>
+              <w:top w:type="dxa" w:w="60"/>
+              <w:left w:type="dxa" w:w="90"/>
+              <w:bottom w:type="dxa" w:w="60"/>
+              <w:right w:type="dxa" w:w="90"/>
+            </w:tcMar>
+            <w:vAlign w:val="top"/>
+          </w:tcPr>
+          <w:p>
+            <w:pPr>
+              <w:spacing w:line="280"/>
+              <w:jc w:val="left"/>
+            </w:pPr>
+            <w:r>
+              <w:rPr>
+                <w:rFonts w:ascii="Times New Roman" w:eastAsia="宋体" w:hAnsi="Times New Roman"/>
+                <w:b w:val="false"/>
+                <w:bCs w:val="false"/>
+                <w:strike w:val="false"/>
+                <w:color w:val="555555"/>
+                <w:sz w:val="17"/>
+                <w:szCs w:val="17"/>
+              </w:rPr>
+              <w:t xml:space="preserve">PCR2样本制备区（组织） 1；PCR3样本制备区（血浆） 1；PCR5文库制备区 1；PCR6杂交捕获区 1；PCR7扩增区 1；试剂准备间 1</w:t>
+            </w:r>
+          </w:p>
+        </w:tc>
+        <w:tc>
+          <w:tcPr>
+            <w:tcW w:type="dxa" w:w="2960"/>
+            <w:tcBorders>
+              <w:top w:val="none" w:color="FFFFFF" w:sz="0"/>
+              <w:left w:val="none" w:color="FFFFFF" w:sz="0"/>
+              <w:bottom w:val="single" w:color="000000" w:sz="12"/>
+              <w:right w:val="none" w:color="FFFFFF" w:sz="0"/>
+            </w:tcBorders>
+            <w:shd w:fill="E6F4EA" w:color="auto" w:val="clear"/>
+            <w:tcMar>
+              <w:top w:type="dxa" w:w="60"/>
+              <w:left w:type="dxa" w:w="90"/>
+              <w:bottom w:type="dxa" w:w="60"/>
+              <w:right w:type="dxa" w:w="90"/>
+            </w:tcMar>
+            <w:vAlign w:val="top"/>
+          </w:tcPr>
+          <w:p>
+            <w:pPr>
+              <w:spacing w:line="280"/>
+              <w:jc w:val="left"/>
+            </w:pPr>
+            <w:r>
+              <w:rPr>
+                <w:rFonts w:ascii="Times New Roman" w:eastAsia="宋体" w:hAnsi="Times New Roman"/>
+                <w:b w:val="false"/>
+                <w:bCs w:val="false"/>
+                <w:strike w:val="false"/>
+                <w:color w:val="555555"/>
+                <w:sz w:val="17"/>
+                <w:szCs w:val="17"/>
+              </w:rPr>
+              <w:t xml:space="preserve">PCR2样本制备区（组织） 1；PCR3样本制备区（血浆） 1；PCR4文库制备区 1；PCR5扩增一区 1；PCR6杂交捕获区 1；PCR7扩增二区 1；PCR9电泳 1；试剂准备间 1</w:t>
+            </w:r>
+          </w:p>
+        </w:tc>
+      </w:tr>
+    </w:tbl>
+    <w:p>
+      <w:pPr>
+        <w:keepNext/>
+        <w:spacing w:after="140" w:before="320" w:line="380"/>
+      </w:pPr>
+      <w:r>
+        <w:rPr>
+          <w:rFonts w:ascii="Arial" w:eastAsia="黑体" w:hAnsi="Arial"/>
+          <w:b/>
+          <w:bCs/>
+          <w:color w:val="000000"/>
+          <w:sz w:val="25"/>
+          <w:szCs w:val="25"/>
+        </w:rPr>
+        <w:t xml:space="preserve">四、待补项：厂商与规格型号为空</w:t>
+      </w:r>
+    </w:p>
+    <w:p>
+      <w:pPr>
+        <w:spacing w:after="100" w:line="380"/>
+        <w:ind w:left="0" w:firstLine="420"/>
+        <w:jc w:val="both"/>
+      </w:pPr>
+      <w:r>
+        <w:rPr>
+          <w:rFonts w:ascii="Times New Roman" w:eastAsia="宋体" w:hAnsi="Times New Roman"/>
+          <w:b w:val="false"/>
+          <w:bCs w:val="false"/>
+          <w:color w:val="000000"/>
+          <w:sz w:val="21"/>
+          <w:szCs w:val="21"/>
+        </w:rPr>
+        <w:t xml:space="preserve">9.13 版新拉出的行有 8 行未填厂商与型号，集中在 PCR4 与 PCR5。这些设备在 9.12 版中均有取值，右两列为建议回填值。</w:t>
+      </w:r>
+    </w:p>
+    <w:tbl>
+      <w:tblPr>
+        <w:tblW w:type="dxa" w:w="9860"/>
+        <w:tblBorders>
+          <w:top w:val="none" w:color="FFFFFF" w:sz="0"/>
+          <w:left w:val="none" w:color="FFFFFF" w:sz="0"/>
+          <w:bottom w:val="none" w:color="FFFFFF" w:sz="0"/>
+          <w:right w:val="none" w:color="FFFFFF" w:sz="0"/>
+          <w:insideH w:val="none" w:color="FFFFFF" w:sz="0"/>
+          <w:insideV w:val="none" w:color="FFFFFF" w:sz="0"/>
+        </w:tblBorders>
+      </w:tblPr>
+      <w:tblGrid>
+        <w:gridCol w:w="2200"/>
+        <w:gridCol w:w="2200"/>
+        <w:gridCol w:w="620"/>
+        <w:gridCol w:w="2100"/>
+        <w:gridCol w:w="2740"/>
+      </w:tblGrid>
+      <w:tr>
+        <w:trPr>
+          <w:tblHeader/>
+        </w:trPr>
+        <w:tc>
+          <w:tcPr>
+            <w:tcW w:type="dxa" w:w="2200"/>
+            <w:tcBorders>
+              <w:top w:val="single" w:color="000000" w:sz="12"/>
+              <w:left w:val="none" w:color="FFFFFF" w:sz="0"/>
+              <w:bottom w:val="single" w:color="000000" w:sz="6"/>
+              <w:right w:val="none" w:color="FFFFFF" w:sz="0"/>
+            </w:tcBorders>
+            <w:tcMar>
+              <w:top w:type="dxa" w:w="60"/>
+              <w:left w:type="dxa" w:w="90"/>
+              <w:bottom w:type="dxa" w:w="60"/>
+              <w:right w:type="dxa" w:w="90"/>
+            </w:tcMar>
+            <w:vAlign w:val="top"/>
+          </w:tcPr>
+          <w:p>
+            <w:pPr>
+              <w:spacing w:line="280"/>
+              <w:jc w:val="left"/>
+            </w:pPr>
+            <w:r>
+              <w:rPr>
+                <w:rFonts w:ascii="Arial" w:eastAsia="黑体" w:hAnsi="Arial"/>
+                <w:b/>
+                <w:bCs/>
+                <w:color w:val="000000"/>
+                <w:sz w:val="18"/>
+                <w:szCs w:val="18"/>
+              </w:rPr>
+              <w:t xml:space="preserve">分区</w:t>
+            </w:r>
+          </w:p>
+        </w:tc>
+        <w:tc>
+          <w:tcPr>
+            <w:tcW w:type="dxa" w:w="2200"/>
+            <w:tcBorders>
+              <w:top w:val="single" w:color="000000" w:sz="12"/>
+              <w:left w:val="none" w:color="FFFFFF" w:sz="0"/>
+              <w:bottom w:val="single" w:color="000000" w:sz="6"/>
+              <w:right w:val="none" w:color="FFFFFF" w:sz="0"/>
+            </w:tcBorders>
+            <w:tcMar>
+              <w:top w:type="dxa" w:w="60"/>
+              <w:left w:type="dxa" w:w="90"/>
+              <w:bottom w:type="dxa" w:w="60"/>
+              <w:right w:type="dxa" w:w="90"/>
+            </w:tcMar>
+            <w:vAlign w:val="top"/>
+          </w:tcPr>
+          <w:p>
+            <w:pPr>
+              <w:spacing w:line="280"/>
+              <w:jc w:val="left"/>
+            </w:pPr>
+            <w:r>
+              <w:rPr>
+                <w:rFonts w:ascii="Arial" w:eastAsia="黑体" w:hAnsi="Arial"/>
+                <w:b/>
+                <w:bCs/>
+                <w:color w:val="000000"/>
+                <w:sz w:val="18"/>
+                <w:szCs w:val="18"/>
+              </w:rPr>
+              <w:t xml:space="preserve">产品名称</w:t>
+            </w:r>
+          </w:p>
+        </w:tc>
+        <w:tc>
+          <w:tcPr>
+            <w:tcW w:type="dxa" w:w="620"/>
+            <w:tcBorders>
+              <w:top w:val="single" w:color="000000" w:sz="12"/>
+              <w:left w:val="none" w:color="FFFFFF" w:sz="0"/>
+              <w:bottom w:val="single" w:color="000000" w:sz="6"/>
+              <w:right w:val="none" w:color="FFFFFF" w:sz="0"/>
+            </w:tcBorders>
+            <w:tcMar>
+              <w:top w:type="dxa" w:w="60"/>
+              <w:left w:type="dxa" w:w="90"/>
+              <w:bottom w:type="dxa" w:w="60"/>
+              <w:right w:type="dxa" w:w="90"/>
+            </w:tcMar>
+            <w:vAlign w:val="top"/>
+          </w:tcPr>
+          <w:p>
+            <w:pPr>
+              <w:spacing w:line="280"/>
+              <w:jc w:val="left"/>
+            </w:pPr>
+            <w:r>
+              <w:rPr>
+                <w:rFonts w:ascii="Arial" w:eastAsia="黑体" w:hAnsi="Arial"/>
+                <w:b/>
+                <w:bCs/>
+                <w:color w:val="000000"/>
+                <w:sz w:val="18"/>
+                <w:szCs w:val="18"/>
+              </w:rPr>
+              <w:t xml:space="preserve">数量</w:t>
+            </w:r>
+          </w:p>
+        </w:tc>
+        <w:tc>
+          <w:tcPr>
+            <w:tcW w:type="dxa" w:w="2100"/>
+            <w:tcBorders>
+              <w:top w:val="single" w:color="000000" w:sz="12"/>
+              <w:left w:val="none" w:color="FFFFFF" w:sz="0"/>
+              <w:bottom w:val="single" w:color="000000" w:sz="6"/>
+              <w:right w:val="none" w:color="FFFFFF" w:sz="0"/>
+            </w:tcBorders>
+            <w:tcMar>
+              <w:top w:type="dxa" w:w="60"/>
+              <w:left w:type="dxa" w:w="90"/>
+              <w:bottom w:type="dxa" w:w="60"/>
+              <w:right w:type="dxa" w:w="90"/>
+            </w:tcMar>
+            <w:vAlign w:val="top"/>
+          </w:tcPr>
+          <w:p>
+            <w:pPr>
+              <w:spacing w:line="280"/>
+              <w:jc w:val="left"/>
+            </w:pPr>
+            <w:r>
+              <w:rPr>
+                <w:rFonts w:ascii="Arial" w:eastAsia="黑体" w:hAnsi="Arial"/>
+                <w:b/>
+                <w:bCs/>
+                <w:color w:val="000000"/>
+                <w:sz w:val="18"/>
+                <w:szCs w:val="18"/>
+              </w:rPr>
+              <w:t xml:space="preserve">建议厂商（据 9.12）</w:t>
+            </w:r>
+          </w:p>
+        </w:tc>
+        <w:tc>
+          <w:tcPr>
+            <w:tcW w:type="dxa" w:w="2740"/>
+            <w:tcBorders>
+              <w:top w:val="single" w:color="000000" w:sz="12"/>
+              <w:left w:val="none" w:color="FFFFFF" w:sz="0"/>
+              <w:bottom w:val="single" w:color="000000" w:sz="6"/>
+              <w:right w:val="none" w:color="FFFFFF" w:sz="0"/>
+            </w:tcBorders>
+            <w:tcMar>
+              <w:top w:type="dxa" w:w="60"/>
+              <w:left w:type="dxa" w:w="90"/>
+              <w:bottom w:type="dxa" w:w="60"/>
+              <w:right w:type="dxa" w:w="90"/>
+            </w:tcMar>
+            <w:vAlign w:val="top"/>
+          </w:tcPr>
+          <w:p>
+            <w:pPr>
+              <w:spacing w:line="280"/>
+              <w:jc w:val="left"/>
+            </w:pPr>
+            <w:r>
+              <w:rPr>
+                <w:rFonts w:ascii="Arial" w:eastAsia="黑体" w:hAnsi="Arial"/>
+                <w:b/>
+                <w:bCs/>
+                <w:color w:val="000000"/>
+                <w:sz w:val="18"/>
+                <w:szCs w:val="18"/>
+              </w:rPr>
+              <w:t xml:space="preserve">建议规格型号（据 9.12）</w:t>
+            </w:r>
+          </w:p>
+        </w:tc>
+      </w:tr>
+      <w:tr>
+        <w:tc>
+          <w:tcPr>
+            <w:tcW w:type="dxa" w:w="2200"/>
+            <w:tcBorders>
+              <w:top w:val="none" w:color="FFFFFF" w:sz="0"/>
+              <w:left w:val="none" w:color="FFFFFF" w:sz="0"/>
+              <w:bottom w:val="single" w:color="BFBFBF" w:sz="2"/>
+              <w:right w:val="none" w:color="FFFFFF" w:sz="0"/>
+            </w:tcBorders>
+            <w:shd w:fill="FFE9D6" w:color="auto" w:val="clear"/>
+            <w:tcMar>
+              <w:top w:type="dxa" w:w="60"/>
+              <w:left w:type="dxa" w:w="90"/>
+              <w:bottom w:type="dxa" w:w="60"/>
+              <w:right w:type="dxa" w:w="90"/>
+            </w:tcMar>
+            <w:vAlign w:val="top"/>
+          </w:tcPr>
+          <w:p>
+            <w:pPr>
+              <w:spacing w:line="280"/>
+              <w:jc w:val="left"/>
+            </w:pPr>
+            <w:r>
+              <w:rPr>
+                <w:rFonts w:ascii="Times New Roman" w:eastAsia="宋体" w:hAnsi="Times New Roman"/>
+                <w:b w:val="false"/>
+                <w:bCs w:val="false"/>
+                <w:strike w:val="false"/>
+                <w:color w:val="000000"/>
+                <w:sz w:val="18"/>
+                <w:szCs w:val="18"/>
+              </w:rPr>
+              <w:t xml:space="preserve">PCR4文库制备区</w:t>
+            </w:r>
+          </w:p>
+        </w:tc>
+        <w:tc>
+          <w:tcPr>
+            <w:tcW w:type="dxa" w:w="2200"/>
+            <w:tcBorders>
+              <w:top w:val="none" w:color="FFFFFF" w:sz="0"/>
+              <w:left w:val="none" w:color="FFFFFF" w:sz="0"/>
+              <w:bottom w:val="single" w:color="BFBFBF" w:sz="2"/>
+              <w:right w:val="none" w:color="FFFFFF" w:sz="0"/>
+            </w:tcBorders>
+            <w:shd w:fill="FFE9D6" w:color="auto" w:val="clear"/>
+            <w:tcMar>
+              <w:top w:type="dxa" w:w="60"/>
+              <w:left w:type="dxa" w:w="90"/>
+              <w:bottom w:type="dxa" w:w="60"/>
+              <w:right w:type="dxa" w:w="90"/>
+            </w:tcMar>
+            <w:vAlign w:val="top"/>
+          </w:tcPr>
+          <w:p>
+            <w:pPr>
+              <w:spacing w:line="280"/>
+              <w:jc w:val="left"/>
+            </w:pPr>
+            <w:r>
+              <w:rPr>
+                <w:rFonts w:ascii="Times New Roman" w:eastAsia="宋体" w:hAnsi="Times New Roman"/>
+                <w:b w:val="false"/>
+                <w:bCs w:val="false"/>
+                <w:strike w:val="false"/>
+                <w:color w:val="000000"/>
+                <w:sz w:val="18"/>
+                <w:szCs w:val="18"/>
+              </w:rPr>
+              <w:t xml:space="preserve">PCR扩增仪</w:t>
+            </w:r>
+          </w:p>
+        </w:tc>
+        <w:tc>
+          <w:tcPr>
+            <w:tcW w:type="dxa" w:w="620"/>
+            <w:tcBorders>
+              <w:top w:val="none" w:color="FFFFFF" w:sz="0"/>
+              <w:left w:val="none" w:color="FFFFFF" w:sz="0"/>
+              <w:bottom w:val="single" w:color="BFBFBF" w:sz="2"/>
+              <w:right w:val="none" w:color="FFFFFF" w:sz="0"/>
+            </w:tcBorders>
+            <w:shd w:fill="FFE9D6" w:color="auto" w:val="clear"/>
+            <w:tcMar>
+              <w:top w:type="dxa" w:w="60"/>
+              <w:left w:type="dxa" w:w="90"/>
+              <w:bottom w:type="dxa" w:w="60"/>
+              <w:right w:type="dxa" w:w="90"/>
+            </w:tcMar>
+            <w:vAlign w:val="top"/>
+          </w:tcPr>
+          <w:p>
+            <w:pPr>
+              <w:spacing w:line="280"/>
+              <w:jc w:val="center"/>
+            </w:pPr>
+            <w:r>
+              <w:rPr>
+                <w:rFonts w:ascii="Times New Roman" w:eastAsia="宋体" w:hAnsi="Times New Roman"/>
+                <w:b w:val="false"/>
+                <w:bCs w:val="false"/>
+                <w:strike w:val="false"/>
+                <w:color w:val="000000"/>
+                <w:sz w:val="18"/>
+                <w:szCs w:val="18"/>
+              </w:rPr>
+              <w:t xml:space="preserve">1</w:t>
+            </w:r>
+          </w:p>
+        </w:tc>
+        <w:tc>
+          <w:tcPr>
+            <w:tcW w:type="dxa" w:w="2100"/>
+            <w:tcBorders>
+              <w:top w:val="none" w:color="FFFFFF" w:sz="0"/>
+              <w:left w:val="none" w:color="FFFFFF" w:sz="0"/>
+              <w:bottom w:val="single" w:color="BFBFBF" w:sz="2"/>
+              <w:right w:val="none" w:color="FFFFFF" w:sz="0"/>
+            </w:tcBorders>
+            <w:shd w:fill="FFE9D6" w:color="auto" w:val="clear"/>
+            <w:tcMar>
+              <w:top w:type="dxa" w:w="60"/>
+              <w:left w:type="dxa" w:w="90"/>
+              <w:bottom w:type="dxa" w:w="60"/>
+              <w:right w:type="dxa" w:w="90"/>
+            </w:tcMar>
+            <w:vAlign w:val="top"/>
+          </w:tcPr>
+          <w:p>
+            <w:pPr>
+              <w:spacing w:line="280"/>
+              <w:jc w:val="left"/>
+            </w:pPr>
+            <w:r>
+              <w:rPr>
+                <w:rFonts w:ascii="Times New Roman" w:eastAsia="宋体" w:hAnsi="Times New Roman"/>
+                <w:b w:val="false"/>
+                <w:bCs w:val="false"/>
+                <w:strike w:val="false"/>
+                <w:color w:val="000000"/>
+                <w:sz w:val="18"/>
+                <w:szCs w:val="18"/>
+              </w:rPr>
+              <w:t xml:space="preserve">东胜龙</w:t>
+            </w:r>
+          </w:p>
+        </w:tc>
+        <w:tc>
+          <w:tcPr>
+            <w:tcW w:type="dxa" w:w="2740"/>
+            <w:tcBorders>
+              <w:top w:val="none" w:color="FFFFFF" w:sz="0"/>
+              <w:left w:val="none" w:color="FFFFFF" w:sz="0"/>
+              <w:bottom w:val="single" w:color="BFBFBF" w:sz="2"/>
+              <w:right w:val="none" w:color="FFFFFF" w:sz="0"/>
+            </w:tcBorders>
+            <w:shd w:fill="FFE9D6" w:color="auto" w:val="clear"/>
+            <w:tcMar>
+              <w:top w:type="dxa" w:w="60"/>
+              <w:left w:type="dxa" w:w="90"/>
+              <w:bottom w:type="dxa" w:w="60"/>
+              <w:right w:type="dxa" w:w="90"/>
+            </w:tcMar>
+            <w:vAlign w:val="top"/>
+          </w:tcPr>
+          <w:p>
+            <w:pPr>
+              <w:spacing w:line="280"/>
+              <w:jc w:val="left"/>
+            </w:pPr>
+            <w:r>
+              <w:rPr>
+                <w:rFonts w:ascii="Times New Roman" w:eastAsia="宋体" w:hAnsi="Times New Roman"/>
+                <w:b w:val="false"/>
+                <w:bCs w:val="false"/>
+                <w:strike w:val="false"/>
+                <w:color w:val="000000"/>
+                <w:sz w:val="18"/>
+                <w:szCs w:val="18"/>
+              </w:rPr>
+              <w:t xml:space="preserve">ETC-821M</w:t>
+            </w:r>
+          </w:p>
+        </w:tc>
+      </w:tr>
+      <w:tr>
+        <w:tc>
+          <w:tcPr>
+            <w:tcW w:type="dxa" w:w="2200"/>
+            <w:tcBorders>
+              <w:top w:val="none" w:color="FFFFFF" w:sz="0"/>
+              <w:left w:val="none" w:color="FFFFFF" w:sz="0"/>
+              <w:bottom w:val="single" w:color="BFBFBF" w:sz="2"/>
+              <w:right w:val="none" w:color="FFFFFF" w:sz="0"/>
+            </w:tcBorders>
+            <w:shd w:fill="FFE9D6" w:color="auto" w:val="clear"/>
+            <w:tcMar>
+              <w:top w:type="dxa" w:w="60"/>
+              <w:left w:type="dxa" w:w="90"/>
+              <w:bottom w:type="dxa" w:w="60"/>
+              <w:right w:type="dxa" w:w="90"/>
+            </w:tcMar>
+            <w:vAlign w:val="top"/>
+          </w:tcPr>
+          <w:p>
+            <w:pPr>
+              <w:spacing w:line="280"/>
+              <w:jc w:val="left"/>
+            </w:pPr>
+            <w:r>
+              <w:rPr>
+                <w:rFonts w:ascii="Times New Roman" w:eastAsia="宋体" w:hAnsi="Times New Roman"/>
+                <w:b w:val="false"/>
+                <w:bCs w:val="false"/>
+                <w:strike w:val="false"/>
+                <w:color w:val="000000"/>
+                <w:sz w:val="18"/>
+                <w:szCs w:val="18"/>
+              </w:rPr>
+              <w:t xml:space="preserve">PCR4文库制备区</w:t>
+            </w:r>
+          </w:p>
+        </w:tc>
+        <w:tc>
+          <w:tcPr>
+            <w:tcW w:type="dxa" w:w="2200"/>
+            <w:tcBorders>
+              <w:top w:val="none" w:color="FFFFFF" w:sz="0"/>
+              <w:left w:val="none" w:color="FFFFFF" w:sz="0"/>
+              <w:bottom w:val="single" w:color="BFBFBF" w:sz="2"/>
+              <w:right w:val="none" w:color="FFFFFF" w:sz="0"/>
+            </w:tcBorders>
+            <w:shd w:fill="FFE9D6" w:color="auto" w:val="clear"/>
+            <w:tcMar>
+              <w:top w:type="dxa" w:w="60"/>
+              <w:left w:type="dxa" w:w="90"/>
+              <w:bottom w:type="dxa" w:w="60"/>
+              <w:right w:type="dxa" w:w="90"/>
+            </w:tcMar>
+            <w:vAlign w:val="top"/>
+          </w:tcPr>
+          <w:p>
+            <w:pPr>
+              <w:spacing w:line="280"/>
+              <w:jc w:val="left"/>
+            </w:pPr>
+            <w:r>
+              <w:rPr>
+                <w:rFonts w:ascii="Times New Roman" w:eastAsia="宋体" w:hAnsi="Times New Roman"/>
+                <w:b w:val="false"/>
+                <w:bCs w:val="false"/>
+                <w:strike w:val="false"/>
+                <w:color w:val="000000"/>
+                <w:sz w:val="18"/>
+                <w:szCs w:val="18"/>
+              </w:rPr>
+              <w:t xml:space="preserve">漩涡振荡器</w:t>
+            </w:r>
+          </w:p>
+        </w:tc>
+        <w:tc>
+          <w:tcPr>
+            <w:tcW w:type="dxa" w:w="620"/>
+            <w:tcBorders>
+              <w:top w:val="none" w:color="FFFFFF" w:sz="0"/>
+              <w:left w:val="none" w:color="FFFFFF" w:sz="0"/>
+              <w:bottom w:val="single" w:color="BFBFBF" w:sz="2"/>
+              <w:right w:val="none" w:color="FFFFFF" w:sz="0"/>
+            </w:tcBorders>
+            <w:shd w:fill="FFE9D6" w:color="auto" w:val="clear"/>
+            <w:tcMar>
+              <w:top w:type="dxa" w:w="60"/>
+              <w:left w:type="dxa" w:w="90"/>
+              <w:bottom w:type="dxa" w:w="60"/>
+              <w:right w:type="dxa" w:w="90"/>
+            </w:tcMar>
+            <w:vAlign w:val="top"/>
+          </w:tcPr>
+          <w:p>
+            <w:pPr>
+              <w:spacing w:line="280"/>
+              <w:jc w:val="center"/>
+            </w:pPr>
+            <w:r>
+              <w:rPr>
+                <w:rFonts w:ascii="Times New Roman" w:eastAsia="宋体" w:hAnsi="Times New Roman"/>
+                <w:b w:val="false"/>
+                <w:bCs w:val="false"/>
+                <w:strike w:val="false"/>
+                <w:color w:val="000000"/>
+                <w:sz w:val="18"/>
+                <w:szCs w:val="18"/>
+              </w:rPr>
+              <w:t xml:space="preserve">1</w:t>
+            </w:r>
+          </w:p>
+        </w:tc>
+        <w:tc>
+          <w:tcPr>
+            <w:tcW w:type="dxa" w:w="2100"/>
+            <w:tcBorders>
+              <w:top w:val="none" w:color="FFFFFF" w:sz="0"/>
+              <w:left w:val="none" w:color="FFFFFF" w:sz="0"/>
+              <w:bottom w:val="single" w:color="BFBFBF" w:sz="2"/>
+              <w:right w:val="none" w:color="FFFFFF" w:sz="0"/>
+            </w:tcBorders>
+            <w:shd w:fill="FFE9D6" w:color="auto" w:val="clear"/>
+            <w:tcMar>
+              <w:top w:type="dxa" w:w="60"/>
+              <w:left w:type="dxa" w:w="90"/>
+              <w:bottom w:type="dxa" w:w="60"/>
+              <w:right w:type="dxa" w:w="90"/>
+            </w:tcMar>
+            <w:vAlign w:val="top"/>
+          </w:tcPr>
+          <w:p>
+            <w:pPr>
+              <w:spacing w:line="280"/>
+              <w:jc w:val="left"/>
+            </w:pPr>
+            <w:r>
+              <w:rPr>
+                <w:rFonts w:ascii="Times New Roman" w:eastAsia="宋体" w:hAnsi="Times New Roman"/>
+                <w:b w:val="false"/>
+                <w:bCs w:val="false"/>
+                <w:strike w:val="false"/>
+                <w:color w:val="000000"/>
+                <w:sz w:val="18"/>
+                <w:szCs w:val="18"/>
+              </w:rPr>
+              <w:t xml:space="preserve">华大智造</w:t>
+            </w:r>
+          </w:p>
+        </w:tc>
+        <w:tc>
+          <w:tcPr>
+            <w:tcW w:type="dxa" w:w="2740"/>
+            <w:tcBorders>
+              <w:top w:val="none" w:color="FFFFFF" w:sz="0"/>
+              <w:left w:val="none" w:color="FFFFFF" w:sz="0"/>
+              <w:bottom w:val="single" w:color="BFBFBF" w:sz="2"/>
+              <w:right w:val="none" w:color="FFFFFF" w:sz="0"/>
+            </w:tcBorders>
+            <w:shd w:fill="FFE9D6" w:color="auto" w:val="clear"/>
+            <w:tcMar>
+              <w:top w:type="dxa" w:w="60"/>
+              <w:left w:type="dxa" w:w="90"/>
+              <w:bottom w:type="dxa" w:w="60"/>
+              <w:right w:type="dxa" w:w="90"/>
+            </w:tcMar>
+            <w:vAlign w:val="top"/>
+          </w:tcPr>
+          <w:p>
+            <w:pPr>
+              <w:spacing w:line="280"/>
+              <w:jc w:val="left"/>
+            </w:pPr>
+            <w:r>
+              <w:rPr>
+                <w:rFonts w:ascii="Times New Roman" w:eastAsia="宋体" w:hAnsi="Times New Roman"/>
+                <w:b w:val="false"/>
+                <w:bCs w:val="false"/>
+                <w:strike w:val="false"/>
+                <w:color w:val="000000"/>
+                <w:sz w:val="18"/>
+                <w:szCs w:val="18"/>
+              </w:rPr>
+              <w:t xml:space="preserve">Top-Mix</w:t>
+            </w:r>
+          </w:p>
+        </w:tc>
+      </w:tr>
+      <w:tr>
+        <w:tc>
+          <w:tcPr>
+            <w:tcW w:type="dxa" w:w="2200"/>
+            <w:tcBorders>
+              <w:top w:val="none" w:color="FFFFFF" w:sz="0"/>
+              <w:left w:val="none" w:color="FFFFFF" w:sz="0"/>
+              <w:bottom w:val="single" w:color="BFBFBF" w:sz="2"/>
+              <w:right w:val="none" w:color="FFFFFF" w:sz="0"/>
+            </w:tcBorders>
+            <w:shd w:fill="FFE9D6" w:color="auto" w:val="clear"/>
+            <w:tcMar>
+              <w:top w:type="dxa" w:w="60"/>
+              <w:left w:type="dxa" w:w="90"/>
+              <w:bottom w:type="dxa" w:w="60"/>
+              <w:right w:type="dxa" w:w="90"/>
+            </w:tcMar>
+            <w:vAlign w:val="top"/>
+          </w:tcPr>
+          <w:p>
+            <w:pPr>
+              <w:spacing w:line="280"/>
+              <w:jc w:val="left"/>
+            </w:pPr>
+            <w:r>
+              <w:rPr>
+                <w:rFonts w:ascii="Times New Roman" w:eastAsia="宋体" w:hAnsi="Times New Roman"/>
+                <w:b w:val="false"/>
+                <w:bCs w:val="false"/>
+                <w:strike w:val="false"/>
+                <w:color w:val="000000"/>
+                <w:sz w:val="18"/>
+                <w:szCs w:val="18"/>
+              </w:rPr>
+              <w:t xml:space="preserve">PCR4文库制备区</w:t>
+            </w:r>
+          </w:p>
+        </w:tc>
+        <w:tc>
+          <w:tcPr>
+            <w:tcW w:type="dxa" w:w="2200"/>
+            <w:tcBorders>
+              <w:top w:val="none" w:color="FFFFFF" w:sz="0"/>
+              <w:left w:val="none" w:color="FFFFFF" w:sz="0"/>
+              <w:bottom w:val="single" w:color="BFBFBF" w:sz="2"/>
+              <w:right w:val="none" w:color="FFFFFF" w:sz="0"/>
+            </w:tcBorders>
+            <w:shd w:fill="FFE9D6" w:color="auto" w:val="clear"/>
+            <w:tcMar>
+              <w:top w:type="dxa" w:w="60"/>
+              <w:left w:type="dxa" w:w="90"/>
+              <w:bottom w:type="dxa" w:w="60"/>
+              <w:right w:type="dxa" w:w="90"/>
+            </w:tcMar>
+            <w:vAlign w:val="top"/>
+          </w:tcPr>
+          <w:p>
+            <w:pPr>
+              <w:spacing w:line="280"/>
+              <w:jc w:val="left"/>
+            </w:pPr>
+            <w:r>
+              <w:rPr>
+                <w:rFonts w:ascii="Times New Roman" w:eastAsia="宋体" w:hAnsi="Times New Roman"/>
+                <w:b w:val="false"/>
+                <w:bCs w:val="false"/>
+                <w:strike w:val="false"/>
+                <w:color w:val="000000"/>
+                <w:sz w:val="18"/>
+                <w:szCs w:val="18"/>
+              </w:rPr>
+              <w:t xml:space="preserve">掌式离心机</w:t>
+            </w:r>
+          </w:p>
+        </w:tc>
+        <w:tc>
+          <w:tcPr>
+            <w:tcW w:type="dxa" w:w="620"/>
+            <w:tcBorders>
+              <w:top w:val="none" w:color="FFFFFF" w:sz="0"/>
+              <w:left w:val="none" w:color="FFFFFF" w:sz="0"/>
+              <w:bottom w:val="single" w:color="BFBFBF" w:sz="2"/>
+              <w:right w:val="none" w:color="FFFFFF" w:sz="0"/>
+            </w:tcBorders>
+            <w:shd w:fill="FFE9D6" w:color="auto" w:val="clear"/>
+            <w:tcMar>
+              <w:top w:type="dxa" w:w="60"/>
+              <w:left w:type="dxa" w:w="90"/>
+              <w:bottom w:type="dxa" w:w="60"/>
+              <w:right w:type="dxa" w:w="90"/>
+            </w:tcMar>
+            <w:vAlign w:val="top"/>
+          </w:tcPr>
+          <w:p>
+            <w:pPr>
+              <w:spacing w:line="280"/>
+              <w:jc w:val="center"/>
+            </w:pPr>
+            <w:r>
+              <w:rPr>
+                <w:rFonts w:ascii="Times New Roman" w:eastAsia="宋体" w:hAnsi="Times New Roman"/>
+                <w:b w:val="false"/>
+                <w:bCs w:val="false"/>
+                <w:strike w:val="false"/>
+                <w:color w:val="000000"/>
+                <w:sz w:val="18"/>
+                <w:szCs w:val="18"/>
+              </w:rPr>
+              <w:t xml:space="preserve">1</w:t>
+            </w:r>
+          </w:p>
+        </w:tc>
+        <w:tc>
+          <w:tcPr>
+            <w:tcW w:type="dxa" w:w="2100"/>
+            <w:tcBorders>
+              <w:top w:val="none" w:color="FFFFFF" w:sz="0"/>
+              <w:left w:val="none" w:color="FFFFFF" w:sz="0"/>
+              <w:bottom w:val="single" w:color="BFBFBF" w:sz="2"/>
+              <w:right w:val="none" w:color="FFFFFF" w:sz="0"/>
+            </w:tcBorders>
+            <w:shd w:fill="FFE9D6" w:color="auto" w:val="clear"/>
+            <w:tcMar>
+              <w:top w:type="dxa" w:w="60"/>
+              <w:left w:type="dxa" w:w="90"/>
+              <w:bottom w:type="dxa" w:w="60"/>
+              <w:right w:type="dxa" w:w="90"/>
+            </w:tcMar>
+            <w:vAlign w:val="top"/>
+          </w:tcPr>
+          <w:p>
+            <w:pPr>
+              <w:spacing w:line="280"/>
+              <w:jc w:val="left"/>
+            </w:pPr>
+            <w:r>
+              <w:rPr>
+                <w:rFonts w:ascii="Times New Roman" w:eastAsia="宋体" w:hAnsi="Times New Roman"/>
+                <w:b w:val="false"/>
+                <w:bCs w:val="false"/>
+                <w:strike w:val="false"/>
+                <w:color w:val="000000"/>
+                <w:sz w:val="18"/>
+                <w:szCs w:val="18"/>
+              </w:rPr>
+              <w:t xml:space="preserve">华大智造</w:t>
+            </w:r>
+          </w:p>
+        </w:tc>
+        <w:tc>
+          <w:tcPr>
+            <w:tcW w:type="dxa" w:w="2740"/>
+            <w:tcBorders>
+              <w:top w:val="none" w:color="FFFFFF" w:sz="0"/>
+              <w:left w:val="none" w:color="FFFFFF" w:sz="0"/>
+              <w:bottom w:val="single" w:color="BFBFBF" w:sz="2"/>
+              <w:right w:val="none" w:color="FFFFFF" w:sz="0"/>
+            </w:tcBorders>
+            <w:shd w:fill="FFE9D6" w:color="auto" w:val="clear"/>
+            <w:tcMar>
+              <w:top w:type="dxa" w:w="60"/>
+              <w:left w:type="dxa" w:w="90"/>
+              <w:bottom w:type="dxa" w:w="60"/>
+              <w:right w:type="dxa" w:w="90"/>
+            </w:tcMar>
+            <w:vAlign w:val="top"/>
+          </w:tcPr>
+          <w:p>
+            <w:pPr>
+              <w:spacing w:line="280"/>
+              <w:jc w:val="left"/>
+            </w:pPr>
+            <w:r>
+              <w:rPr>
+                <w:rFonts w:ascii="Times New Roman" w:eastAsia="宋体" w:hAnsi="Times New Roman"/>
+                <w:b w:val="false"/>
+                <w:bCs w:val="false"/>
+                <w:strike w:val="false"/>
+                <w:color w:val="000000"/>
+                <w:sz w:val="18"/>
+                <w:szCs w:val="18"/>
+              </w:rPr>
+              <w:t xml:space="preserve">Top-Spin</w:t>
+            </w:r>
+          </w:p>
+        </w:tc>
+      </w:tr>
+      <w:tr>
+        <w:tc>
+          <w:tcPr>
+            <w:tcW w:type="dxa" w:w="2200"/>
+            <w:tcBorders>
+              <w:top w:val="none" w:color="FFFFFF" w:sz="0"/>
+              <w:left w:val="none" w:color="FFFFFF" w:sz="0"/>
+              <w:bottom w:val="single" w:color="BFBFBF" w:sz="2"/>
+              <w:right w:val="none" w:color="FFFFFF" w:sz="0"/>
+            </w:tcBorders>
+            <w:shd w:fill="FFE9D6" w:color="auto" w:val="clear"/>
+            <w:tcMar>
+              <w:top w:type="dxa" w:w="60"/>
+              <w:left w:type="dxa" w:w="90"/>
+              <w:bottom w:type="dxa" w:w="60"/>
+              <w:right w:type="dxa" w:w="90"/>
+            </w:tcMar>
+            <w:vAlign w:val="top"/>
+          </w:tcPr>
+          <w:p>
+            <w:pPr>
+              <w:spacing w:line="280"/>
+              <w:jc w:val="left"/>
+            </w:pPr>
+            <w:r>
+              <w:rPr>
+                <w:rFonts w:ascii="Times New Roman" w:eastAsia="宋体" w:hAnsi="Times New Roman"/>
+                <w:b w:val="false"/>
+                <w:bCs w:val="false"/>
+                <w:strike w:val="false"/>
+                <w:color w:val="000000"/>
+                <w:sz w:val="18"/>
+                <w:szCs w:val="18"/>
+              </w:rPr>
+              <w:t xml:space="preserve">PCR4文库制备区</w:t>
+            </w:r>
+          </w:p>
+        </w:tc>
+        <w:tc>
+          <w:tcPr>
+            <w:tcW w:type="dxa" w:w="2200"/>
+            <w:tcBorders>
+              <w:top w:val="none" w:color="FFFFFF" w:sz="0"/>
+              <w:left w:val="none" w:color="FFFFFF" w:sz="0"/>
+              <w:bottom w:val="single" w:color="BFBFBF" w:sz="2"/>
+              <w:right w:val="none" w:color="FFFFFF" w:sz="0"/>
+            </w:tcBorders>
+            <w:shd w:fill="FFE9D6" w:color="auto" w:val="clear"/>
+            <w:tcMar>
+              <w:top w:type="dxa" w:w="60"/>
+              <w:left w:type="dxa" w:w="90"/>
+              <w:bottom w:type="dxa" w:w="60"/>
+              <w:right w:type="dxa" w:w="90"/>
+            </w:tcMar>
+            <w:vAlign w:val="top"/>
+          </w:tcPr>
+          <w:p>
+            <w:pPr>
+              <w:spacing w:line="280"/>
+              <w:jc w:val="left"/>
+            </w:pPr>
+            <w:r>
+              <w:rPr>
+                <w:rFonts w:ascii="Times New Roman" w:eastAsia="宋体" w:hAnsi="Times New Roman"/>
+                <w:b w:val="false"/>
+                <w:bCs w:val="false"/>
+                <w:strike w:val="false"/>
+                <w:color w:val="000000"/>
+                <w:sz w:val="18"/>
+                <w:szCs w:val="18"/>
+              </w:rPr>
+              <w:t xml:space="preserve">磁力架</w:t>
+            </w:r>
+          </w:p>
+        </w:tc>
+        <w:tc>
+          <w:tcPr>
+            <w:tcW w:type="dxa" w:w="620"/>
+            <w:tcBorders>
+              <w:top w:val="none" w:color="FFFFFF" w:sz="0"/>
+              <w:left w:val="none" w:color="FFFFFF" w:sz="0"/>
+              <w:bottom w:val="single" w:color="BFBFBF" w:sz="2"/>
+              <w:right w:val="none" w:color="FFFFFF" w:sz="0"/>
+            </w:tcBorders>
+            <w:shd w:fill="FFE9D6" w:color="auto" w:val="clear"/>
+            <w:tcMar>
+              <w:top w:type="dxa" w:w="60"/>
+              <w:left w:type="dxa" w:w="90"/>
+              <w:bottom w:type="dxa" w:w="60"/>
+              <w:right w:type="dxa" w:w="90"/>
+            </w:tcMar>
+            <w:vAlign w:val="top"/>
+          </w:tcPr>
+          <w:p>
+            <w:pPr>
+              <w:spacing w:line="280"/>
+              <w:jc w:val="center"/>
+            </w:pPr>
+            <w:r>
+              <w:rPr>
+                <w:rFonts w:ascii="Times New Roman" w:eastAsia="宋体" w:hAnsi="Times New Roman"/>
+                <w:b w:val="false"/>
+                <w:bCs w:val="false"/>
+                <w:strike w:val="false"/>
+                <w:color w:val="000000"/>
+                <w:sz w:val="18"/>
+                <w:szCs w:val="18"/>
+              </w:rPr>
+              <w:t xml:space="preserve">2</w:t>
+            </w:r>
+          </w:p>
+        </w:tc>
+        <w:tc>
+          <w:tcPr>
+            <w:tcW w:type="dxa" w:w="2100"/>
+            <w:tcBorders>
+              <w:top w:val="none" w:color="FFFFFF" w:sz="0"/>
+              <w:left w:val="none" w:color="FFFFFF" w:sz="0"/>
+              <w:bottom w:val="single" w:color="BFBFBF" w:sz="2"/>
+              <w:right w:val="none" w:color="FFFFFF" w:sz="0"/>
+            </w:tcBorders>
+            <w:shd w:fill="FFE9D6" w:color="auto" w:val="clear"/>
+            <w:tcMar>
+              <w:top w:type="dxa" w:w="60"/>
+              <w:left w:type="dxa" w:w="90"/>
+              <w:bottom w:type="dxa" w:w="60"/>
+              <w:right w:type="dxa" w:w="90"/>
+            </w:tcMar>
+            <w:vAlign w:val="top"/>
+          </w:tcPr>
+          <w:p>
+            <w:pPr>
+              <w:spacing w:line="280"/>
+              <w:jc w:val="left"/>
+            </w:pPr>
+            <w:r>
+              <w:rPr>
+                <w:rFonts w:ascii="Times New Roman" w:eastAsia="宋体" w:hAnsi="Times New Roman"/>
+                <w:b w:val="false"/>
+                <w:bCs w:val="false"/>
+                <w:strike w:val="false"/>
+                <w:color w:val="000000"/>
+                <w:sz w:val="18"/>
+                <w:szCs w:val="18"/>
+              </w:rPr>
+              <w:t xml:space="preserve">碳环智造／世和（定制）</w:t>
+            </w:r>
+          </w:p>
+        </w:tc>
+        <w:tc>
+          <w:tcPr>
+            <w:tcW w:type="dxa" w:w="2740"/>
+            <w:tcBorders>
+              <w:top w:val="none" w:color="FFFFFF" w:sz="0"/>
+              <w:left w:val="none" w:color="FFFFFF" w:sz="0"/>
+              <w:bottom w:val="single" w:color="BFBFBF" w:sz="2"/>
+              <w:right w:val="none" w:color="FFFFFF" w:sz="0"/>
+            </w:tcBorders>
+            <w:shd w:fill="FFE9D6" w:color="auto" w:val="clear"/>
+            <w:tcMar>
+              <w:top w:type="dxa" w:w="60"/>
+              <w:left w:type="dxa" w:w="90"/>
+              <w:bottom w:type="dxa" w:w="60"/>
+              <w:right w:type="dxa" w:w="90"/>
+            </w:tcMar>
+            <w:vAlign w:val="top"/>
+          </w:tcPr>
+          <w:p>
+            <w:pPr>
+              <w:spacing w:line="280"/>
+              <w:jc w:val="left"/>
+            </w:pPr>
+            <w:r>
+              <w:rPr>
+                <w:rFonts w:ascii="Times New Roman" w:eastAsia="宋体" w:hAnsi="Times New Roman"/>
+                <w:b w:val="false"/>
+                <w:bCs w:val="false"/>
+                <w:strike w:val="false"/>
+                <w:color w:val="000000"/>
+                <w:sz w:val="18"/>
+                <w:szCs w:val="18"/>
+              </w:rPr>
+              <w:t xml:space="preserve">Mag-16W／MagSH-16-1.5mL</w:t>
+            </w:r>
+          </w:p>
+        </w:tc>
+      </w:tr>
+      <w:tr>
+        <w:tc>
+          <w:tcPr>
+            <w:tcW w:type="dxa" w:w="2200"/>
+            <w:tcBorders>
+              <w:top w:val="none" w:color="FFFFFF" w:sz="0"/>
+              <w:left w:val="none" w:color="FFFFFF" w:sz="0"/>
+              <w:bottom w:val="single" w:color="BFBFBF" w:sz="2"/>
+              <w:right w:val="none" w:color="FFFFFF" w:sz="0"/>
+            </w:tcBorders>
+            <w:shd w:fill="FFE9D6" w:color="auto" w:val="clear"/>
+            <w:tcMar>
+              <w:top w:type="dxa" w:w="60"/>
+              <w:left w:type="dxa" w:w="90"/>
+              <w:bottom w:type="dxa" w:w="60"/>
+              <w:right w:type="dxa" w:w="90"/>
+            </w:tcMar>
+            <w:vAlign w:val="top"/>
+          </w:tcPr>
+          <w:p>
+            <w:pPr>
+              <w:spacing w:line="280"/>
+              <w:jc w:val="left"/>
+            </w:pPr>
+            <w:r>
+              <w:rPr>
+                <w:rFonts w:ascii="Times New Roman" w:eastAsia="宋体" w:hAnsi="Times New Roman"/>
+                <w:b w:val="false"/>
+                <w:bCs w:val="false"/>
+                <w:strike w:val="false"/>
+                <w:color w:val="000000"/>
+                <w:sz w:val="18"/>
+                <w:szCs w:val="18"/>
+              </w:rPr>
+              <w:t xml:space="preserve">PCR4文库制备区</w:t>
+            </w:r>
+          </w:p>
+        </w:tc>
+        <w:tc>
+          <w:tcPr>
+            <w:tcW w:type="dxa" w:w="2200"/>
+            <w:tcBorders>
+              <w:top w:val="none" w:color="FFFFFF" w:sz="0"/>
+              <w:left w:val="none" w:color="FFFFFF" w:sz="0"/>
+              <w:bottom w:val="single" w:color="BFBFBF" w:sz="2"/>
+              <w:right w:val="none" w:color="FFFFFF" w:sz="0"/>
+            </w:tcBorders>
+            <w:shd w:fill="FFE9D6" w:color="auto" w:val="clear"/>
+            <w:tcMar>
+              <w:top w:type="dxa" w:w="60"/>
+              <w:left w:type="dxa" w:w="90"/>
+              <w:bottom w:type="dxa" w:w="60"/>
+              <w:right w:type="dxa" w:w="90"/>
+            </w:tcMar>
+            <w:vAlign w:val="top"/>
+          </w:tcPr>
+          <w:p>
+            <w:pPr>
+              <w:spacing w:line="280"/>
+              <w:jc w:val="left"/>
+            </w:pPr>
+            <w:r>
+              <w:rPr>
+                <w:rFonts w:ascii="Times New Roman" w:eastAsia="宋体" w:hAnsi="Times New Roman"/>
+                <w:b w:val="false"/>
+                <w:bCs w:val="false"/>
+                <w:strike w:val="false"/>
+                <w:color w:val="000000"/>
+                <w:sz w:val="18"/>
+                <w:szCs w:val="18"/>
+              </w:rPr>
+              <w:t xml:space="preserve">计时器</w:t>
+            </w:r>
+          </w:p>
+        </w:tc>
+        <w:tc>
+          <w:tcPr>
+            <w:tcW w:type="dxa" w:w="620"/>
+            <w:tcBorders>
+              <w:top w:val="none" w:color="FFFFFF" w:sz="0"/>
+              <w:left w:val="none" w:color="FFFFFF" w:sz="0"/>
+              <w:bottom w:val="single" w:color="BFBFBF" w:sz="2"/>
+              <w:right w:val="none" w:color="FFFFFF" w:sz="0"/>
+            </w:tcBorders>
+            <w:shd w:fill="FFE9D6" w:color="auto" w:val="clear"/>
+            <w:tcMar>
+              <w:top w:type="dxa" w:w="60"/>
+              <w:left w:type="dxa" w:w="90"/>
+              <w:bottom w:type="dxa" w:w="60"/>
+              <w:right w:type="dxa" w:w="90"/>
+            </w:tcMar>
+            <w:vAlign w:val="top"/>
+          </w:tcPr>
+          <w:p>
+            <w:pPr>
+              <w:spacing w:line="280"/>
+              <w:jc w:val="center"/>
+            </w:pPr>
+            <w:r>
+              <w:rPr>
+                <w:rFonts w:ascii="Times New Roman" w:eastAsia="宋体" w:hAnsi="Times New Roman"/>
+                <w:b w:val="false"/>
+                <w:bCs w:val="false"/>
+                <w:strike w:val="false"/>
+                <w:color w:val="000000"/>
+                <w:sz w:val="18"/>
+                <w:szCs w:val="18"/>
+              </w:rPr>
+              <w:t xml:space="preserve">1</w:t>
+            </w:r>
+          </w:p>
+        </w:tc>
+        <w:tc>
+          <w:tcPr>
+            <w:tcW w:type="dxa" w:w="2100"/>
+            <w:tcBorders>
+              <w:top w:val="none" w:color="FFFFFF" w:sz="0"/>
+              <w:left w:val="none" w:color="FFFFFF" w:sz="0"/>
+              <w:bottom w:val="single" w:color="BFBFBF" w:sz="2"/>
+              <w:right w:val="none" w:color="FFFFFF" w:sz="0"/>
+            </w:tcBorders>
+            <w:shd w:fill="FFE9D6" w:color="auto" w:val="clear"/>
+            <w:tcMar>
+              <w:top w:type="dxa" w:w="60"/>
+              <w:left w:type="dxa" w:w="90"/>
+              <w:bottom w:type="dxa" w:w="60"/>
+              <w:right w:type="dxa" w:w="90"/>
+            </w:tcMar>
+            <w:vAlign w:val="top"/>
+          </w:tcPr>
+          <w:p>
+            <w:pPr>
+              <w:spacing w:line="280"/>
+              <w:jc w:val="left"/>
+            </w:pPr>
+            <w:r>
+              <w:rPr>
+                <w:rFonts w:ascii="Times New Roman" w:eastAsia="宋体" w:hAnsi="Times New Roman"/>
+                <w:b w:val="false"/>
+                <w:bCs w:val="false"/>
+                <w:strike w:val="false"/>
+                <w:color w:val="000000"/>
+                <w:sz w:val="18"/>
+                <w:szCs w:val="18"/>
+              </w:rPr>
+              <w:t xml:space="preserve">得力</w:t>
+            </w:r>
+          </w:p>
+        </w:tc>
+        <w:tc>
+          <w:tcPr>
+            <w:tcW w:type="dxa" w:w="2740"/>
+            <w:tcBorders>
+              <w:top w:val="none" w:color="FFFFFF" w:sz="0"/>
+              <w:left w:val="none" w:color="FFFFFF" w:sz="0"/>
+              <w:bottom w:val="single" w:color="BFBFBF" w:sz="2"/>
+              <w:right w:val="none" w:color="FFFFFF" w:sz="0"/>
+            </w:tcBorders>
+            <w:shd w:fill="FFE9D6" w:color="auto" w:val="clear"/>
+            <w:tcMar>
+              <w:top w:type="dxa" w:w="60"/>
+              <w:left w:type="dxa" w:w="90"/>
+              <w:bottom w:type="dxa" w:w="60"/>
+              <w:right w:type="dxa" w:w="90"/>
+            </w:tcMar>
+            <w:vAlign w:val="top"/>
+          </w:tcPr>
+          <w:p>
+            <w:pPr>
+              <w:spacing w:line="280"/>
+              <w:jc w:val="left"/>
+            </w:pPr>
+            <w:r>
+              <w:rPr>
+                <w:rFonts w:ascii="Times New Roman" w:eastAsia="宋体" w:hAnsi="Times New Roman"/>
+                <w:b w:val="false"/>
+                <w:bCs w:val="false"/>
+                <w:strike w:val="false"/>
+                <w:color w:val="000000"/>
+                <w:sz w:val="18"/>
+                <w:szCs w:val="18"/>
+              </w:rPr>
+              <w:t xml:space="preserve">—</w:t>
+            </w:r>
+          </w:p>
+        </w:tc>
+      </w:tr>
+      <w:tr>
+        <w:tc>
+          <w:tcPr>
+            <w:tcW w:type="dxa" w:w="2200"/>
+            <w:tcBorders>
+              <w:top w:val="none" w:color="FFFFFF" w:sz="0"/>
+              <w:left w:val="none" w:color="FFFFFF" w:sz="0"/>
+              <w:bottom w:val="single" w:color="BFBFBF" w:sz="2"/>
+              <w:right w:val="none" w:color="FFFFFF" w:sz="0"/>
+            </w:tcBorders>
+            <w:shd w:fill="FFE9D6" w:color="auto" w:val="clear"/>
+            <w:tcMar>
+              <w:top w:type="dxa" w:w="60"/>
+              <w:left w:type="dxa" w:w="90"/>
+              <w:bottom w:type="dxa" w:w="60"/>
+              <w:right w:type="dxa" w:w="90"/>
+            </w:tcMar>
+            <w:vAlign w:val="top"/>
+          </w:tcPr>
+          <w:p>
+            <w:pPr>
+              <w:spacing w:line="280"/>
+              <w:jc w:val="left"/>
+            </w:pPr>
+            <w:r>
+              <w:rPr>
+                <w:rFonts w:ascii="Times New Roman" w:eastAsia="宋体" w:hAnsi="Times New Roman"/>
+                <w:b w:val="false"/>
+                <w:bCs w:val="false"/>
+                <w:strike w:val="false"/>
+                <w:color w:val="000000"/>
+                <w:sz w:val="18"/>
+                <w:szCs w:val="18"/>
+              </w:rPr>
+              <w:t xml:space="preserve">PCR4文库制备区</w:t>
+            </w:r>
+          </w:p>
+        </w:tc>
+        <w:tc>
+          <w:tcPr>
+            <w:tcW w:type="dxa" w:w="2200"/>
+            <w:tcBorders>
+              <w:top w:val="none" w:color="FFFFFF" w:sz="0"/>
+              <w:left w:val="none" w:color="FFFFFF" w:sz="0"/>
+              <w:bottom w:val="single" w:color="BFBFBF" w:sz="2"/>
+              <w:right w:val="none" w:color="FFFFFF" w:sz="0"/>
+            </w:tcBorders>
+            <w:shd w:fill="FFE9D6" w:color="auto" w:val="clear"/>
+            <w:tcMar>
+              <w:top w:type="dxa" w:w="60"/>
+              <w:left w:type="dxa" w:w="90"/>
+              <w:bottom w:type="dxa" w:w="60"/>
+              <w:right w:type="dxa" w:w="90"/>
+            </w:tcMar>
+            <w:vAlign w:val="top"/>
+          </w:tcPr>
+          <w:p>
+            <w:pPr>
+              <w:spacing w:line="280"/>
+              <w:jc w:val="left"/>
+            </w:pPr>
+            <w:r>
+              <w:rPr>
+                <w:rFonts w:ascii="Times New Roman" w:eastAsia="宋体" w:hAnsi="Times New Roman"/>
+                <w:b w:val="false"/>
+                <w:bCs w:val="false"/>
+                <w:strike w:val="false"/>
+                <w:color w:val="000000"/>
+                <w:sz w:val="18"/>
+                <w:szCs w:val="18"/>
+              </w:rPr>
+              <w:t xml:space="preserve">温湿度计</w:t>
+            </w:r>
+          </w:p>
+        </w:tc>
+        <w:tc>
+          <w:tcPr>
+            <w:tcW w:type="dxa" w:w="620"/>
+            <w:tcBorders>
+              <w:top w:val="none" w:color="FFFFFF" w:sz="0"/>
+              <w:left w:val="none" w:color="FFFFFF" w:sz="0"/>
+              <w:bottom w:val="single" w:color="BFBFBF" w:sz="2"/>
+              <w:right w:val="none" w:color="FFFFFF" w:sz="0"/>
+            </w:tcBorders>
+            <w:shd w:fill="FFE9D6" w:color="auto" w:val="clear"/>
+            <w:tcMar>
+              <w:top w:type="dxa" w:w="60"/>
+              <w:left w:type="dxa" w:w="90"/>
+              <w:bottom w:type="dxa" w:w="60"/>
+              <w:right w:type="dxa" w:w="90"/>
+            </w:tcMar>
+            <w:vAlign w:val="top"/>
+          </w:tcPr>
+          <w:p>
+            <w:pPr>
+              <w:spacing w:line="280"/>
+              <w:jc w:val="center"/>
+            </w:pPr>
+            <w:r>
+              <w:rPr>
+                <w:rFonts w:ascii="Times New Roman" w:eastAsia="宋体" w:hAnsi="Times New Roman"/>
+                <w:b w:val="false"/>
+                <w:bCs w:val="false"/>
+                <w:strike w:val="false"/>
+                <w:color w:val="000000"/>
+                <w:sz w:val="18"/>
+                <w:szCs w:val="18"/>
+              </w:rPr>
+              <w:t xml:space="preserve">1</w:t>
+            </w:r>
+          </w:p>
+        </w:tc>
+        <w:tc>
+          <w:tcPr>
+            <w:tcW w:type="dxa" w:w="2100"/>
+            <w:tcBorders>
+              <w:top w:val="none" w:color="FFFFFF" w:sz="0"/>
+              <w:left w:val="none" w:color="FFFFFF" w:sz="0"/>
+              <w:bottom w:val="single" w:color="BFBFBF" w:sz="2"/>
+              <w:right w:val="none" w:color="FFFFFF" w:sz="0"/>
+            </w:tcBorders>
+            <w:shd w:fill="FFE9D6" w:color="auto" w:val="clear"/>
+            <w:tcMar>
+              <w:top w:type="dxa" w:w="60"/>
+              <w:left w:type="dxa" w:w="90"/>
+              <w:bottom w:type="dxa" w:w="60"/>
+              <w:right w:type="dxa" w:w="90"/>
+            </w:tcMar>
+            <w:vAlign w:val="top"/>
+          </w:tcPr>
+          <w:p>
+            <w:pPr>
+              <w:spacing w:line="280"/>
+              <w:jc w:val="left"/>
+            </w:pPr>
+            <w:r>
+              <w:rPr>
+                <w:rFonts w:ascii="Times New Roman" w:eastAsia="宋体" w:hAnsi="Times New Roman"/>
+                <w:b w:val="false"/>
+                <w:bCs w:val="false"/>
+                <w:strike w:val="false"/>
+                <w:color w:val="000000"/>
+                <w:sz w:val="18"/>
+                <w:szCs w:val="18"/>
+              </w:rPr>
+              <w:t xml:space="preserve">雨花泽</w:t>
+            </w:r>
+          </w:p>
+        </w:tc>
+        <w:tc>
+          <w:tcPr>
+            <w:tcW w:type="dxa" w:w="2740"/>
+            <w:tcBorders>
+              <w:top w:val="none" w:color="FFFFFF" w:sz="0"/>
+              <w:left w:val="none" w:color="FFFFFF" w:sz="0"/>
+              <w:bottom w:val="single" w:color="BFBFBF" w:sz="2"/>
+              <w:right w:val="none" w:color="FFFFFF" w:sz="0"/>
+            </w:tcBorders>
+            <w:shd w:fill="FFE9D6" w:color="auto" w:val="clear"/>
+            <w:tcMar>
+              <w:top w:type="dxa" w:w="60"/>
+              <w:left w:type="dxa" w:w="90"/>
+              <w:bottom w:type="dxa" w:w="60"/>
+              <w:right w:type="dxa" w:w="90"/>
+            </w:tcMar>
+            <w:vAlign w:val="top"/>
+          </w:tcPr>
+          <w:p>
+            <w:pPr>
+              <w:spacing w:line="280"/>
+              <w:jc w:val="left"/>
+            </w:pPr>
+            <w:r>
+              <w:rPr>
+                <w:rFonts w:ascii="Times New Roman" w:eastAsia="宋体" w:hAnsi="Times New Roman"/>
+                <w:b w:val="false"/>
+                <w:bCs w:val="false"/>
+                <w:strike w:val="false"/>
+                <w:color w:val="000000"/>
+                <w:sz w:val="18"/>
+                <w:szCs w:val="18"/>
+              </w:rPr>
+              <w:t xml:space="preserve">YHZ-90191</w:t>
+            </w:r>
+          </w:p>
+        </w:tc>
+      </w:tr>
+      <w:tr>
+        <w:tc>
+          <w:tcPr>
+            <w:tcW w:type="dxa" w:w="2200"/>
+            <w:tcBorders>
+              <w:top w:val="none" w:color="FFFFFF" w:sz="0"/>
+              <w:left w:val="none" w:color="FFFFFF" w:sz="0"/>
+              <w:bottom w:val="single" w:color="BFBFBF" w:sz="2"/>
+              <w:right w:val="none" w:color="FFFFFF" w:sz="0"/>
+            </w:tcBorders>
+            <w:shd w:fill="FFE9D6" w:color="auto" w:val="clear"/>
+            <w:tcMar>
+              <w:top w:type="dxa" w:w="60"/>
+              <w:left w:type="dxa" w:w="90"/>
+              <w:bottom w:type="dxa" w:w="60"/>
+              <w:right w:type="dxa" w:w="90"/>
+            </w:tcMar>
+            <w:vAlign w:val="top"/>
+          </w:tcPr>
+          <w:p>
+            <w:pPr>
+              <w:spacing w:line="280"/>
+              <w:jc w:val="left"/>
+            </w:pPr>
+            <w:r>
+              <w:rPr>
+                <w:rFonts w:ascii="Times New Roman" w:eastAsia="宋体" w:hAnsi="Times New Roman"/>
+                <w:b w:val="false"/>
+                <w:bCs w:val="false"/>
+                <w:strike w:val="false"/>
+                <w:color w:val="000000"/>
+                <w:sz w:val="18"/>
+                <w:szCs w:val="18"/>
+              </w:rPr>
+              <w:t xml:space="preserve">PCR4文库制备区</w:t>
+            </w:r>
+          </w:p>
+        </w:tc>
+        <w:tc>
+          <w:tcPr>
+            <w:tcW w:type="dxa" w:w="2200"/>
+            <w:tcBorders>
+              <w:top w:val="none" w:color="FFFFFF" w:sz="0"/>
+              <w:left w:val="none" w:color="FFFFFF" w:sz="0"/>
+              <w:bottom w:val="single" w:color="BFBFBF" w:sz="2"/>
+              <w:right w:val="none" w:color="FFFFFF" w:sz="0"/>
+            </w:tcBorders>
+            <w:shd w:fill="FFE9D6" w:color="auto" w:val="clear"/>
+            <w:tcMar>
+              <w:top w:type="dxa" w:w="60"/>
+              <w:left w:type="dxa" w:w="90"/>
+              <w:bottom w:type="dxa" w:w="60"/>
+              <w:right w:type="dxa" w:w="90"/>
+            </w:tcMar>
+            <w:vAlign w:val="top"/>
+          </w:tcPr>
+          <w:p>
+            <w:pPr>
+              <w:spacing w:line="280"/>
+              <w:jc w:val="left"/>
+            </w:pPr>
+            <w:r>
+              <w:rPr>
+                <w:rFonts w:ascii="Times New Roman" w:eastAsia="宋体" w:hAnsi="Times New Roman"/>
+                <w:b w:val="false"/>
+                <w:bCs w:val="false"/>
+                <w:strike w:val="false"/>
+                <w:color w:val="000000"/>
+                <w:sz w:val="18"/>
+                <w:szCs w:val="18"/>
+              </w:rPr>
+              <w:t xml:space="preserve">生物安全柜（A2型）</w:t>
+            </w:r>
+          </w:p>
+        </w:tc>
+        <w:tc>
+          <w:tcPr>
+            <w:tcW w:type="dxa" w:w="620"/>
+            <w:tcBorders>
+              <w:top w:val="none" w:color="FFFFFF" w:sz="0"/>
+              <w:left w:val="none" w:color="FFFFFF" w:sz="0"/>
+              <w:bottom w:val="single" w:color="BFBFBF" w:sz="2"/>
+              <w:right w:val="none" w:color="FFFFFF" w:sz="0"/>
+            </w:tcBorders>
+            <w:shd w:fill="FFE9D6" w:color="auto" w:val="clear"/>
+            <w:tcMar>
+              <w:top w:type="dxa" w:w="60"/>
+              <w:left w:type="dxa" w:w="90"/>
+              <w:bottom w:type="dxa" w:w="60"/>
+              <w:right w:type="dxa" w:w="90"/>
+            </w:tcMar>
+            <w:vAlign w:val="top"/>
+          </w:tcPr>
+          <w:p>
+            <w:pPr>
+              <w:spacing w:line="280"/>
+              <w:jc w:val="center"/>
+            </w:pPr>
+            <w:r>
+              <w:rPr>
+                <w:rFonts w:ascii="Times New Roman" w:eastAsia="宋体" w:hAnsi="Times New Roman"/>
+                <w:b w:val="false"/>
+                <w:bCs w:val="false"/>
+                <w:strike w:val="false"/>
+                <w:color w:val="000000"/>
+                <w:sz w:val="18"/>
+                <w:szCs w:val="18"/>
+              </w:rPr>
+              <w:t xml:space="preserve">1</w:t>
+            </w:r>
+          </w:p>
+        </w:tc>
+        <w:tc>
+          <w:tcPr>
+            <w:tcW w:type="dxa" w:w="2100"/>
+            <w:tcBorders>
+              <w:top w:val="none" w:color="FFFFFF" w:sz="0"/>
+              <w:left w:val="none" w:color="FFFFFF" w:sz="0"/>
+              <w:bottom w:val="single" w:color="BFBFBF" w:sz="2"/>
+              <w:right w:val="none" w:color="FFFFFF" w:sz="0"/>
+            </w:tcBorders>
+            <w:shd w:fill="FFE9D6" w:color="auto" w:val="clear"/>
+            <w:tcMar>
+              <w:top w:type="dxa" w:w="60"/>
+              <w:left w:type="dxa" w:w="90"/>
+              <w:bottom w:type="dxa" w:w="60"/>
+              <w:right w:type="dxa" w:w="90"/>
+            </w:tcMar>
+            <w:vAlign w:val="top"/>
+          </w:tcPr>
+          <w:p>
+            <w:pPr>
+              <w:spacing w:line="280"/>
+              <w:jc w:val="left"/>
+            </w:pPr>
+            <w:r>
+              <w:rPr>
+                <w:rFonts w:ascii="Times New Roman" w:eastAsia="宋体" w:hAnsi="Times New Roman"/>
+                <w:b w:val="false"/>
+                <w:bCs w:val="false"/>
+                <w:strike w:val="false"/>
+                <w:color w:val="000000"/>
+                <w:sz w:val="18"/>
+                <w:szCs w:val="18"/>
+              </w:rPr>
+              <w:t xml:space="preserve">苏净安泰</w:t>
+            </w:r>
+          </w:p>
+        </w:tc>
+        <w:tc>
+          <w:tcPr>
+            <w:tcW w:type="dxa" w:w="2740"/>
+            <w:tcBorders>
+              <w:top w:val="none" w:color="FFFFFF" w:sz="0"/>
+              <w:left w:val="none" w:color="FFFFFF" w:sz="0"/>
+              <w:bottom w:val="single" w:color="BFBFBF" w:sz="2"/>
+              <w:right w:val="none" w:color="FFFFFF" w:sz="0"/>
+            </w:tcBorders>
+            <w:shd w:fill="FFE9D6" w:color="auto" w:val="clear"/>
+            <w:tcMar>
+              <w:top w:type="dxa" w:w="60"/>
+              <w:left w:type="dxa" w:w="90"/>
+              <w:bottom w:type="dxa" w:w="60"/>
+              <w:right w:type="dxa" w:w="90"/>
+            </w:tcMar>
+            <w:vAlign w:val="top"/>
+          </w:tcPr>
+          <w:p>
+            <w:pPr>
+              <w:spacing w:line="280"/>
+              <w:jc w:val="left"/>
+            </w:pPr>
+            <w:r>
+              <w:rPr>
+                <w:rFonts w:ascii="Times New Roman" w:eastAsia="宋体" w:hAnsi="Times New Roman"/>
+                <w:b w:val="false"/>
+                <w:bCs w:val="false"/>
+                <w:strike w:val="false"/>
+                <w:color w:val="000000"/>
+                <w:sz w:val="18"/>
+                <w:szCs w:val="18"/>
+              </w:rPr>
+              <w:t xml:space="preserve">BSC-1304ⅡA2</w:t>
+            </w:r>
+          </w:p>
+        </w:tc>
+      </w:tr>
+      <w:tr>
+        <w:tc>
+          <w:tcPr>
+            <w:tcW w:type="dxa" w:w="2200"/>
+            <w:tcBorders>
+              <w:top w:val="none" w:color="FFFFFF" w:sz="0"/>
+              <w:left w:val="none" w:color="FFFFFF" w:sz="0"/>
+              <w:bottom w:val="single" w:color="000000" w:sz="12"/>
+              <w:right w:val="none" w:color="FFFFFF" w:sz="0"/>
+            </w:tcBorders>
+            <w:shd w:fill="FFE9D6" w:color="auto" w:val="clear"/>
+            <w:tcMar>
+              <w:top w:type="dxa" w:w="60"/>
+              <w:left w:type="dxa" w:w="90"/>
+              <w:bottom w:type="dxa" w:w="60"/>
+              <w:right w:type="dxa" w:w="90"/>
+            </w:tcMar>
+            <w:vAlign w:val="top"/>
+          </w:tcPr>
+          <w:p>
+            <w:pPr>
+              <w:spacing w:line="280"/>
+              <w:jc w:val="left"/>
+            </w:pPr>
+            <w:r>
+              <w:rPr>
+                <w:rFonts w:ascii="Times New Roman" w:eastAsia="宋体" w:hAnsi="Times New Roman"/>
+                <w:b w:val="false"/>
+                <w:bCs w:val="false"/>
+                <w:strike w:val="false"/>
+                <w:color w:val="000000"/>
+                <w:sz w:val="18"/>
+                <w:szCs w:val="18"/>
+              </w:rPr>
+              <w:t xml:space="preserve">PCR5扩增一区</w:t>
+            </w:r>
+          </w:p>
+        </w:tc>
+        <w:tc>
+          <w:tcPr>
+            <w:tcW w:type="dxa" w:w="2200"/>
+            <w:tcBorders>
+              <w:top w:val="none" w:color="FFFFFF" w:sz="0"/>
+              <w:left w:val="none" w:color="FFFFFF" w:sz="0"/>
+              <w:bottom w:val="single" w:color="000000" w:sz="12"/>
+              <w:right w:val="none" w:color="FFFFFF" w:sz="0"/>
+            </w:tcBorders>
+            <w:shd w:fill="FFE9D6" w:color="auto" w:val="clear"/>
+            <w:tcMar>
+              <w:top w:type="dxa" w:w="60"/>
+              <w:left w:type="dxa" w:w="90"/>
+              <w:bottom w:type="dxa" w:w="60"/>
+              <w:right w:type="dxa" w:w="90"/>
+            </w:tcMar>
+            <w:vAlign w:val="top"/>
+          </w:tcPr>
+          <w:p>
+            <w:pPr>
+              <w:spacing w:line="280"/>
+              <w:jc w:val="left"/>
+            </w:pPr>
+            <w:r>
+              <w:rPr>
+                <w:rFonts w:ascii="Times New Roman" w:eastAsia="宋体" w:hAnsi="Times New Roman"/>
+                <w:b w:val="false"/>
+                <w:bCs w:val="false"/>
+                <w:strike w:val="false"/>
+                <w:color w:val="000000"/>
+                <w:sz w:val="18"/>
+                <w:szCs w:val="18"/>
+              </w:rPr>
+              <w:t xml:space="preserve">计时器</w:t>
+            </w:r>
+          </w:p>
+        </w:tc>
+        <w:tc>
+          <w:tcPr>
+            <w:tcW w:type="dxa" w:w="620"/>
+            <w:tcBorders>
+              <w:top w:val="none" w:color="FFFFFF" w:sz="0"/>
+              <w:left w:val="none" w:color="FFFFFF" w:sz="0"/>
+              <w:bottom w:val="single" w:color="000000" w:sz="12"/>
+              <w:right w:val="none" w:color="FFFFFF" w:sz="0"/>
+            </w:tcBorders>
+            <w:shd w:fill="FFE9D6" w:color="auto" w:val="clear"/>
+            <w:tcMar>
+              <w:top w:type="dxa" w:w="60"/>
+              <w:left w:type="dxa" w:w="90"/>
+              <w:bottom w:type="dxa" w:w="60"/>
+              <w:right w:type="dxa" w:w="90"/>
+            </w:tcMar>
+            <w:vAlign w:val="top"/>
+          </w:tcPr>
+          <w:p>
+            <w:pPr>
+              <w:spacing w:line="280"/>
+              <w:jc w:val="center"/>
+            </w:pPr>
+            <w:r>
+              <w:rPr>
+                <w:rFonts w:ascii="Times New Roman" w:eastAsia="宋体" w:hAnsi="Times New Roman"/>
+                <w:b w:val="false"/>
+                <w:bCs w:val="false"/>
+                <w:strike w:val="false"/>
+                <w:color w:val="000000"/>
+                <w:sz w:val="18"/>
+                <w:szCs w:val="18"/>
+              </w:rPr>
+              <w:t xml:space="preserve">1</w:t>
+            </w:r>
+          </w:p>
+        </w:tc>
+        <w:tc>
+          <w:tcPr>
+            <w:tcW w:type="dxa" w:w="2100"/>
+            <w:tcBorders>
+              <w:top w:val="none" w:color="FFFFFF" w:sz="0"/>
+              <w:left w:val="none" w:color="FFFFFF" w:sz="0"/>
+              <w:bottom w:val="single" w:color="000000" w:sz="12"/>
+              <w:right w:val="none" w:color="FFFFFF" w:sz="0"/>
+            </w:tcBorders>
+            <w:shd w:fill="FFE9D6" w:color="auto" w:val="clear"/>
+            <w:tcMar>
+              <w:top w:type="dxa" w:w="60"/>
+              <w:left w:type="dxa" w:w="90"/>
+              <w:bottom w:type="dxa" w:w="60"/>
+              <w:right w:type="dxa" w:w="90"/>
+            </w:tcMar>
+            <w:vAlign w:val="top"/>
+          </w:tcPr>
+          <w:p>
+            <w:pPr>
+              <w:spacing w:line="280"/>
+              <w:jc w:val="left"/>
+            </w:pPr>
+            <w:r>
+              <w:rPr>
+                <w:rFonts w:ascii="Times New Roman" w:eastAsia="宋体" w:hAnsi="Times New Roman"/>
+                <w:b w:val="false"/>
+                <w:bCs w:val="false"/>
+                <w:strike w:val="false"/>
+                <w:color w:val="000000"/>
+                <w:sz w:val="18"/>
+                <w:szCs w:val="18"/>
+              </w:rPr>
+              <w:t xml:space="preserve">得力</w:t>
+            </w:r>
+          </w:p>
+        </w:tc>
+        <w:tc>
+          <w:tcPr>
+            <w:tcW w:type="dxa" w:w="2740"/>
+            <w:tcBorders>
+              <w:top w:val="none" w:color="FFFFFF" w:sz="0"/>
+              <w:left w:val="none" w:color="FFFFFF" w:sz="0"/>
+              <w:bottom w:val="single" w:color="000000" w:sz="12"/>
+              <w:right w:val="none" w:color="FFFFFF" w:sz="0"/>
+            </w:tcBorders>
+            <w:shd w:fill="FFE9D6" w:color="auto" w:val="clear"/>
+            <w:tcMar>
+              <w:top w:type="dxa" w:w="60"/>
+              <w:left w:type="dxa" w:w="90"/>
+              <w:bottom w:type="dxa" w:w="60"/>
+              <w:right w:type="dxa" w:w="90"/>
+            </w:tcMar>
+            <w:vAlign w:val="top"/>
+          </w:tcPr>
+          <w:p>
+            <w:pPr>
+              <w:spacing w:line="280"/>
+              <w:jc w:val="left"/>
+            </w:pPr>
+            <w:r>
+              <w:rPr>
+                <w:rFonts w:ascii="Times New Roman" w:eastAsia="宋体" w:hAnsi="Times New Roman"/>
+                <w:b w:val="false"/>
+                <w:bCs w:val="false"/>
+                <w:strike w:val="false"/>
+                <w:color w:val="000000"/>
+                <w:sz w:val="18"/>
+                <w:szCs w:val="18"/>
+              </w:rPr>
+              <w:t xml:space="preserve">—</w:t>
+            </w:r>
+          </w:p>
+        </w:tc>
+      </w:tr>
+    </w:tbl>
+    <w:p>
+      <w:pPr>
+        <w:spacing w:after="100" w:line="380"/>
+        <w:ind w:left="0" w:firstLine="420"/>
+        <w:jc w:val="both"/>
+      </w:pPr>
+      <w:r>
+        <w:rPr>
+          <w:rFonts w:ascii="Times New Roman" w:eastAsia="宋体" w:hAnsi="Times New Roman"/>
+          <w:b w:val="false"/>
+          <w:bCs w:val="false"/>
+          <w:color w:val="000000"/>
+          <w:sz w:val="19"/>
+          <w:szCs w:val="19"/>
+        </w:rPr>
+        <w:t xml:space="preserve">另：PCR4 的生物安全柜（A2 型）用途列为空；PCR6 与 PCR7 表内各有一整行空行，本对照稿已跳过，故行数按 70 行计。</w:t>
+      </w:r>
+    </w:p>
     <w:p>
       <w:pPr>
         <w:spacing w:before="400" w:line="380"/>
